--- a/Together-Homecare-Spec.docx
+++ b/Together-Homecare-Spec.docx
@@ -66,7 +66,7 @@
           <w:sz w:val="22"/>
           <w:szCs w:val="22"/>
         </w:rPr>
-        <w:t xml:space="preserve">Next.js (Vercel) + Supabase</w:t>
+        <w:t xml:space="preserve">Next.js (Vercel) + Supabase (Postgres, Auth, Realtime, Storage)</w:t>
       </w:r>
     </w:p>
     <w:p>
@@ -94,6 +94,8 @@
           <w:b/>
           <w:bCs/>
           <w:color w:val="ac6b75"/>
+          <w:sz w:val="32"/>
+          <w:szCs w:val="32"/>
         </w:rPr>
         <w:t xml:space="preserve">1. Overview</w:t>
       </w:r>
@@ -156,6 +158,8 @@
           <w:b/>
           <w:bCs/>
           <w:color w:val="ac6b75"/>
+          <w:sz w:val="32"/>
+          <w:szCs w:val="32"/>
         </w:rPr>
         <w:t xml:space="preserve">2. Brand Identity</w:t>
       </w:r>
@@ -395,6 +399,8 @@
           <w:b/>
           <w:bCs/>
           <w:color w:val="ac6b75"/>
+          <w:sz w:val="32"/>
+          <w:szCs w:val="32"/>
         </w:rPr>
         <w:t xml:space="preserve">3. User Roles &amp; Authentication</w:t>
       </w:r>
@@ -410,6 +416,8 @@
           <w:b/>
           <w:bCs/>
           <w:color w:val="a76d83"/>
+          <w:sz w:val="26"/>
+          <w:szCs w:val="26"/>
         </w:rPr>
         <w:t xml:space="preserve">Role Hierarchy</w:t>
       </w:r>
@@ -417,7 +425,7 @@
     <w:p>
       <w:pPr>
         <w:shd w:fill="f0eff5" w:val="clear"/>
-        <w:spacing w:after="80" w:before="80"/>
+        <w:spacing w:after="40" w:before="40"/>
         <w:ind w:left="240"/>
       </w:pPr>
       <w:r>
@@ -433,7 +441,7 @@
     <w:p>
       <w:pPr>
         <w:shd w:fill="f0eff5" w:val="clear"/>
-        <w:spacing w:after="80" w:before="80"/>
+        <w:spacing w:after="40" w:before="40"/>
         <w:ind w:left="240"/>
       </w:pPr>
       <w:r>
@@ -449,7 +457,7 @@
     <w:p>
       <w:pPr>
         <w:shd w:fill="f0eff5" w:val="clear"/>
-        <w:spacing w:after="80" w:before="80"/>
+        <w:spacing w:after="40" w:before="40"/>
         <w:ind w:left="240"/>
       </w:pPr>
       <w:r>
@@ -465,7 +473,7 @@
     <w:p>
       <w:pPr>
         <w:shd w:fill="f0eff5" w:val="clear"/>
-        <w:spacing w:after="80" w:before="80"/>
+        <w:spacing w:after="40" w:before="40"/>
         <w:ind w:left="240"/>
       </w:pPr>
       <w:r>
@@ -489,6 +497,8 @@
           <w:b/>
           <w:bCs/>
           <w:color w:val="a76d83"/>
+          <w:sz w:val="26"/>
+          <w:szCs w:val="26"/>
         </w:rPr>
         <w:t xml:space="preserve">Auth Flow</w:t>
       </w:r>
@@ -510,11 +520,22 @@
       <w:r>
         <w:rPr>
           <w:rFonts w:ascii="Calibri" w:cs="Calibri" w:eastAsia="Calibri" w:hAnsi="Calibri"/>
-          <w:color w:val="3d3d3d"/>
-          <w:sz w:val="22"/>
-          <w:szCs w:val="22"/>
-        </w:rPr>
-        <w:t xml:space="preserve">Provider: Supabase Auth (email + password)</w:t>
+          <w:b/>
+          <w:bCs/>
+          <w:color w:val="1a1a1a"/>
+          <w:sz w:val="22"/>
+          <w:szCs w:val="22"/>
+        </w:rPr>
+        <w:t xml:space="preserve">Provider: </w:t>
+      </w:r>
+      <w:r>
+        <w:rPr>
+          <w:rFonts w:ascii="Calibri" w:cs="Calibri" w:eastAsia="Calibri" w:hAnsi="Calibri"/>
+          <w:color w:val="3d3d3d"/>
+          <w:sz w:val="22"/>
+          <w:szCs w:val="22"/>
+        </w:rPr>
+        <w:t xml:space="preserve">Supabase Auth (email + password)</w:t>
       </w:r>
     </w:p>
     <w:p>
@@ -534,11 +555,22 @@
       <w:r>
         <w:rPr>
           <w:rFonts w:ascii="Calibri" w:cs="Calibri" w:eastAsia="Calibri" w:hAnsi="Calibri"/>
-          <w:color w:val="3d3d3d"/>
-          <w:sz w:val="22"/>
-          <w:szCs w:val="22"/>
-        </w:rPr>
-        <w:t xml:space="preserve">Account creation: Admin creates all accounts. No self-registration.</w:t>
+          <w:b/>
+          <w:bCs/>
+          <w:color w:val="1a1a1a"/>
+          <w:sz w:val="22"/>
+          <w:szCs w:val="22"/>
+        </w:rPr>
+        <w:t xml:space="preserve">Account creation: </w:t>
+      </w:r>
+      <w:r>
+        <w:rPr>
+          <w:rFonts w:ascii="Calibri" w:cs="Calibri" w:eastAsia="Calibri" w:hAnsi="Calibri"/>
+          <w:color w:val="3d3d3d"/>
+          <w:sz w:val="22"/>
+          <w:szCs w:val="22"/>
+        </w:rPr>
+        <w:t xml:space="preserve">Admin creates all accounts. No self-registration.</w:t>
       </w:r>
     </w:p>
     <w:p>
@@ -558,11 +590,22 @@
       <w:r>
         <w:rPr>
           <w:rFonts w:ascii="Calibri" w:cs="Calibri" w:eastAsia="Calibri" w:hAnsi="Calibri"/>
-          <w:color w:val="3d3d3d"/>
-          <w:sz w:val="22"/>
-          <w:szCs w:val="22"/>
-        </w:rPr>
-        <w:t xml:space="preserve">Super admin: First account seeded during deployment. Manages admins via Supabase dashboard.</w:t>
+          <w:b/>
+          <w:bCs/>
+          <w:color w:val="1a1a1a"/>
+          <w:sz w:val="22"/>
+          <w:szCs w:val="22"/>
+        </w:rPr>
+        <w:t xml:space="preserve">Super admin: </w:t>
+      </w:r>
+      <w:r>
+        <w:rPr>
+          <w:rFonts w:ascii="Calibri" w:cs="Calibri" w:eastAsia="Calibri" w:hAnsi="Calibri"/>
+          <w:color w:val="3d3d3d"/>
+          <w:sz w:val="22"/>
+          <w:szCs w:val="22"/>
+        </w:rPr>
+        <w:t xml:space="preserve">First account seeded during deployment. Manages admins via Supabase dashboard.</w:t>
       </w:r>
     </w:p>
     <w:p>
@@ -582,11 +625,22 @@
       <w:r>
         <w:rPr>
           <w:rFonts w:ascii="Calibri" w:cs="Calibri" w:eastAsia="Calibri" w:hAnsi="Calibri"/>
-          <w:color w:val="3d3d3d"/>
-          <w:sz w:val="22"/>
-          <w:szCs w:val="22"/>
-        </w:rPr>
-        <w:t xml:space="preserve">Admins: Created by super admin in Supabase. Full portal access.</w:t>
+          <w:b/>
+          <w:bCs/>
+          <w:color w:val="1a1a1a"/>
+          <w:sz w:val="22"/>
+          <w:szCs w:val="22"/>
+        </w:rPr>
+        <w:t xml:space="preserve">Role stored: </w:t>
+      </w:r>
+      <w:r>
+        <w:rPr>
+          <w:rFonts w:ascii="Calibri" w:cs="Calibri" w:eastAsia="Calibri" w:hAnsi="Calibri"/>
+          <w:color w:val="3d3d3d"/>
+          <w:sz w:val="22"/>
+          <w:szCs w:val="22"/>
+        </w:rPr>
+        <w:t xml:space="preserve">profiles.role column (super_admin, admin, caregiver, family)</w:t>
       </w:r>
     </w:p>
     <w:p>
@@ -606,11 +660,22 @@
       <w:r>
         <w:rPr>
           <w:rFonts w:ascii="Calibri" w:cs="Calibri" w:eastAsia="Calibri" w:hAnsi="Calibri"/>
-          <w:color w:val="3d3d3d"/>
-          <w:sz w:val="22"/>
-          <w:szCs w:val="22"/>
-        </w:rPr>
-        <w:t xml:space="preserve">Role stored: profiles.role column (super_admin, admin, caregiver, family)</w:t>
+          <w:b/>
+          <w:bCs/>
+          <w:color w:val="1a1a1a"/>
+          <w:sz w:val="22"/>
+          <w:szCs w:val="22"/>
+        </w:rPr>
+        <w:t xml:space="preserve">First login: </w:t>
+      </w:r>
+      <w:r>
+        <w:rPr>
+          <w:rFonts w:ascii="Calibri" w:cs="Calibri" w:eastAsia="Calibri" w:hAnsi="Calibri"/>
+          <w:color w:val="3d3d3d"/>
+          <w:sz w:val="22"/>
+          <w:szCs w:val="22"/>
+        </w:rPr>
+        <w:t xml:space="preserve">Forced password reset for caregiver/family accounts</w:t>
       </w:r>
     </w:p>
     <w:p>
@@ -630,35 +695,22 @@
       <w:r>
         <w:rPr>
           <w:rFonts w:ascii="Calibri" w:cs="Calibri" w:eastAsia="Calibri" w:hAnsi="Calibri"/>
-          <w:color w:val="3d3d3d"/>
-          <w:sz w:val="22"/>
-          <w:szCs w:val="22"/>
-        </w:rPr>
-        <w:t xml:space="preserve">First login: Forced password reset for caregiver/family accounts</w:t>
-      </w:r>
-    </w:p>
-    <w:p>
-      <w:pPr>
-        <w:spacing w:after="60"/>
-        <w:ind w:left="360"/>
-      </w:pPr>
-      <w:r>
-        <w:rPr>
-          <w:rFonts w:ascii="Calibri" w:cs="Calibri" w:eastAsia="Calibri" w:hAnsi="Calibri"/>
-          <w:color w:val="ac6b75"/>
-          <w:sz w:val="22"/>
-          <w:szCs w:val="22"/>
-        </w:rPr>
-        <w:t xml:space="preserve">•  </w:t>
-      </w:r>
-      <w:r>
-        <w:rPr>
-          <w:rFonts w:ascii="Calibri" w:cs="Calibri" w:eastAsia="Calibri" w:hAnsi="Calibri"/>
-          <w:color w:val="3d3d3d"/>
-          <w:sz w:val="22"/>
-          <w:szCs w:val="22"/>
-        </w:rPr>
-        <w:t xml:space="preserve">4-digit PIN: Set during first login. Used to acknowledge pop-up notices.</w:t>
+          <w:b/>
+          <w:bCs/>
+          <w:color w:val="1a1a1a"/>
+          <w:sz w:val="22"/>
+          <w:szCs w:val="22"/>
+        </w:rPr>
+        <w:t xml:space="preserve">4-digit PIN: </w:t>
+      </w:r>
+      <w:r>
+        <w:rPr>
+          <w:rFonts w:ascii="Calibri" w:cs="Calibri" w:eastAsia="Calibri" w:hAnsi="Calibri"/>
+          <w:color w:val="3d3d3d"/>
+          <w:sz w:val="22"/>
+          <w:szCs w:val="22"/>
+        </w:rPr>
+        <w:t xml:space="preserve">Set during first login. Used to acknowledge pop-up notices.</w:t>
       </w:r>
     </w:p>
     <w:p>
@@ -672,6 +724,8 @@
           <w:b/>
           <w:bCs/>
           <w:color w:val="a76d83"/>
+          <w:sz w:val="26"/>
+          <w:szCs w:val="26"/>
         </w:rPr>
         <w:t xml:space="preserve">Row Level Security (RLS)</w:t>
       </w:r>
@@ -1550,6 +1604,8 @@
           <w:b/>
           <w:bCs/>
           <w:color w:val="ac6b75"/>
+          <w:sz w:val="32"/>
+          <w:szCs w:val="32"/>
         </w:rPr>
         <w:t xml:space="preserve">4. Database Schema</w:t>
       </w:r>
@@ -1565,6 +1621,8 @@
           <w:b/>
           <w:bCs/>
           <w:color w:val="a76d83"/>
+          <w:sz w:val="26"/>
+          <w:szCs w:val="26"/>
         </w:rPr>
         <w:t xml:space="preserve">profiles</w:t>
       </w:r>
@@ -1838,7 +1896,7 @@
                 <w:sz w:val="20"/>
                 <w:szCs w:val="20"/>
               </w:rPr>
-              <w:t xml:space="preserve">First name + last initial (caregiver) or family name</w:t>
+              <w:t xml:space="preserve">First name + last initial or family name</w:t>
             </w:r>
           </w:p>
         </w:tc>
@@ -2024,7 +2082,7 @@
                 <w:sz w:val="20"/>
                 <w:szCs w:val="20"/>
               </w:rPr>
-              <w:t xml:space="preserve">Hashed 4-digit PIN for popup acknowledgment</w:t>
+              <w:t xml:space="preserve">Hashed 4-digit PIN</w:t>
             </w:r>
           </w:p>
         </w:tc>
@@ -2227,6 +2285,8 @@
           <w:b/>
           <w:bCs/>
           <w:color w:val="a76d83"/>
+          <w:sz w:val="26"/>
+          <w:szCs w:val="26"/>
         </w:rPr>
         <w:t xml:space="preserve">caregiver_profiles</w:t>
       </w:r>
@@ -2624,7 +2684,7 @@
                 <w:sz w:val="20"/>
                 <w:szCs w:val="20"/>
               </w:rPr>
-              <w:t xml:space="preserve">Bio / about me</w:t>
+              <w:t xml:space="preserve">Bio</w:t>
             </w:r>
           </w:p>
         </w:tc>
@@ -2872,7 +2932,7 @@
                 <w:sz w:val="20"/>
                 <w:szCs w:val="20"/>
               </w:rPr>
-              <w:t xml:space="preserve">Array of languages spoken</w:t>
+              <w:t xml:space="preserve">Languages spoken</w:t>
             </w:r>
           </w:p>
         </w:tc>
@@ -2934,7 +2994,7 @@
                 <w:sz w:val="20"/>
                 <w:szCs w:val="20"/>
               </w:rPr>
-              <w:t xml:space="preserve">{ "mon": "8am-3pm", "tue": "9am-5pm", ... }</w:t>
+              <w:t xml:space="preserve">{ "mon": "8am-3pm", ... }</w:t>
             </w:r>
           </w:p>
         </w:tc>
@@ -3137,6 +3197,8 @@
           <w:b/>
           <w:bCs/>
           <w:color w:val="a76d83"/>
+          <w:sz w:val="26"/>
+          <w:szCs w:val="26"/>
         </w:rPr>
         <w:t xml:space="preserve">family_profiles</w:t>
       </w:r>
@@ -3675,6 +3737,8 @@
           <w:b/>
           <w:bCs/>
           <w:color w:val="a76d83"/>
+          <w:sz w:val="26"/>
+          <w:szCs w:val="26"/>
         </w:rPr>
         <w:t xml:space="preserve">shifts</w:t>
       </w:r>
@@ -3886,7 +3950,7 @@
                 <w:sz w:val="20"/>
                 <w:szCs w:val="20"/>
               </w:rPr>
-              <w:t xml:space="preserve">Format: CITY_XX (e.g., FREMONT_EW)</w:t>
+              <w:t xml:space="preserve">CITY_XX — auto-generated from initials</w:t>
             </w:r>
           </w:p>
         </w:tc>
@@ -3948,7 +4012,7 @@
                 <w:sz w:val="20"/>
                 <w:szCs w:val="20"/>
               </w:rPr>
-              <w:t xml:space="preserve">ALAMEDA or CONTRA COSTA</w:t>
+              <w:t xml:space="preserve">ALAMEDA, CONTRA COSTA, SAN MATEO, SF, OTHER</w:t>
             </w:r>
           </w:p>
         </w:tc>
@@ -4010,7 +4074,7 @@
                 <w:sz w:val="20"/>
                 <w:szCs w:val="20"/>
               </w:rPr>
-              <w:t xml:space="preserve">City name</w:t>
+              <w:t xml:space="preserve">Derived from address via county map</w:t>
             </w:r>
           </w:p>
         </w:tc>
@@ -4072,7 +4136,7 @@
                 <w:sz w:val="20"/>
                 <w:szCs w:val="20"/>
               </w:rPr>
-              <w:t xml:space="preserve">Human-readable schedule</w:t>
+              <w:t xml:space="preserve">From "Posting Schedule" column</w:t>
             </w:r>
           </w:p>
         </w:tc>
@@ -4134,7 +4198,7 @@
                 <w:sz w:val="20"/>
                 <w:szCs w:val="20"/>
               </w:rPr>
-              <w:t xml:space="preserve">Companion, Personal, Dementia, Mobility, etc.</w:t>
+              <w:t xml:space="preserve">Companion, Personal, Dementia, etc.</w:t>
             </w:r>
           </w:p>
         </w:tc>
@@ -4258,7 +4322,7 @@
                 <w:sz w:val="20"/>
                 <w:szCs w:val="20"/>
               </w:rPr>
-              <w:t xml:space="preserve">Whether shift is still available</w:t>
+              <w:t xml:space="preserve">true = Recruitment; false = Active/filled</w:t>
             </w:r>
           </w:p>
         </w:tc>
@@ -4280,6 +4344,254 @@
                 <w:sz w:val="20"/>
                 <w:szCs w:val="20"/>
               </w:rPr>
+              <w:t xml:space="preserve">source_tab</w:t>
+            </w:r>
+          </w:p>
+        </w:tc>
+        <w:tc>
+          <w:tcPr>
+            <w:tcW w:type="dxa" w:w="3120"/>
+            <w:shd w:fill="f5f0f2" w:val="clear"/>
+          </w:tcPr>
+          <w:p>
+            <w:pPr>
+              <w:spacing w:after="30" w:before="30"/>
+            </w:pPr>
+            <w:r>
+              <w:rPr>
+                <w:rFonts w:ascii="Calibri" w:cs="Calibri" w:eastAsia="Calibri" w:hAnsi="Calibri"/>
+                <w:color w:val="3d3d3d"/>
+                <w:sz w:val="20"/>
+                <w:szCs w:val="20"/>
+              </w:rPr>
+              <w:t xml:space="preserve">text</w:t>
+            </w:r>
+          </w:p>
+        </w:tc>
+        <w:tc>
+          <w:tcPr>
+            <w:tcW w:type="dxa" w:w="3120"/>
+            <w:shd w:fill="f5f0f2" w:val="clear"/>
+          </w:tcPr>
+          <w:p>
+            <w:pPr>
+              <w:spacing w:after="30" w:before="30"/>
+            </w:pPr>
+            <w:r>
+              <w:rPr>
+                <w:rFonts w:ascii="Calibri" w:cs="Calibri" w:eastAsia="Calibri" w:hAnsi="Calibri"/>
+                <w:color w:val="3d3d3d"/>
+                <w:sz w:val="20"/>
+                <w:szCs w:val="20"/>
+              </w:rPr>
+              <w:t xml:space="preserve">RCEB or GGRC</w:t>
+            </w:r>
+          </w:p>
+        </w:tc>
+      </w:tr>
+      <w:tr>
+        <w:tc>
+          <w:tcPr>
+            <w:tcW w:type="dxa" w:w="3120"/>
+            <w:shd w:fill="ffffff" w:val="clear"/>
+          </w:tcPr>
+          <w:p>
+            <w:pPr>
+              <w:spacing w:after="30" w:before="30"/>
+            </w:pPr>
+            <w:r>
+              <w:rPr>
+                <w:rFonts w:ascii="Calibri" w:cs="Calibri" w:eastAsia="Calibri" w:hAnsi="Calibri"/>
+                <w:color w:val="3d3d3d"/>
+                <w:sz w:val="20"/>
+                <w:szCs w:val="20"/>
+              </w:rPr>
+              <w:t xml:space="preserve">source_client_name</w:t>
+            </w:r>
+          </w:p>
+        </w:tc>
+        <w:tc>
+          <w:tcPr>
+            <w:tcW w:type="dxa" w:w="3120"/>
+            <w:shd w:fill="ffffff" w:val="clear"/>
+          </w:tcPr>
+          <w:p>
+            <w:pPr>
+              <w:spacing w:after="30" w:before="30"/>
+            </w:pPr>
+            <w:r>
+              <w:rPr>
+                <w:rFonts w:ascii="Calibri" w:cs="Calibri" w:eastAsia="Calibri" w:hAnsi="Calibri"/>
+                <w:color w:val="3d3d3d"/>
+                <w:sz w:val="20"/>
+                <w:szCs w:val="20"/>
+              </w:rPr>
+              <w:t xml:space="preserve">text</w:t>
+            </w:r>
+          </w:p>
+        </w:tc>
+        <w:tc>
+          <w:tcPr>
+            <w:tcW w:type="dxa" w:w="3120"/>
+            <w:shd w:fill="ffffff" w:val="clear"/>
+          </w:tcPr>
+          <w:p>
+            <w:pPr>
+              <w:spacing w:after="30" w:before="30"/>
+            </w:pPr>
+            <w:r>
+              <w:rPr>
+                <w:rFonts w:ascii="Calibri" w:cs="Calibri" w:eastAsia="Calibri" w:hAnsi="Calibri"/>
+                <w:color w:val="3d3d3d"/>
+                <w:sz w:val="20"/>
+                <w:szCs w:val="20"/>
+              </w:rPr>
+              <w:t xml:space="preserve">Admin-only, never shown to caregivers</w:t>
+            </w:r>
+          </w:p>
+        </w:tc>
+      </w:tr>
+      <w:tr>
+        <w:tc>
+          <w:tcPr>
+            <w:tcW w:type="dxa" w:w="3120"/>
+            <w:shd w:fill="f5f0f2" w:val="clear"/>
+          </w:tcPr>
+          <w:p>
+            <w:pPr>
+              <w:spacing w:after="30" w:before="30"/>
+            </w:pPr>
+            <w:r>
+              <w:rPr>
+                <w:rFonts w:ascii="Calibri" w:cs="Calibri" w:eastAsia="Calibri" w:hAnsi="Calibri"/>
+                <w:color w:val="3d3d3d"/>
+                <w:sz w:val="20"/>
+                <w:szCs w:val="20"/>
+              </w:rPr>
+              <w:t xml:space="preserve">source_status</w:t>
+            </w:r>
+          </w:p>
+        </w:tc>
+        <w:tc>
+          <w:tcPr>
+            <w:tcW w:type="dxa" w:w="3120"/>
+            <w:shd w:fill="f5f0f2" w:val="clear"/>
+          </w:tcPr>
+          <w:p>
+            <w:pPr>
+              <w:spacing w:after="30" w:before="30"/>
+            </w:pPr>
+            <w:r>
+              <w:rPr>
+                <w:rFonts w:ascii="Calibri" w:cs="Calibri" w:eastAsia="Calibri" w:hAnsi="Calibri"/>
+                <w:color w:val="3d3d3d"/>
+                <w:sz w:val="20"/>
+                <w:szCs w:val="20"/>
+              </w:rPr>
+              <w:t xml:space="preserve">text</w:t>
+            </w:r>
+          </w:p>
+        </w:tc>
+        <w:tc>
+          <w:tcPr>
+            <w:tcW w:type="dxa" w:w="3120"/>
+            <w:shd w:fill="f5f0f2" w:val="clear"/>
+          </w:tcPr>
+          <w:p>
+            <w:pPr>
+              <w:spacing w:after="30" w:before="30"/>
+            </w:pPr>
+            <w:r>
+              <w:rPr>
+                <w:rFonts w:ascii="Calibri" w:cs="Calibri" w:eastAsia="Calibri" w:hAnsi="Calibri"/>
+                <w:color w:val="3d3d3d"/>
+                <w:sz w:val="20"/>
+                <w:szCs w:val="20"/>
+              </w:rPr>
+              <w:t xml:space="preserve">Raw status from spreadsheet</w:t>
+            </w:r>
+          </w:p>
+        </w:tc>
+      </w:tr>
+      <w:tr>
+        <w:tc>
+          <w:tcPr>
+            <w:tcW w:type="dxa" w:w="3120"/>
+            <w:shd w:fill="ffffff" w:val="clear"/>
+          </w:tcPr>
+          <w:p>
+            <w:pPr>
+              <w:spacing w:after="30" w:before="30"/>
+            </w:pPr>
+            <w:r>
+              <w:rPr>
+                <w:rFonts w:ascii="Calibri" w:cs="Calibri" w:eastAsia="Calibri" w:hAnsi="Calibri"/>
+                <w:color w:val="3d3d3d"/>
+                <w:sz w:val="20"/>
+                <w:szCs w:val="20"/>
+              </w:rPr>
+              <w:t xml:space="preserve">last_synced_at</w:t>
+            </w:r>
+          </w:p>
+        </w:tc>
+        <w:tc>
+          <w:tcPr>
+            <w:tcW w:type="dxa" w:w="3120"/>
+            <w:shd w:fill="ffffff" w:val="clear"/>
+          </w:tcPr>
+          <w:p>
+            <w:pPr>
+              <w:spacing w:after="30" w:before="30"/>
+            </w:pPr>
+            <w:r>
+              <w:rPr>
+                <w:rFonts w:ascii="Calibri" w:cs="Calibri" w:eastAsia="Calibri" w:hAnsi="Calibri"/>
+                <w:color w:val="3d3d3d"/>
+                <w:sz w:val="20"/>
+                <w:szCs w:val="20"/>
+              </w:rPr>
+              <w:t xml:space="preserve">timestamptz</w:t>
+            </w:r>
+          </w:p>
+        </w:tc>
+        <w:tc>
+          <w:tcPr>
+            <w:tcW w:type="dxa" w:w="3120"/>
+            <w:shd w:fill="ffffff" w:val="clear"/>
+          </w:tcPr>
+          <w:p>
+            <w:pPr>
+              <w:spacing w:after="30" w:before="30"/>
+            </w:pPr>
+            <w:r>
+              <w:rPr>
+                <w:rFonts w:ascii="Calibri" w:cs="Calibri" w:eastAsia="Calibri" w:hAnsi="Calibri"/>
+                <w:color w:val="3d3d3d"/>
+                <w:sz w:val="20"/>
+                <w:szCs w:val="20"/>
+              </w:rPr>
+              <w:t xml:space="preserve">Last sync from Google Sheets</w:t>
+            </w:r>
+          </w:p>
+        </w:tc>
+      </w:tr>
+      <w:tr>
+        <w:tc>
+          <w:tcPr>
+            <w:tcW w:type="dxa" w:w="3120"/>
+            <w:shd w:fill="f5f0f2" w:val="clear"/>
+          </w:tcPr>
+          <w:p>
+            <w:pPr>
+              <w:spacing w:after="30" w:before="30"/>
+            </w:pPr>
+            <w:r>
+              <w:rPr>
+                <w:rFonts w:ascii="Calibri" w:cs="Calibri" w:eastAsia="Calibri" w:hAnsi="Calibri"/>
+                <w:color w:val="3d3d3d"/>
+                <w:sz w:val="20"/>
+                <w:szCs w:val="20"/>
+              </w:rPr>
               <w:t xml:space="preserve">created_by</w:t>
             </w:r>
           </w:p>
@@ -4320,7 +4632,7 @@
                 <w:sz w:val="20"/>
                 <w:szCs w:val="20"/>
               </w:rPr>
-              <w:t xml:space="preserve">References profiles.id (admin)</w:t>
+              <w:t xml:space="preserve">Admin or null if auto-synced</w:t>
             </w:r>
           </w:p>
         </w:tc>
@@ -4399,6 +4711,8 @@
           <w:b/>
           <w:bCs/>
           <w:color w:val="a76d83"/>
+          <w:sz w:val="26"/>
+          <w:szCs w:val="26"/>
         </w:rPr>
         <w:t xml:space="preserve">shift_interest</w:t>
       </w:r>
@@ -4734,7 +5048,7 @@
                 <w:sz w:val="20"/>
                 <w:szCs w:val="20"/>
               </w:rPr>
-              <w:t xml:space="preserve">Caregiver's negotiation/availability notes</w:t>
+              <w:t xml:space="preserve">Caregiver's negotiation notes</w:t>
             </w:r>
           </w:p>
         </w:tc>
@@ -4875,6 +5189,8 @@
           <w:b/>
           <w:bCs/>
           <w:color w:val="a76d83"/>
+          <w:sz w:val="26"/>
+          <w:szCs w:val="26"/>
         </w:rPr>
         <w:t xml:space="preserve">match_requests</w:t>
       </w:r>
@@ -5210,7 +5526,7 @@
                 <w:sz w:val="20"/>
                 <w:szCs w:val="20"/>
               </w:rPr>
-              <w:t xml:space="preserve">Array of 3 picks: [{ caregiver_id, rank, availability, admin_note }]</w:t>
+              <w:t xml:space="preserve">[{ caregiver_id, rank, availability, admin_note }]</w:t>
             </w:r>
           </w:p>
         </w:tc>
@@ -5272,7 +5588,7 @@
                 <w:sz w:val="20"/>
                 <w:szCs w:val="20"/>
               </w:rPr>
-              <w:t xml:space="preserve">Final match (references profiles.id)</w:t>
+              <w:t xml:space="preserve">Final match</w:t>
             </w:r>
           </w:p>
         </w:tc>
@@ -5334,7 +5650,7 @@
                 <w:sz w:val="20"/>
                 <w:szCs w:val="20"/>
               </w:rPr>
-              <w:t xml:space="preserve">Admin's message to family explaining match</w:t>
+              <w:t xml:space="preserve">Admin's message explaining match</w:t>
             </w:r>
           </w:p>
         </w:tc>
@@ -5475,8 +5791,10 @@
           <w:b/>
           <w:bCs/>
           <w:color w:val="a76d83"/>
-        </w:rPr>
-        <w:t xml:space="preserve">announcements (Board — long-term)</w:t>
+          <w:sz w:val="26"/>
+          <w:szCs w:val="26"/>
+        </w:rPr>
+        <w:t xml:space="preserve">announcements (Board)</w:t>
       </w:r>
     </w:p>
     <w:tbl>
@@ -5810,7 +6128,7 @@
                 <w:sz w:val="20"/>
                 <w:szCs w:val="20"/>
               </w:rPr>
-              <w:t xml:space="preserve">caregivers, families, all</w:t>
+              <w:t xml:space="preserve">caregivers, families, all, specific</w:t>
             </w:r>
           </w:p>
         </w:tc>
@@ -5832,47 +6150,47 @@
                 <w:sz w:val="20"/>
                 <w:szCs w:val="20"/>
               </w:rPr>
-              <w:t xml:space="preserve">created_by</w:t>
-            </w:r>
-          </w:p>
-        </w:tc>
-        <w:tc>
-          <w:tcPr>
-            <w:tcW w:type="dxa" w:w="3120"/>
-            <w:shd w:fill="f5f0f2" w:val="clear"/>
-          </w:tcPr>
-          <w:p>
-            <w:pPr>
-              <w:spacing w:after="30" w:before="30"/>
-            </w:pPr>
-            <w:r>
-              <w:rPr>
-                <w:rFonts w:ascii="Calibri" w:cs="Calibri" w:eastAsia="Calibri" w:hAnsi="Calibri"/>
-                <w:color w:val="3d3d3d"/>
-                <w:sz w:val="20"/>
-                <w:szCs w:val="20"/>
-              </w:rPr>
-              <w:t xml:space="preserve">uuid</w:t>
-            </w:r>
-          </w:p>
-        </w:tc>
-        <w:tc>
-          <w:tcPr>
-            <w:tcW w:type="dxa" w:w="3120"/>
-            <w:shd w:fill="f5f0f2" w:val="clear"/>
-          </w:tcPr>
-          <w:p>
-            <w:pPr>
-              <w:spacing w:after="30" w:before="30"/>
-            </w:pPr>
-            <w:r>
-              <w:rPr>
-                <w:rFonts w:ascii="Calibri" w:cs="Calibri" w:eastAsia="Calibri" w:hAnsi="Calibri"/>
-                <w:color w:val="3d3d3d"/>
-                <w:sz w:val="20"/>
-                <w:szCs w:val="20"/>
-              </w:rPr>
-              <w:t xml:space="preserve">References profiles.id (admin)</w:t>
+              <w:t xml:space="preserve">specific_user_ids</w:t>
+            </w:r>
+          </w:p>
+        </w:tc>
+        <w:tc>
+          <w:tcPr>
+            <w:tcW w:type="dxa" w:w="3120"/>
+            <w:shd w:fill="f5f0f2" w:val="clear"/>
+          </w:tcPr>
+          <w:p>
+            <w:pPr>
+              <w:spacing w:after="30" w:before="30"/>
+            </w:pPr>
+            <w:r>
+              <w:rPr>
+                <w:rFonts w:ascii="Calibri" w:cs="Calibri" w:eastAsia="Calibri" w:hAnsi="Calibri"/>
+                <w:color w:val="3d3d3d"/>
+                <w:sz w:val="20"/>
+                <w:szCs w:val="20"/>
+              </w:rPr>
+              <w:t xml:space="preserve">uuid[]</w:t>
+            </w:r>
+          </w:p>
+        </w:tc>
+        <w:tc>
+          <w:tcPr>
+            <w:tcW w:type="dxa" w:w="3120"/>
+            <w:shd w:fill="f5f0f2" w:val="clear"/>
+          </w:tcPr>
+          <w:p>
+            <w:pPr>
+              <w:spacing w:after="30" w:before="30"/>
+            </w:pPr>
+            <w:r>
+              <w:rPr>
+                <w:rFonts w:ascii="Calibri" w:cs="Calibri" w:eastAsia="Calibri" w:hAnsi="Calibri"/>
+                <w:color w:val="3d3d3d"/>
+                <w:sz w:val="20"/>
+                <w:szCs w:val="20"/>
+              </w:rPr>
+              <w:t xml:space="preserve">Only when audience = specific</w:t>
             </w:r>
           </w:p>
         </w:tc>
@@ -5894,6 +6212,68 @@
                 <w:sz w:val="20"/>
                 <w:szCs w:val="20"/>
               </w:rPr>
+              <w:t xml:space="preserve">created_by</w:t>
+            </w:r>
+          </w:p>
+        </w:tc>
+        <w:tc>
+          <w:tcPr>
+            <w:tcW w:type="dxa" w:w="3120"/>
+            <w:shd w:fill="ffffff" w:val="clear"/>
+          </w:tcPr>
+          <w:p>
+            <w:pPr>
+              <w:spacing w:after="30" w:before="30"/>
+            </w:pPr>
+            <w:r>
+              <w:rPr>
+                <w:rFonts w:ascii="Calibri" w:cs="Calibri" w:eastAsia="Calibri" w:hAnsi="Calibri"/>
+                <w:color w:val="3d3d3d"/>
+                <w:sz w:val="20"/>
+                <w:szCs w:val="20"/>
+              </w:rPr>
+              <w:t xml:space="preserve">uuid</w:t>
+            </w:r>
+          </w:p>
+        </w:tc>
+        <w:tc>
+          <w:tcPr>
+            <w:tcW w:type="dxa" w:w="3120"/>
+            <w:shd w:fill="ffffff" w:val="clear"/>
+          </w:tcPr>
+          <w:p>
+            <w:pPr>
+              <w:spacing w:after="30" w:before="30"/>
+            </w:pPr>
+            <w:r>
+              <w:rPr>
+                <w:rFonts w:ascii="Calibri" w:cs="Calibri" w:eastAsia="Calibri" w:hAnsi="Calibri"/>
+                <w:color w:val="3d3d3d"/>
+                <w:sz w:val="20"/>
+                <w:szCs w:val="20"/>
+              </w:rPr>
+              <w:t xml:space="preserve">Admin</w:t>
+            </w:r>
+          </w:p>
+        </w:tc>
+      </w:tr>
+      <w:tr>
+        <w:tc>
+          <w:tcPr>
+            <w:tcW w:type="dxa" w:w="3120"/>
+            <w:shd w:fill="f5f0f2" w:val="clear"/>
+          </w:tcPr>
+          <w:p>
+            <w:pPr>
+              <w:spacing w:after="30" w:before="30"/>
+            </w:pPr>
+            <w:r>
+              <w:rPr>
+                <w:rFonts w:ascii="Calibri" w:cs="Calibri" w:eastAsia="Calibri" w:hAnsi="Calibri"/>
+                <w:color w:val="3d3d3d"/>
+                <w:sz w:val="20"/>
+                <w:szCs w:val="20"/>
+              </w:rPr>
               <w:t xml:space="preserve">created_at</w:t>
             </w:r>
           </w:p>
@@ -5901,7 +6281,7 @@
         <w:tc>
           <w:tcPr>
             <w:tcW w:type="dxa" w:w="3120"/>
-            <w:shd w:fill="ffffff" w:val="clear"/>
+            <w:shd w:fill="f5f0f2" w:val="clear"/>
           </w:tcPr>
           <w:p>
             <w:pPr>
@@ -5921,7 +6301,7 @@
         <w:tc>
           <w:tcPr>
             <w:tcW w:type="dxa" w:w="3120"/>
-            <w:shd w:fill="ffffff" w:val="clear"/>
+            <w:shd w:fill="f5f0f2" w:val="clear"/>
           </w:tcPr>
           <w:p>
             <w:pPr>
@@ -5951,6 +6331,8 @@
           <w:b/>
           <w:bCs/>
           <w:color w:val="a76d83"/>
+          <w:sz w:val="26"/>
+          <w:szCs w:val="26"/>
         </w:rPr>
         <w:t xml:space="preserve">announcement_reads</w:t>
       </w:r>
@@ -6303,8 +6685,10 @@
           <w:b/>
           <w:bCs/>
           <w:color w:val="a76d83"/>
-        </w:rPr>
-        <w:t xml:space="preserve">popup_notices (Short-term — PIN required)</w:t>
+          <w:sz w:val="26"/>
+          <w:szCs w:val="26"/>
+        </w:rPr>
+        <w:t xml:space="preserve">popup_notices (PIN required)</w:t>
       </w:r>
     </w:p>
     <w:tbl>
@@ -6824,7 +7208,7 @@
                 <w:sz w:val="20"/>
                 <w:szCs w:val="20"/>
               </w:rPr>
-              <w:t xml:space="preserve">Pop-up stops showing after this time</w:t>
+              <w:t xml:space="preserve">Pop-up stops showing after this</w:t>
             </w:r>
           </w:p>
         </w:tc>
@@ -6886,7 +7270,7 @@
                 <w:sz w:val="20"/>
                 <w:szCs w:val="20"/>
               </w:rPr>
-              <w:t xml:space="preserve">References profiles.id (admin)</w:t>
+              <w:t xml:space="preserve">Admin</w:t>
             </w:r>
           </w:p>
         </w:tc>
@@ -6965,8 +7349,10 @@
           <w:b/>
           <w:bCs/>
           <w:color w:val="a76d83"/>
-        </w:rPr>
-        <w:t xml:space="preserve">popup_acks (Acknowledgment log)</w:t>
+          <w:sz w:val="26"/>
+          <w:szCs w:val="26"/>
+        </w:rPr>
+        <w:t xml:space="preserve">popup_acks</w:t>
       </w:r>
     </w:p>
     <w:tbl>
@@ -7317,6 +7703,8 @@
           <w:b/>
           <w:bCs/>
           <w:color w:val="a76d83"/>
+          <w:sz w:val="26"/>
+          <w:szCs w:val="26"/>
         </w:rPr>
         <w:t xml:space="preserve">conversations</w:t>
       </w:r>
@@ -7528,7 +7916,7 @@
                 <w:sz w:val="20"/>
                 <w:szCs w:val="20"/>
               </w:rPr>
-              <w:t xml:space="preserve">The caregiver or family member</w:t>
+              <w:t xml:space="preserve">Caregiver or family member</w:t>
             </w:r>
           </w:p>
         </w:tc>
@@ -7669,6 +8057,8 @@
           <w:b/>
           <w:bCs/>
           <w:color w:val="a76d83"/>
+          <w:sz w:val="26"/>
+          <w:szCs w:val="26"/>
         </w:rPr>
         <w:t xml:space="preserve">messages</w:t>
       </w:r>
@@ -8145,6 +8535,8 @@
           <w:b/>
           <w:bCs/>
           <w:color w:val="a76d83"/>
+          <w:sz w:val="26"/>
+          <w:szCs w:val="26"/>
         </w:rPr>
         <w:t xml:space="preserve">audit_log</w:t>
       </w:r>
@@ -8480,7 +8872,7 @@
                 <w:sz w:val="20"/>
                 <w:szCs w:val="20"/>
               </w:rPr>
-              <w:t xml:space="preserve">profile, shift, match, announcement, popup, etc.</w:t>
+              <w:t xml:space="preserve">profile, shift, match, popup, etc.</w:t>
             </w:r>
           </w:p>
         </w:tc>
@@ -8542,7 +8934,7 @@
                 <w:sz w:val="20"/>
                 <w:szCs w:val="20"/>
               </w:rPr>
-              <w:t xml:space="preserve">ID of the affected entity</w:t>
+              <w:t xml:space="preserve">ID of affected entity</w:t>
             </w:r>
           </w:p>
         </w:tc>
@@ -8696,6 +9088,8 @@
           <w:b/>
           <w:bCs/>
           <w:color w:val="ac6b75"/>
+          <w:sz w:val="32"/>
+          <w:szCs w:val="32"/>
         </w:rPr>
         <w:t xml:space="preserve">5. Pages &amp; Features by Role</w:t>
       </w:r>
@@ -8711,6 +9105,8 @@
           <w:b/>
           <w:bCs/>
           <w:color w:val="a76d83"/>
+          <w:sz w:val="26"/>
+          <w:szCs w:val="26"/>
         </w:rPr>
         <w:t xml:space="preserve">5.1 Admin Portal</w:t>
       </w:r>
@@ -8718,7 +9114,7 @@
     <w:p>
       <w:pPr>
         <w:pStyle w:val="Heading3"/>
-        <w:spacing w:after="120" w:before="300"/>
+        <w:spacing w:after="120" w:before="240"/>
       </w:pPr>
       <w:r>
         <w:rPr>
@@ -8726,6 +9122,8 @@
           <w:b/>
           <w:bCs/>
           <w:color w:val="a76d83"/>
+          <w:sz w:val="22"/>
+          <w:szCs w:val="22"/>
         </w:rPr>
         <w:t xml:space="preserve">Dashboard</w:t>
       </w:r>
@@ -8805,7 +9203,7 @@
     <w:p>
       <w:pPr>
         <w:pStyle w:val="Heading3"/>
-        <w:spacing w:after="120" w:before="300"/>
+        <w:spacing w:after="120" w:before="240"/>
       </w:pPr>
       <w:r>
         <w:rPr>
@@ -8813,6 +9211,8 @@
           <w:b/>
           <w:bCs/>
           <w:color w:val="a76d83"/>
+          <w:sz w:val="22"/>
+          <w:szCs w:val="22"/>
         </w:rPr>
         <w:t xml:space="preserve">Caregivers Management</w:t>
       </w:r>
@@ -8892,7 +9292,7 @@
     <w:p>
       <w:pPr>
         <w:pStyle w:val="Heading3"/>
-        <w:spacing w:after="120" w:before="300"/>
+        <w:spacing w:after="120" w:before="240"/>
       </w:pPr>
       <w:r>
         <w:rPr>
@@ -8900,6 +9300,8 @@
           <w:b/>
           <w:bCs/>
           <w:color w:val="a76d83"/>
+          <w:sz w:val="22"/>
+          <w:szCs w:val="22"/>
         </w:rPr>
         <w:t xml:space="preserve">Families Management</w:t>
       </w:r>
@@ -8979,7 +9381,7 @@
     <w:p>
       <w:pPr>
         <w:pStyle w:val="Heading3"/>
-        <w:spacing w:after="120" w:before="300"/>
+        <w:spacing w:after="120" w:before="240"/>
       </w:pPr>
       <w:r>
         <w:rPr>
@@ -8987,6 +9389,8 @@
           <w:b/>
           <w:bCs/>
           <w:color w:val="a76d83"/>
+          <w:sz w:val="22"/>
+          <w:szCs w:val="22"/>
         </w:rPr>
         <w:t xml:space="preserve">Open Shifts</w:t>
       </w:r>
@@ -9065,8 +9469,32 @@
     </w:p>
     <w:p>
       <w:pPr>
+        <w:spacing w:after="60"/>
+        <w:ind w:left="360"/>
+      </w:pPr>
+      <w:r>
+        <w:rPr>
+          <w:rFonts w:ascii="Calibri" w:cs="Calibri" w:eastAsia="Calibri" w:hAnsi="Calibri"/>
+          <w:color w:val="ac6b75"/>
+          <w:sz w:val="22"/>
+          <w:szCs w:val="22"/>
+        </w:rPr>
+        <w:t xml:space="preserve">•  </w:t>
+      </w:r>
+      <w:r>
+        <w:rPr>
+          <w:rFonts w:ascii="Calibri" w:cs="Calibri" w:eastAsia="Calibri" w:hAnsi="Calibri"/>
+          <w:color w:val="3d3d3d"/>
+          <w:sz w:val="22"/>
+          <w:szCs w:val="22"/>
+        </w:rPr>
+        <w:t xml:space="preserve">Google Sheets sync controls: last synced, status badge, Sync Now button, sync log</w:t>
+      </w:r>
+    </w:p>
+    <w:p>
+      <w:pPr>
         <w:pStyle w:val="Heading3"/>
-        <w:spacing w:after="120" w:before="300"/>
+        <w:spacing w:after="120" w:before="240"/>
       </w:pPr>
       <w:r>
         <w:rPr>
@@ -9074,6 +9502,8 @@
           <w:b/>
           <w:bCs/>
           <w:color w:val="a76d83"/>
+          <w:sz w:val="22"/>
+          <w:szCs w:val="22"/>
         </w:rPr>
         <w:t xml:space="preserve">Match Requests</w:t>
       </w:r>
@@ -9123,7 +9553,7 @@
           <w:sz w:val="22"/>
           <w:szCs w:val="22"/>
         </w:rPr>
-        <w:t xml:space="preserve">Per pick: admin marks Available/Unavailable with internal notes (admin-only)</w:t>
+        <w:t xml:space="preserve">Per pick: admin marks Available/Unavailable with internal notes</w:t>
       </w:r>
     </w:p>
     <w:p>
@@ -9147,7 +9577,7 @@
           <w:sz w:val="22"/>
           <w:szCs w:val="22"/>
         </w:rPr>
-        <w:t xml:space="preserve">Family-facing message textarea (explains the match decision)</w:t>
+        <w:t xml:space="preserve">Family-facing message textarea</w:t>
       </w:r>
     </w:p>
     <w:p>
@@ -9201,7 +9631,7 @@
     <w:p>
       <w:pPr>
         <w:pStyle w:val="Heading3"/>
-        <w:spacing w:after="120" w:before="300"/>
+        <w:spacing w:after="120" w:before="240"/>
       </w:pPr>
       <w:r>
         <w:rPr>
@@ -9209,6 +9639,8 @@
           <w:b/>
           <w:bCs/>
           <w:color w:val="a76d83"/>
+          <w:sz w:val="22"/>
+          <w:szCs w:val="22"/>
         </w:rPr>
         <w:t xml:space="preserve">Announcements (Board)</w:t>
       </w:r>
@@ -9234,7 +9666,7 @@
           <w:sz w:val="22"/>
           <w:szCs w:val="22"/>
         </w:rPr>
-        <w:t xml:space="preserve">Create/edit announcements with title, body, audience selector</w:t>
+        <w:t xml:space="preserve">Create/edit with title, body, audience selector (All Caregivers / All Families / Both / Specific People)</w:t>
       </w:r>
     </w:p>
     <w:p>
@@ -9258,13 +9690,37 @@
           <w:sz w:val="22"/>
           <w:szCs w:val="22"/>
         </w:rPr>
+        <w:t xml:space="preserve">Specific People picker: searchable checkbox list grouped by Caregivers and Families</w:t>
+      </w:r>
+    </w:p>
+    <w:p>
+      <w:pPr>
+        <w:spacing w:after="60"/>
+        <w:ind w:left="360"/>
+      </w:pPr>
+      <w:r>
+        <w:rPr>
+          <w:rFonts w:ascii="Calibri" w:cs="Calibri" w:eastAsia="Calibri" w:hAnsi="Calibri"/>
+          <w:color w:val="ac6b75"/>
+          <w:sz w:val="22"/>
+          <w:szCs w:val="22"/>
+        </w:rPr>
+        <w:t xml:space="preserve">•  </w:t>
+      </w:r>
+      <w:r>
+        <w:rPr>
+          <w:rFonts w:ascii="Calibri" w:cs="Calibri" w:eastAsia="Calibri" w:hAnsi="Calibri"/>
+          <w:color w:val="3d3d3d"/>
+          <w:sz w:val="22"/>
+          <w:szCs w:val="22"/>
+        </w:rPr>
         <w:t xml:space="preserve">Published list with read receipt counters (X of Y have read)</w:t>
       </w:r>
     </w:p>
     <w:p>
       <w:pPr>
         <w:pStyle w:val="Heading3"/>
-        <w:spacing w:after="120" w:before="300"/>
+        <w:spacing w:after="120" w:before="240"/>
       </w:pPr>
       <w:r>
         <w:rPr>
@@ -9272,6 +9728,8 @@
           <w:b/>
           <w:bCs/>
           <w:color w:val="a76d83"/>
+          <w:sz w:val="22"/>
+          <w:szCs w:val="22"/>
         </w:rPr>
         <w:t xml:space="preserve">Pop-Up Notices</w:t>
       </w:r>
@@ -9297,7 +9755,7 @@
           <w:sz w:val="22"/>
           <w:szCs w:val="22"/>
         </w:rPr>
-        <w:t xml:space="preserve">Create form: title, message, recipients, expiry duration, priority, Send Now or Schedule</w:t>
+        <w:t xml:space="preserve">Create form: title, message, recipients, expiry duration (4h/8h/12h/24h/48h/1wk), priority (Urgent/Normal/Low)</w:t>
       </w:r>
     </w:p>
     <w:p>
@@ -9321,7 +9779,7 @@
           <w:sz w:val="22"/>
           <w:szCs w:val="22"/>
         </w:rPr>
-        <w:t xml:space="preserve">Specific People picker: searchable checkbox list grouped by Caregivers and Families</w:t>
+        <w:t xml:space="preserve">Specific People picker: searchable checkbox list</w:t>
       </w:r>
     </w:p>
     <w:p>
@@ -9369,13 +9827,13 @@
           <w:sz w:val="22"/>
           <w:szCs w:val="22"/>
         </w:rPr>
-        <w:t xml:space="preserve">Audit log: filterable, shows who acknowledged (with timestamp), exportable to CSV</w:t>
+        <w:t xml:space="preserve">Audit log: filterable, exportable to CSV</w:t>
       </w:r>
     </w:p>
     <w:p>
       <w:pPr>
         <w:pStyle w:val="Heading3"/>
-        <w:spacing w:after="120" w:before="300"/>
+        <w:spacing w:after="120" w:before="240"/>
       </w:pPr>
       <w:r>
         <w:rPr>
@@ -9383,6 +9841,8 @@
           <w:b/>
           <w:bCs/>
           <w:color w:val="a76d83"/>
+          <w:sz w:val="22"/>
+          <w:szCs w:val="22"/>
         </w:rPr>
         <w:t xml:space="preserve">Messages (Chat Inbox)</w:t>
       </w:r>
@@ -9408,7 +9868,7 @@
           <w:sz w:val="22"/>
           <w:szCs w:val="22"/>
         </w:rPr>
-        <w:t xml:space="preserve">Full inbox: all conversation threads (caregivers + families)</w:t>
+        <w:t xml:space="preserve">Full inbox: all conversation threads</w:t>
       </w:r>
     </w:p>
     <w:p>
@@ -9456,7 +9916,7 @@
           <w:sz w:val="22"/>
           <w:szCs w:val="22"/>
         </w:rPr>
-        <w:t xml:space="preserve">Click-to-call button opens Google Voice</w:t>
+        <w:t xml:space="preserve">Click-to-call opens Google Voice</w:t>
       </w:r>
     </w:p>
     <w:p>
@@ -9486,7 +9946,7 @@
     <w:p>
       <w:pPr>
         <w:pStyle w:val="Heading3"/>
-        <w:spacing w:after="120" w:before="300"/>
+        <w:spacing w:after="120" w:before="240"/>
       </w:pPr>
       <w:r>
         <w:rPr>
@@ -9494,6 +9954,8 @@
           <w:b/>
           <w:bCs/>
           <w:color w:val="a76d83"/>
+          <w:sz w:val="22"/>
+          <w:szCs w:val="22"/>
         </w:rPr>
         <w:t xml:space="preserve">Audit Log</w:t>
       </w:r>
@@ -9581,6 +10043,8 @@
           <w:b/>
           <w:bCs/>
           <w:color w:val="a76d83"/>
+          <w:sz w:val="26"/>
+          <w:szCs w:val="26"/>
         </w:rPr>
         <w:t xml:space="preserve">5.2 Caregiver Portal</w:t>
       </w:r>
@@ -9588,7 +10052,7 @@
     <w:p>
       <w:pPr>
         <w:pStyle w:val="Heading3"/>
-        <w:spacing w:after="120" w:before="300"/>
+        <w:spacing w:after="120" w:before="240"/>
       </w:pPr>
       <w:r>
         <w:rPr>
@@ -9596,6 +10060,8 @@
           <w:b/>
           <w:bCs/>
           <w:color w:val="a76d83"/>
+          <w:sz w:val="22"/>
+          <w:szCs w:val="22"/>
         </w:rPr>
         <w:t xml:space="preserve">Open Shifts</w:t>
       </w:r>
@@ -9747,7 +10213,7 @@
     <w:p>
       <w:pPr>
         <w:pStyle w:val="Heading3"/>
-        <w:spacing w:after="120" w:before="300"/>
+        <w:spacing w:after="120" w:before="240"/>
       </w:pPr>
       <w:r>
         <w:rPr>
@@ -9755,6 +10221,8 @@
           <w:b/>
           <w:bCs/>
           <w:color w:val="a76d83"/>
+          <w:sz w:val="22"/>
+          <w:szCs w:val="22"/>
         </w:rPr>
         <w:t xml:space="preserve">Announcements</w:t>
       </w:r>
@@ -9810,7 +10278,7 @@
     <w:p>
       <w:pPr>
         <w:pStyle w:val="Heading3"/>
-        <w:spacing w:after="120" w:before="300"/>
+        <w:spacing w:after="120" w:before="240"/>
       </w:pPr>
       <w:r>
         <w:rPr>
@@ -9818,6 +10286,8 @@
           <w:b/>
           <w:bCs/>
           <w:color w:val="a76d83"/>
+          <w:sz w:val="22"/>
+          <w:szCs w:val="22"/>
         </w:rPr>
         <w:t xml:space="preserve">Messages</w:t>
       </w:r>
@@ -9897,7 +10367,7 @@
     <w:p>
       <w:pPr>
         <w:pStyle w:val="Heading3"/>
-        <w:spacing w:after="120" w:before="300"/>
+        <w:spacing w:after="120" w:before="240"/>
       </w:pPr>
       <w:r>
         <w:rPr>
@@ -9905,6 +10375,8 @@
           <w:b/>
           <w:bCs/>
           <w:color w:val="a76d83"/>
+          <w:sz w:val="22"/>
+          <w:szCs w:val="22"/>
         </w:rPr>
         <w:t xml:space="preserve">My Profile</w:t>
       </w:r>
@@ -9930,7 +10402,7 @@
           <w:sz w:val="22"/>
           <w:szCs w:val="22"/>
         </w:rPr>
-        <w:t xml:space="preserve">Photo upload (stored in Supabase Storage)</w:t>
+        <w:t xml:space="preserve">Photo upload (Supabase Storage)</w:t>
       </w:r>
     </w:p>
     <w:p>
@@ -10080,7 +10552,7 @@
     <w:p>
       <w:pPr>
         <w:pStyle w:val="Heading3"/>
-        <w:spacing w:after="120" w:before="300"/>
+        <w:spacing w:after="120" w:before="240"/>
       </w:pPr>
       <w:r>
         <w:rPr>
@@ -10088,6 +10560,8 @@
           <w:b/>
           <w:bCs/>
           <w:color w:val="a76d83"/>
+          <w:sz w:val="22"/>
+          <w:szCs w:val="22"/>
         </w:rPr>
         <w:t xml:space="preserve">Pop-Up Notices (on app open)</w:t>
       </w:r>
@@ -10137,7 +10611,7 @@
           <w:sz w:val="22"/>
           <w:szCs w:val="22"/>
         </w:rPr>
-        <w:t xml:space="preserve">PIN keypad: 4 dots fill as typed, green on correct, shake + red on wrong</w:t>
+        <w:t xml:space="preserve">PIN keypad: 4 dots, green on correct, shake + red on wrong</w:t>
       </w:r>
     </w:p>
     <w:p>
@@ -10199,6 +10673,8 @@
           <w:b/>
           <w:bCs/>
           <w:color w:val="a76d83"/>
+          <w:sz w:val="26"/>
+          <w:szCs w:val="26"/>
         </w:rPr>
         <w:t xml:space="preserve">5.3 Family Portal</w:t>
       </w:r>
@@ -10206,7 +10682,7 @@
     <w:p>
       <w:pPr>
         <w:pStyle w:val="Heading3"/>
-        <w:spacing w:after="120" w:before="300"/>
+        <w:spacing w:after="120" w:before="240"/>
       </w:pPr>
       <w:r>
         <w:rPr>
@@ -10214,6 +10690,8 @@
           <w:b/>
           <w:bCs/>
           <w:color w:val="a76d83"/>
+          <w:sz w:val="22"/>
+          <w:szCs w:val="22"/>
         </w:rPr>
         <w:t xml:space="preserve">Browse Caregivers</w:t>
       </w:r>
@@ -10340,8 +10818,32 @@
     </w:p>
     <w:p>
       <w:pPr>
+        <w:spacing w:after="60"/>
+        <w:ind w:left="360"/>
+      </w:pPr>
+      <w:r>
+        <w:rPr>
+          <w:rFonts w:ascii="Calibri" w:cs="Calibri" w:eastAsia="Calibri" w:hAnsi="Calibri"/>
+          <w:color w:val="ac6b75"/>
+          <w:sz w:val="22"/>
+          <w:szCs w:val="22"/>
+        </w:rPr>
+        <w:t xml:space="preserve">•  </w:t>
+      </w:r>
+      <w:r>
+        <w:rPr>
+          <w:rFonts w:ascii="Calibri" w:cs="Calibri" w:eastAsia="Calibri" w:hAnsi="Calibri"/>
+          <w:color w:val="3d3d3d"/>
+          <w:sz w:val="22"/>
+          <w:szCs w:val="22"/>
+        </w:rPr>
+        <w:t xml:space="preserve">Only is_visible = true caregivers shown</w:t>
+      </w:r>
+    </w:p>
+    <w:p>
+      <w:pPr>
         <w:pStyle w:val="Heading3"/>
-        <w:spacing w:after="120" w:before="300"/>
+        <w:spacing w:after="120" w:before="240"/>
       </w:pPr>
       <w:r>
         <w:rPr>
@@ -10349,6 +10851,8 @@
           <w:b/>
           <w:bCs/>
           <w:color w:val="a76d83"/>
+          <w:sz w:val="22"/>
+          <w:szCs w:val="22"/>
         </w:rPr>
         <w:t xml:space="preserve">My Request</w:t>
       </w:r>
@@ -10452,7 +10956,7 @@
     <w:p>
       <w:pPr>
         <w:pStyle w:val="Heading3"/>
-        <w:spacing w:after="120" w:before="300"/>
+        <w:spacing w:after="120" w:before="240"/>
       </w:pPr>
       <w:r>
         <w:rPr>
@@ -10460,6 +10964,8 @@
           <w:b/>
           <w:bCs/>
           <w:color w:val="a76d83"/>
+          <w:sz w:val="22"/>
+          <w:szCs w:val="22"/>
         </w:rPr>
         <w:t xml:space="preserve">Messages</w:t>
       </w:r>
@@ -10515,7 +11021,7 @@
     <w:p>
       <w:pPr>
         <w:pStyle w:val="Heading3"/>
-        <w:spacing w:after="120" w:before="300"/>
+        <w:spacing w:after="120" w:before="240"/>
       </w:pPr>
       <w:r>
         <w:rPr>
@@ -10523,6 +11029,8 @@
           <w:b/>
           <w:bCs/>
           <w:color w:val="a76d83"/>
+          <w:sz w:val="22"/>
+          <w:szCs w:val="22"/>
         </w:rPr>
         <w:t xml:space="preserve">My Profile</w:t>
       </w:r>
@@ -10578,7 +11086,7 @@
     <w:p>
       <w:pPr>
         <w:pStyle w:val="Heading3"/>
-        <w:spacing w:after="120" w:before="300"/>
+        <w:spacing w:after="120" w:before="240"/>
       </w:pPr>
       <w:r>
         <w:rPr>
@@ -10586,6 +11094,8 @@
           <w:b/>
           <w:bCs/>
           <w:color w:val="a76d83"/>
+          <w:sz w:val="22"/>
+          <w:szCs w:val="22"/>
         </w:rPr>
         <w:t xml:space="preserve">Pop-Up Notices</w:t>
       </w:r>
@@ -10633,6 +11143,8 @@
           <w:b/>
           <w:bCs/>
           <w:color w:val="ac6b75"/>
+          <w:sz w:val="32"/>
+          <w:szCs w:val="32"/>
         </w:rPr>
         <w:t xml:space="preserve">6. Communication Architecture</w:t>
       </w:r>
@@ -10648,6 +11160,8 @@
           <w:b/>
           <w:bCs/>
           <w:color w:val="a76d83"/>
+          <w:sz w:val="26"/>
+          <w:szCs w:val="26"/>
         </w:rPr>
         <w:t xml:space="preserve">Chat (In-App)</w:t>
       </w:r>
@@ -10669,11 +11183,22 @@
       <w:r>
         <w:rPr>
           <w:rFonts w:ascii="Calibri" w:cs="Calibri" w:eastAsia="Calibri" w:hAnsi="Calibri"/>
-          <w:color w:val="3d3d3d"/>
-          <w:sz w:val="22"/>
-          <w:szCs w:val="22"/>
-        </w:rPr>
-        <w:t xml:space="preserve">Engine: Supabase Realtime subscriptions on messages table</w:t>
+          <w:b/>
+          <w:bCs/>
+          <w:color w:val="1a1a1a"/>
+          <w:sz w:val="22"/>
+          <w:szCs w:val="22"/>
+        </w:rPr>
+        <w:t xml:space="preserve">Engine: </w:t>
+      </w:r>
+      <w:r>
+        <w:rPr>
+          <w:rFonts w:ascii="Calibri" w:cs="Calibri" w:eastAsia="Calibri" w:hAnsi="Calibri"/>
+          <w:color w:val="3d3d3d"/>
+          <w:sz w:val="22"/>
+          <w:szCs w:val="22"/>
+        </w:rPr>
+        <w:t xml:space="preserve">Supabase Realtime subscriptions on messages table</w:t>
       </w:r>
     </w:p>
     <w:p>
@@ -10693,11 +11218,22 @@
       <w:r>
         <w:rPr>
           <w:rFonts w:ascii="Calibri" w:cs="Calibri" w:eastAsia="Calibri" w:hAnsi="Calibri"/>
-          <w:color w:val="3d3d3d"/>
-          <w:sz w:val="22"/>
-          <w:szCs w:val="22"/>
-        </w:rPr>
-        <w:t xml:space="preserve">Structure: One conversation per caregiver/family ↔ admin. No direct caregiver ↔ family chat.</w:t>
+          <w:b/>
+          <w:bCs/>
+          <w:color w:val="1a1a1a"/>
+          <w:sz w:val="22"/>
+          <w:szCs w:val="22"/>
+        </w:rPr>
+        <w:t xml:space="preserve">Structure: </w:t>
+      </w:r>
+      <w:r>
+        <w:rPr>
+          <w:rFonts w:ascii="Calibri" w:cs="Calibri" w:eastAsia="Calibri" w:hAnsi="Calibri"/>
+          <w:color w:val="3d3d3d"/>
+          <w:sz w:val="22"/>
+          <w:szCs w:val="22"/>
+        </w:rPr>
+        <w:t xml:space="preserve">One conversation per caregiver/family ↔ admin. No direct caregiver ↔ family chat.</w:t>
       </w:r>
     </w:p>
     <w:p>
@@ -10717,11 +11253,22 @@
       <w:r>
         <w:rPr>
           <w:rFonts w:ascii="Calibri" w:cs="Calibri" w:eastAsia="Calibri" w:hAnsi="Calibri"/>
-          <w:color w:val="3d3d3d"/>
-          <w:sz w:val="22"/>
-          <w:szCs w:val="22"/>
-        </w:rPr>
-        <w:t xml:space="preserve">Admin sees: Full inbox of all threads</w:t>
+          <w:b/>
+          <w:bCs/>
+          <w:color w:val="1a1a1a"/>
+          <w:sz w:val="22"/>
+          <w:szCs w:val="22"/>
+        </w:rPr>
+        <w:t xml:space="preserve">Admin sees: </w:t>
+      </w:r>
+      <w:r>
+        <w:rPr>
+          <w:rFonts w:ascii="Calibri" w:cs="Calibri" w:eastAsia="Calibri" w:hAnsi="Calibri"/>
+          <w:color w:val="3d3d3d"/>
+          <w:sz w:val="22"/>
+          <w:szCs w:val="22"/>
+        </w:rPr>
+        <w:t xml:space="preserve">Full inbox of all threads</w:t>
       </w:r>
     </w:p>
     <w:p>
@@ -10741,11 +11288,22 @@
       <w:r>
         <w:rPr>
           <w:rFonts w:ascii="Calibri" w:cs="Calibri" w:eastAsia="Calibri" w:hAnsi="Calibri"/>
-          <w:color w:val="3d3d3d"/>
-          <w:sz w:val="22"/>
-          <w:szCs w:val="22"/>
-        </w:rPr>
-        <w:t xml:space="preserve">Caregiver/Family sees: Single thread with admin</w:t>
+          <w:b/>
+          <w:bCs/>
+          <w:color w:val="1a1a1a"/>
+          <w:sz w:val="22"/>
+          <w:szCs w:val="22"/>
+        </w:rPr>
+        <w:t xml:space="preserve">Caregiver/Family sees: </w:t>
+      </w:r>
+      <w:r>
+        <w:rPr>
+          <w:rFonts w:ascii="Calibri" w:cs="Calibri" w:eastAsia="Calibri" w:hAnsi="Calibri"/>
+          <w:color w:val="3d3d3d"/>
+          <w:sz w:val="22"/>
+          <w:szCs w:val="22"/>
+        </w:rPr>
+        <w:t xml:space="preserve">Single thread with admin</w:t>
       </w:r>
     </w:p>
     <w:p>
@@ -10759,6 +11317,8 @@
           <w:b/>
           <w:bCs/>
           <w:color w:val="a76d83"/>
+          <w:sz w:val="26"/>
+          <w:szCs w:val="26"/>
         </w:rPr>
         <w:t xml:space="preserve">Phone Calls</w:t>
       </w:r>
@@ -10780,11 +11340,22 @@
       <w:r>
         <w:rPr>
           <w:rFonts w:ascii="Calibri" w:cs="Calibri" w:eastAsia="Calibri" w:hAnsi="Calibri"/>
-          <w:color w:val="3d3d3d"/>
-          <w:sz w:val="22"/>
-          <w:szCs w:val="22"/>
-        </w:rPr>
-        <w:t xml:space="preserve">Admin: Click-to-call opens Google Voice</w:t>
+          <w:b/>
+          <w:bCs/>
+          <w:color w:val="1a1a1a"/>
+          <w:sz w:val="22"/>
+          <w:szCs w:val="22"/>
+        </w:rPr>
+        <w:t xml:space="preserve">Admin: </w:t>
+      </w:r>
+      <w:r>
+        <w:rPr>
+          <w:rFonts w:ascii="Calibri" w:cs="Calibri" w:eastAsia="Calibri" w:hAnsi="Calibri"/>
+          <w:color w:val="3d3d3d"/>
+          <w:sz w:val="22"/>
+          <w:szCs w:val="22"/>
+        </w:rPr>
+        <w:t xml:space="preserve">Click-to-call opens Google Voice</w:t>
       </w:r>
     </w:p>
     <w:p>
@@ -10804,11 +11375,22 @@
       <w:r>
         <w:rPr>
           <w:rFonts w:ascii="Calibri" w:cs="Calibri" w:eastAsia="Calibri" w:hAnsi="Calibri"/>
-          <w:color w:val="3d3d3d"/>
-          <w:sz w:val="22"/>
-          <w:szCs w:val="22"/>
-        </w:rPr>
-        <w:t xml:space="preserve">Caregivers &amp; Families: Click-to-call opens native phone dialer (tel: URI)</w:t>
+          <w:b/>
+          <w:bCs/>
+          <w:color w:val="1a1a1a"/>
+          <w:sz w:val="22"/>
+          <w:szCs w:val="22"/>
+        </w:rPr>
+        <w:t xml:space="preserve">Caregivers &amp; Families: </w:t>
+      </w:r>
+      <w:r>
+        <w:rPr>
+          <w:rFonts w:ascii="Calibri" w:cs="Calibri" w:eastAsia="Calibri" w:hAnsi="Calibri"/>
+          <w:color w:val="3d3d3d"/>
+          <w:sz w:val="22"/>
+          <w:szCs w:val="22"/>
+        </w:rPr>
+        <w:t xml:space="preserve">Click-to-call opens native phone dialer (tel: URI)</w:t>
       </w:r>
     </w:p>
     <w:p>
@@ -10846,6 +11428,8 @@
           <w:b/>
           <w:bCs/>
           <w:color w:val="a76d83"/>
+          <w:sz w:val="26"/>
+          <w:szCs w:val="26"/>
         </w:rPr>
         <w:t xml:space="preserve">Notifications</w:t>
       </w:r>
@@ -10943,7 +11527,7 @@
           <w:sz w:val="22"/>
           <w:szCs w:val="22"/>
         </w:rPr>
-        <w:t xml:space="preserve">PWA push notifications: Future enhancement (via web push API)</w:t>
+        <w:t xml:space="preserve">PWA push notifications: Future enhancement</w:t>
       </w:r>
     </w:p>
     <w:p>
@@ -10955,6 +11539,11 @@
       </w:pPr>
     </w:p>
     <w:p>
+      <w:r>
+        <w:br w:type="page"/>
+      </w:r>
+    </w:p>
+    <w:p>
       <w:pPr>
         <w:pStyle w:val="Heading1"/>
         <w:spacing w:after="120" w:before="400"/>
@@ -10965,8 +11554,27 @@
           <w:b/>
           <w:bCs/>
           <w:color w:val="ac6b75"/>
-        </w:rPr>
-        <w:t xml:space="preserve">7. Privacy &amp; Security</w:t>
+          <w:sz w:val="32"/>
+          <w:szCs w:val="32"/>
+        </w:rPr>
+        <w:t xml:space="preserve">7. Google Sheets Integration (Open Shift Sync)</w:t>
+      </w:r>
+    </w:p>
+    <w:p>
+      <w:pPr>
+        <w:pStyle w:val="Heading2"/>
+        <w:spacing w:after="120" w:before="300"/>
+      </w:pPr>
+      <w:r>
+        <w:rPr>
+          <w:rFonts w:ascii="Georgia" w:cs="Georgia" w:eastAsia="Georgia" w:hAnsi="Georgia"/>
+          <w:b/>
+          <w:bCs/>
+          <w:color w:val="a76d83"/>
+          <w:sz w:val="26"/>
+          <w:szCs w:val="26"/>
+        </w:rPr>
+        <w:t xml:space="preserve">Source Spreadsheet</w:t>
       </w:r>
     </w:p>
     <w:p>
@@ -10986,11 +11594,22 @@
       <w:r>
         <w:rPr>
           <w:rFonts w:ascii="Calibri" w:cs="Calibri" w:eastAsia="Calibri" w:hAnsi="Calibri"/>
-          <w:color w:val="3d3d3d"/>
-          <w:sz w:val="22"/>
-          <w:szCs w:val="22"/>
-        </w:rPr>
-        <w:t xml:space="preserve">Caregiver names: First name + last initial only (e.g., "Maria C.")</w:t>
+          <w:b/>
+          <w:bCs/>
+          <w:color w:val="1a1a1a"/>
+          <w:sz w:val="22"/>
+          <w:szCs w:val="22"/>
+        </w:rPr>
+        <w:t xml:space="preserve">Name: </w:t>
+      </w:r>
+      <w:r>
+        <w:rPr>
+          <w:rFonts w:ascii="Calibri" w:cs="Calibri" w:eastAsia="Calibri" w:hAnsi="Calibri"/>
+          <w:color w:val="3d3d3d"/>
+          <w:sz w:val="22"/>
+          <w:szCs w:val="22"/>
+        </w:rPr>
+        <w:t xml:space="preserve">"New Hires 2026" (Google Sheets) — changes yearly</w:t>
       </w:r>
     </w:p>
     <w:p>
@@ -11010,11 +11629,22 @@
       <w:r>
         <w:rPr>
           <w:rFonts w:ascii="Calibri" w:cs="Calibri" w:eastAsia="Calibri" w:hAnsi="Calibri"/>
-          <w:color w:val="3d3d3d"/>
-          <w:sz w:val="22"/>
-          <w:szCs w:val="22"/>
-        </w:rPr>
-        <w:t xml:space="preserve">Shift codes: CITY_[FirstInitial][LastInitial] of client — hides client full name</w:t>
+          <w:b/>
+          <w:bCs/>
+          <w:color w:val="1a1a1a"/>
+          <w:sz w:val="22"/>
+          <w:szCs w:val="22"/>
+        </w:rPr>
+        <w:t xml:space="preserve">Config: </w:t>
+      </w:r>
+      <w:r>
+        <w:rPr>
+          <w:rFonts w:ascii="Calibri" w:cs="Calibri" w:eastAsia="Calibri" w:hAnsi="Calibri"/>
+          <w:color w:val="3d3d3d"/>
+          <w:sz w:val="22"/>
+          <w:szCs w:val="22"/>
+        </w:rPr>
+        <w:t xml:space="preserve">GOOGLE_SPREADSHEET_ID env var — update in Vercel when spreadsheet changes. No code changes needed.</w:t>
       </w:r>
     </w:p>
     <w:p>
@@ -11034,11 +11664,22 @@
       <w:r>
         <w:rPr>
           <w:rFonts w:ascii="Calibri" w:cs="Calibri" w:eastAsia="Calibri" w:hAnsi="Calibri"/>
-          <w:color w:val="3d3d3d"/>
-          <w:sz w:val="22"/>
-          <w:szCs w:val="22"/>
-        </w:rPr>
-        <w:t xml:space="preserve">PIN: Hashed (bcrypt) in database, never stored in plaintext</w:t>
+          <w:b/>
+          <w:bCs/>
+          <w:color w:val="1a1a1a"/>
+          <w:sz w:val="22"/>
+          <w:szCs w:val="22"/>
+        </w:rPr>
+        <w:t xml:space="preserve">Tab 1: </w:t>
+      </w:r>
+      <w:r>
+        <w:rPr>
+          <w:rFonts w:ascii="Calibri" w:cs="Calibri" w:eastAsia="Calibri" w:hAnsi="Calibri"/>
+          <w:color w:val="3d3d3d"/>
+          <w:sz w:val="22"/>
+          <w:szCs w:val="22"/>
+        </w:rPr>
+        <w:t xml:space="preserve">"Client Schedule RCEB" (Regional Center of the East Bay)</w:t>
       </w:r>
     </w:p>
     <w:p>
@@ -11058,11 +11699,393 @@
       <w:r>
         <w:rPr>
           <w:rFonts w:ascii="Calibri" w:cs="Calibri" w:eastAsia="Calibri" w:hAnsi="Calibri"/>
-          <w:color w:val="3d3d3d"/>
-          <w:sz w:val="22"/>
-          <w:szCs w:val="22"/>
-        </w:rPr>
-        <w:t xml:space="preserve">RLS: All tables protected by Row Level Security policies per role</w:t>
+          <w:b/>
+          <w:bCs/>
+          <w:color w:val="1a1a1a"/>
+          <w:sz w:val="22"/>
+          <w:szCs w:val="22"/>
+        </w:rPr>
+        <w:t xml:space="preserve">Tab 2: </w:t>
+      </w:r>
+      <w:r>
+        <w:rPr>
+          <w:rFonts w:ascii="Calibri" w:cs="Calibri" w:eastAsia="Calibri" w:hAnsi="Calibri"/>
+          <w:color w:val="3d3d3d"/>
+          <w:sz w:val="22"/>
+          <w:szCs w:val="22"/>
+        </w:rPr>
+        <w:t xml:space="preserve">"Client Schedule GGRC" (Golden Gate Regional Center)</w:t>
+      </w:r>
+    </w:p>
+    <w:p>
+      <w:pPr>
+        <w:pStyle w:val="Heading2"/>
+        <w:spacing w:after="120" w:before="300"/>
+      </w:pPr>
+      <w:r>
+        <w:rPr>
+          <w:rFonts w:ascii="Georgia" w:cs="Georgia" w:eastAsia="Georgia" w:hAnsi="Georgia"/>
+          <w:b/>
+          <w:bCs/>
+          <w:color w:val="a76d83"/>
+          <w:sz w:val="26"/>
+          <w:szCs w:val="26"/>
+        </w:rPr>
+        <w:t xml:space="preserve">Spreadsheet Columns Used</w:t>
+      </w:r>
+    </w:p>
+    <w:tbl>
+      <w:tblPr>
+        <w:tblW w:type="auto" w:w="100"/>
+        <w:tblBorders>
+          <w:top w:val="single" w:color="auto" w:sz="4"/>
+          <w:left w:val="single" w:color="auto" w:sz="4"/>
+          <w:bottom w:val="single" w:color="auto" w:sz="4"/>
+          <w:right w:val="single" w:color="auto" w:sz="4"/>
+          <w:insideH w:val="single" w:color="auto" w:sz="4"/>
+          <w:insideV w:val="single" w:color="auto" w:sz="4"/>
+        </w:tblBorders>
+      </w:tblPr>
+      <w:tblGrid>
+        <w:gridCol w:w="3120"/>
+        <w:gridCol w:w="3120"/>
+        <w:gridCol w:w="3120"/>
+      </w:tblGrid>
+      <w:tr>
+        <w:trPr>
+          <w:tblHeader/>
+        </w:trPr>
+        <w:tc>
+          <w:tcPr>
+            <w:tcW w:type="dxa" w:w="3120"/>
+            <w:shd w:fill="ac6b75" w:color="ac6b75" w:val="clear"/>
+          </w:tcPr>
+          <w:p>
+            <w:pPr>
+              <w:spacing w:after="40" w:before="40"/>
+            </w:pPr>
+            <w:r>
+              <w:rPr>
+                <w:rFonts w:ascii="Calibri" w:cs="Calibri" w:eastAsia="Calibri" w:hAnsi="Calibri"/>
+                <w:b/>
+                <w:bCs/>
+                <w:color w:val="ffffff"/>
+                <w:sz w:val="20"/>
+                <w:szCs w:val="20"/>
+              </w:rPr>
+              <w:t xml:space="preserve">Column</w:t>
+            </w:r>
+          </w:p>
+        </w:tc>
+        <w:tc>
+          <w:tcPr>
+            <w:tcW w:type="dxa" w:w="3120"/>
+            <w:shd w:fill="ac6b75" w:color="ac6b75" w:val="clear"/>
+          </w:tcPr>
+          <w:p>
+            <w:pPr>
+              <w:spacing w:after="40" w:before="40"/>
+            </w:pPr>
+            <w:r>
+              <w:rPr>
+                <w:rFonts w:ascii="Calibri" w:cs="Calibri" w:eastAsia="Calibri" w:hAnsi="Calibri"/>
+                <w:b/>
+                <w:bCs/>
+                <w:color w:val="ffffff"/>
+                <w:sz w:val="20"/>
+                <w:szCs w:val="20"/>
+              </w:rPr>
+              <w:t xml:space="preserve">Maps To</w:t>
+            </w:r>
+          </w:p>
+        </w:tc>
+        <w:tc>
+          <w:tcPr>
+            <w:tcW w:type="dxa" w:w="3120"/>
+            <w:shd w:fill="ac6b75" w:color="ac6b75" w:val="clear"/>
+          </w:tcPr>
+          <w:p>
+            <w:pPr>
+              <w:spacing w:after="40" w:before="40"/>
+            </w:pPr>
+            <w:r>
+              <w:rPr>
+                <w:rFonts w:ascii="Calibri" w:cs="Calibri" w:eastAsia="Calibri" w:hAnsi="Calibri"/>
+                <w:b/>
+                <w:bCs/>
+                <w:color w:val="ffffff"/>
+                <w:sz w:val="20"/>
+                <w:szCs w:val="20"/>
+              </w:rPr>
+              <w:t xml:space="preserve">Notes</w:t>
+            </w:r>
+          </w:p>
+        </w:tc>
+      </w:tr>
+      <w:tr>
+        <w:tc>
+          <w:tcPr>
+            <w:tcW w:type="dxa" w:w="3120"/>
+            <w:shd w:fill="f5f0f2" w:val="clear"/>
+          </w:tcPr>
+          <w:p>
+            <w:pPr>
+              <w:spacing w:after="30" w:before="30"/>
+            </w:pPr>
+            <w:r>
+              <w:rPr>
+                <w:rFonts w:ascii="Calibri" w:cs="Calibri" w:eastAsia="Calibri" w:hAnsi="Calibri"/>
+                <w:color w:val="3d3d3d"/>
+                <w:sz w:val="20"/>
+                <w:szCs w:val="20"/>
+              </w:rPr>
+              <w:t xml:space="preserve">Client Name</w:t>
+            </w:r>
+          </w:p>
+        </w:tc>
+        <w:tc>
+          <w:tcPr>
+            <w:tcW w:type="dxa" w:w="3120"/>
+            <w:shd w:fill="f5f0f2" w:val="clear"/>
+          </w:tcPr>
+          <w:p>
+            <w:pPr>
+              <w:spacing w:after="30" w:before="30"/>
+            </w:pPr>
+            <w:r>
+              <w:rPr>
+                <w:rFonts w:ascii="Calibri" w:cs="Calibri" w:eastAsia="Calibri" w:hAnsi="Calibri"/>
+                <w:color w:val="3d3d3d"/>
+                <w:sz w:val="20"/>
+                <w:szCs w:val="20"/>
+              </w:rPr>
+              <w:t xml:space="preserve">shifts.source_client_name, shift_code</w:t>
+            </w:r>
+          </w:p>
+        </w:tc>
+        <w:tc>
+          <w:tcPr>
+            <w:tcW w:type="dxa" w:w="3120"/>
+            <w:shd w:fill="f5f0f2" w:val="clear"/>
+          </w:tcPr>
+          <w:p>
+            <w:pPr>
+              <w:spacing w:after="30" w:before="30"/>
+            </w:pPr>
+            <w:r>
+              <w:rPr>
+                <w:rFonts w:ascii="Calibri" w:cs="Calibri" w:eastAsia="Calibri" w:hAnsi="Calibri"/>
+                <w:color w:val="3d3d3d"/>
+                <w:sz w:val="20"/>
+                <w:szCs w:val="20"/>
+              </w:rPr>
+              <w:t xml:space="preserve">Never exposed to caregivers</w:t>
+            </w:r>
+          </w:p>
+        </w:tc>
+      </w:tr>
+      <w:tr>
+        <w:tc>
+          <w:tcPr>
+            <w:tcW w:type="dxa" w:w="3120"/>
+            <w:shd w:fill="ffffff" w:val="clear"/>
+          </w:tcPr>
+          <w:p>
+            <w:pPr>
+              <w:spacing w:after="30" w:before="30"/>
+            </w:pPr>
+            <w:r>
+              <w:rPr>
+                <w:rFonts w:ascii="Calibri" w:cs="Calibri" w:eastAsia="Calibri" w:hAnsi="Calibri"/>
+                <w:color w:val="3d3d3d"/>
+                <w:sz w:val="20"/>
+                <w:szCs w:val="20"/>
+              </w:rPr>
+              <w:t xml:space="preserve">Current Status</w:t>
+            </w:r>
+          </w:p>
+        </w:tc>
+        <w:tc>
+          <w:tcPr>
+            <w:tcW w:type="dxa" w:w="3120"/>
+            <w:shd w:fill="ffffff" w:val="clear"/>
+          </w:tcPr>
+          <w:p>
+            <w:pPr>
+              <w:spacing w:after="30" w:before="30"/>
+            </w:pPr>
+            <w:r>
+              <w:rPr>
+                <w:rFonts w:ascii="Calibri" w:cs="Calibri" w:eastAsia="Calibri" w:hAnsi="Calibri"/>
+                <w:color w:val="3d3d3d"/>
+                <w:sz w:val="20"/>
+                <w:szCs w:val="20"/>
+              </w:rPr>
+              <w:t xml:space="preserve">shifts.is_open, source_status</w:t>
+            </w:r>
+          </w:p>
+        </w:tc>
+        <w:tc>
+          <w:tcPr>
+            <w:tcW w:type="dxa" w:w="3120"/>
+            <w:shd w:fill="ffffff" w:val="clear"/>
+          </w:tcPr>
+          <w:p>
+            <w:pPr>
+              <w:spacing w:after="30" w:before="30"/>
+            </w:pPr>
+            <w:r>
+              <w:rPr>
+                <w:rFonts w:ascii="Calibri" w:cs="Calibri" w:eastAsia="Calibri" w:hAnsi="Calibri"/>
+                <w:color w:val="3d3d3d"/>
+                <w:sz w:val="20"/>
+                <w:szCs w:val="20"/>
+              </w:rPr>
+              <w:t xml:space="preserve">"Recruitment/Need to Hire CG" = open; "Active" = filled</w:t>
+            </w:r>
+          </w:p>
+        </w:tc>
+      </w:tr>
+      <w:tr>
+        <w:tc>
+          <w:tcPr>
+            <w:tcW w:type="dxa" w:w="3120"/>
+            <w:shd w:fill="f5f0f2" w:val="clear"/>
+          </w:tcPr>
+          <w:p>
+            <w:pPr>
+              <w:spacing w:after="30" w:before="30"/>
+            </w:pPr>
+            <w:r>
+              <w:rPr>
+                <w:rFonts w:ascii="Calibri" w:cs="Calibri" w:eastAsia="Calibri" w:hAnsi="Calibri"/>
+                <w:color w:val="3d3d3d"/>
+                <w:sz w:val="20"/>
+                <w:szCs w:val="20"/>
+              </w:rPr>
+              <w:t xml:space="preserve">Address</w:t>
+            </w:r>
+          </w:p>
+        </w:tc>
+        <w:tc>
+          <w:tcPr>
+            <w:tcW w:type="dxa" w:w="3120"/>
+            <w:shd w:fill="f5f0f2" w:val="clear"/>
+          </w:tcPr>
+          <w:p>
+            <w:pPr>
+              <w:spacing w:after="30" w:before="30"/>
+            </w:pPr>
+            <w:r>
+              <w:rPr>
+                <w:rFonts w:ascii="Calibri" w:cs="Calibri" w:eastAsia="Calibri" w:hAnsi="Calibri"/>
+                <w:color w:val="3d3d3d"/>
+                <w:sz w:val="20"/>
+                <w:szCs w:val="20"/>
+              </w:rPr>
+              <w:t xml:space="preserve">shifts.city, shifts.county</w:t>
+            </w:r>
+          </w:p>
+        </w:tc>
+        <w:tc>
+          <w:tcPr>
+            <w:tcW w:type="dxa" w:w="3120"/>
+            <w:shd w:fill="f5f0f2" w:val="clear"/>
+          </w:tcPr>
+          <w:p>
+            <w:pPr>
+              <w:spacing w:after="30" w:before="30"/>
+            </w:pPr>
+            <w:r>
+              <w:rPr>
+                <w:rFonts w:ascii="Calibri" w:cs="Calibri" w:eastAsia="Calibri" w:hAnsi="Calibri"/>
+                <w:color w:val="3d3d3d"/>
+                <w:sz w:val="20"/>
+                <w:szCs w:val="20"/>
+              </w:rPr>
+              <w:t xml:space="preserve">Parsed through county → city map</w:t>
+            </w:r>
+          </w:p>
+        </w:tc>
+      </w:tr>
+      <w:tr>
+        <w:tc>
+          <w:tcPr>
+            <w:tcW w:type="dxa" w:w="3120"/>
+            <w:shd w:fill="ffffff" w:val="clear"/>
+          </w:tcPr>
+          <w:p>
+            <w:pPr>
+              <w:spacing w:after="30" w:before="30"/>
+            </w:pPr>
+            <w:r>
+              <w:rPr>
+                <w:rFonts w:ascii="Calibri" w:cs="Calibri" w:eastAsia="Calibri" w:hAnsi="Calibri"/>
+                <w:color w:val="3d3d3d"/>
+                <w:sz w:val="20"/>
+                <w:szCs w:val="20"/>
+              </w:rPr>
+              <w:t xml:space="preserve">Posting Schedule</w:t>
+            </w:r>
+          </w:p>
+        </w:tc>
+        <w:tc>
+          <w:tcPr>
+            <w:tcW w:type="dxa" w:w="3120"/>
+            <w:shd w:fill="ffffff" w:val="clear"/>
+          </w:tcPr>
+          <w:p>
+            <w:pPr>
+              <w:spacing w:after="30" w:before="30"/>
+            </w:pPr>
+            <w:r>
+              <w:rPr>
+                <w:rFonts w:ascii="Calibri" w:cs="Calibri" w:eastAsia="Calibri" w:hAnsi="Calibri"/>
+                <w:color w:val="3d3d3d"/>
+                <w:sz w:val="20"/>
+                <w:szCs w:val="20"/>
+              </w:rPr>
+              <w:t xml:space="preserve">shifts.schedule</w:t>
+            </w:r>
+          </w:p>
+        </w:tc>
+        <w:tc>
+          <w:tcPr>
+            <w:tcW w:type="dxa" w:w="3120"/>
+            <w:shd w:fill="ffffff" w:val="clear"/>
+          </w:tcPr>
+          <w:p>
+            <w:pPr>
+              <w:spacing w:after="30" w:before="30"/>
+            </w:pPr>
+            <w:r>
+              <w:rPr>
+                <w:rFonts w:ascii="Calibri" w:cs="Calibri" w:eastAsia="Calibri" w:hAnsi="Calibri"/>
+                <w:color w:val="3d3d3d"/>
+                <w:sz w:val="20"/>
+                <w:szCs w:val="20"/>
+              </w:rPr>
+              <w:t xml:space="preserve">Free-text schedule description</w:t>
+            </w:r>
+          </w:p>
+        </w:tc>
+      </w:tr>
+    </w:tbl>
+    <w:p>
+      <w:pPr>
+        <w:pStyle w:val="Heading2"/>
+        <w:spacing w:after="120" w:before="300"/>
+      </w:pPr>
+      <w:r>
+        <w:rPr>
+          <w:rFonts w:ascii="Georgia" w:cs="Georgia" w:eastAsia="Georgia" w:hAnsi="Georgia"/>
+          <w:b/>
+          <w:bCs/>
+          <w:color w:val="a76d83"/>
+          <w:sz w:val="26"/>
+          <w:szCs w:val="26"/>
+        </w:rPr>
+        <w:t xml:space="preserve">County → City Map</w:t>
       </w:r>
     </w:p>
     <w:p>
@@ -11082,11 +12105,22 @@
       <w:r>
         <w:rPr>
           <w:rFonts w:ascii="Calibri" w:cs="Calibri" w:eastAsia="Calibri" w:hAnsi="Calibri"/>
-          <w:color w:val="3d3d3d"/>
-          <w:sz w:val="22"/>
-          <w:szCs w:val="22"/>
-        </w:rPr>
-        <w:t xml:space="preserve">Password: Supabase Auth handles hashing, reset flows, session management</w:t>
+          <w:b/>
+          <w:bCs/>
+          <w:color w:val="1a1a1a"/>
+          <w:sz w:val="22"/>
+          <w:szCs w:val="22"/>
+        </w:rPr>
+        <w:t xml:space="preserve">ALAMEDA: </w:t>
+      </w:r>
+      <w:r>
+        <w:rPr>
+          <w:rFonts w:ascii="Calibri" w:cs="Calibri" w:eastAsia="Calibri" w:hAnsi="Calibri"/>
+          <w:color w:val="3d3d3d"/>
+          <w:sz w:val="22"/>
+          <w:szCs w:val="22"/>
+        </w:rPr>
+        <w:t xml:space="preserve">Oakland, Fremont, Hayward, Berkeley, San Leandro, Alameda, Livermore, Pleasanton, Union City, Dublin, Newark, Emeryville, Albany, Piedmont, Castro Valley, San Lorenzo</w:t>
       </w:r>
     </w:p>
     <w:p>
@@ -11106,11 +12140,851 @@
       <w:r>
         <w:rPr>
           <w:rFonts w:ascii="Calibri" w:cs="Calibri" w:eastAsia="Calibri" w:hAnsi="Calibri"/>
-          <w:color w:val="3d3d3d"/>
-          <w:sz w:val="22"/>
-          <w:szCs w:val="22"/>
-        </w:rPr>
-        <w:t xml:space="preserve">Audit log: All significant actions logged with user, timestamp, and entity</w:t>
+          <w:b/>
+          <w:bCs/>
+          <w:color w:val="1a1a1a"/>
+          <w:sz w:val="22"/>
+          <w:szCs w:val="22"/>
+        </w:rPr>
+        <w:t xml:space="preserve">CONTRA COSTA: </w:t>
+      </w:r>
+      <w:r>
+        <w:rPr>
+          <w:rFonts w:ascii="Calibri" w:cs="Calibri" w:eastAsia="Calibri" w:hAnsi="Calibri"/>
+          <w:color w:val="3d3d3d"/>
+          <w:sz w:val="22"/>
+          <w:szCs w:val="22"/>
+        </w:rPr>
+        <w:t xml:space="preserve">Concord, Richmond, Antioch, San Ramon, Walnut Creek, Pittsburg, Brentwood, Danville, Martinez, Oakley, Pleasant Hill, Hercules, Lafayette, Pinole, Orinda, Moraga</w:t>
+      </w:r>
+    </w:p>
+    <w:p>
+      <w:pPr>
+        <w:spacing w:after="60"/>
+        <w:ind w:left="360"/>
+      </w:pPr>
+      <w:r>
+        <w:rPr>
+          <w:rFonts w:ascii="Calibri" w:cs="Calibri" w:eastAsia="Calibri" w:hAnsi="Calibri"/>
+          <w:color w:val="ac6b75"/>
+          <w:sz w:val="22"/>
+          <w:szCs w:val="22"/>
+        </w:rPr>
+        <w:t xml:space="preserve">•  </w:t>
+      </w:r>
+      <w:r>
+        <w:rPr>
+          <w:rFonts w:ascii="Calibri" w:cs="Calibri" w:eastAsia="Calibri" w:hAnsi="Calibri"/>
+          <w:b/>
+          <w:bCs/>
+          <w:color w:val="1a1a1a"/>
+          <w:sz w:val="22"/>
+          <w:szCs w:val="22"/>
+        </w:rPr>
+        <w:t xml:space="preserve">SAN MATEO: </w:t>
+      </w:r>
+      <w:r>
+        <w:rPr>
+          <w:rFonts w:ascii="Calibri" w:cs="Calibri" w:eastAsia="Calibri" w:hAnsi="Calibri"/>
+          <w:color w:val="3d3d3d"/>
+          <w:sz w:val="22"/>
+          <w:szCs w:val="22"/>
+        </w:rPr>
+        <w:t xml:space="preserve">Redwood City, San Mateo, Daly City, South San Francisco, San Bruno, Pacifica, Menlo Park, Foster City, Burlingame, San Carlos</w:t>
+      </w:r>
+    </w:p>
+    <w:p>
+      <w:pPr>
+        <w:spacing w:after="60"/>
+        <w:ind w:left="360"/>
+      </w:pPr>
+      <w:r>
+        <w:rPr>
+          <w:rFonts w:ascii="Calibri" w:cs="Calibri" w:eastAsia="Calibri" w:hAnsi="Calibri"/>
+          <w:color w:val="ac6b75"/>
+          <w:sz w:val="22"/>
+          <w:szCs w:val="22"/>
+        </w:rPr>
+        <w:t xml:space="preserve">•  </w:t>
+      </w:r>
+      <w:r>
+        <w:rPr>
+          <w:rFonts w:ascii="Calibri" w:cs="Calibri" w:eastAsia="Calibri" w:hAnsi="Calibri"/>
+          <w:b/>
+          <w:bCs/>
+          <w:color w:val="1a1a1a"/>
+          <w:sz w:val="22"/>
+          <w:szCs w:val="22"/>
+        </w:rPr>
+        <w:t xml:space="preserve">SAN FRANCISCO: </w:t>
+      </w:r>
+      <w:r>
+        <w:rPr>
+          <w:rFonts w:ascii="Calibri" w:cs="Calibri" w:eastAsia="Calibri" w:hAnsi="Calibri"/>
+          <w:color w:val="3d3d3d"/>
+          <w:sz w:val="22"/>
+          <w:szCs w:val="22"/>
+        </w:rPr>
+        <w:t xml:space="preserve">San Francisco</w:t>
+      </w:r>
+    </w:p>
+    <w:p>
+      <w:pPr>
+        <w:pStyle w:val="Heading2"/>
+        <w:spacing w:after="120" w:before="300"/>
+      </w:pPr>
+      <w:r>
+        <w:rPr>
+          <w:rFonts w:ascii="Georgia" w:cs="Georgia" w:eastAsia="Georgia" w:hAnsi="Georgia"/>
+          <w:b/>
+          <w:bCs/>
+          <w:color w:val="a76d83"/>
+          <w:sz w:val="26"/>
+          <w:szCs w:val="26"/>
+        </w:rPr>
+        <w:t xml:space="preserve">Shift Code Generation</w:t>
+      </w:r>
+    </w:p>
+    <w:p>
+      <w:pPr>
+        <w:spacing w:after="120"/>
+      </w:pPr>
+      <w:r>
+        <w:rPr>
+          <w:rFonts w:ascii="Calibri" w:cs="Calibri" w:eastAsia="Calibri" w:hAnsi="Calibri"/>
+          <w:color w:val="3d3d3d"/>
+          <w:sz w:val="22"/>
+          <w:szCs w:val="22"/>
+        </w:rPr>
+        <w:t xml:space="preserve">Format: CITY_INITIALS — derived from client name, same logic as existing Apps Script bot.</w:t>
+      </w:r>
+    </w:p>
+    <w:p>
+      <w:pPr>
+        <w:shd w:fill="f0eff5" w:val="clear"/>
+        <w:spacing w:after="40" w:before="40"/>
+        <w:ind w:left="240"/>
+      </w:pPr>
+      <w:r>
+        <w:rPr>
+          <w:rFonts w:ascii="Consolas" w:cs="Consolas" w:eastAsia="Consolas" w:hAnsi="Consolas"/>
+          <w:color w:val="333333"/>
+          <w:sz w:val="18"/>
+          <w:szCs w:val="18"/>
+        </w:rPr>
+        <w:t xml:space="preserve">"Elena Whitfield" + Fremont → FREMONT_EW</w:t>
+      </w:r>
+    </w:p>
+    <w:p>
+      <w:pPr>
+        <w:shd w:fill="f0eff5" w:val="clear"/>
+        <w:spacing w:after="40" w:before="40"/>
+        <w:ind w:left="240"/>
+      </w:pPr>
+      <w:r>
+        <w:rPr>
+          <w:rFonts w:ascii="Consolas" w:cs="Consolas" w:eastAsia="Consolas" w:hAnsi="Consolas"/>
+          <w:color w:val="333333"/>
+          <w:sz w:val="18"/>
+          <w:szCs w:val="18"/>
+        </w:rPr>
+        <w:t xml:space="preserve">"Maria Jane Cruz" + Oakland → OAKLAND_MJC</w:t>
+      </w:r>
+    </w:p>
+    <w:p>
+      <w:pPr>
+        <w:pStyle w:val="Heading2"/>
+        <w:spacing w:after="120" w:before="300"/>
+      </w:pPr>
+      <w:r>
+        <w:rPr>
+          <w:rFonts w:ascii="Georgia" w:cs="Georgia" w:eastAsia="Georgia" w:hAnsi="Georgia"/>
+          <w:b/>
+          <w:bCs/>
+          <w:color w:val="a76d83"/>
+          <w:sz w:val="26"/>
+          <w:szCs w:val="26"/>
+        </w:rPr>
+        <w:t xml:space="preserve">Sync Architecture</w:t>
+      </w:r>
+    </w:p>
+    <w:p>
+      <w:pPr>
+        <w:shd w:fill="f0eff5" w:val="clear"/>
+        <w:spacing w:after="40" w:before="40"/>
+        <w:ind w:left="240"/>
+      </w:pPr>
+      <w:r>
+        <w:rPr>
+          <w:rFonts w:ascii="Consolas" w:cs="Consolas" w:eastAsia="Consolas" w:hAnsi="Consolas"/>
+          <w:color w:val="333333"/>
+          <w:sz w:val="18"/>
+          <w:szCs w:val="18"/>
+        </w:rPr>
+        <w:t xml:space="preserve">Google Sheets ("New Hires 2026")</w:t>
+      </w:r>
+    </w:p>
+    <w:p>
+      <w:pPr>
+        <w:shd w:fill="f0eff5" w:val="clear"/>
+        <w:spacing w:after="40" w:before="40"/>
+        <w:ind w:left="240"/>
+      </w:pPr>
+      <w:r>
+        <w:rPr>
+          <w:rFonts w:ascii="Consolas" w:cs="Consolas" w:eastAsia="Consolas" w:hAnsi="Consolas"/>
+          <w:color w:val="333333"/>
+          <w:sz w:val="18"/>
+          <w:szCs w:val="18"/>
+        </w:rPr>
+        <w:t xml:space="preserve">  ↓ Google Sheets API (read-only, via Service Account)</w:t>
+      </w:r>
+    </w:p>
+    <w:p>
+      <w:pPr>
+        <w:shd w:fill="f0eff5" w:val="clear"/>
+        <w:spacing w:after="40" w:before="40"/>
+        <w:ind w:left="240"/>
+      </w:pPr>
+      <w:r>
+        <w:rPr>
+          <w:rFonts w:ascii="Consolas" w:cs="Consolas" w:eastAsia="Consolas" w:hAnsi="Consolas"/>
+          <w:color w:val="333333"/>
+          <w:sz w:val="18"/>
+          <w:szCs w:val="18"/>
+        </w:rPr>
+        <w:t xml:space="preserve">Vercel Cron Job (every 30 min, weekdays)</w:t>
+      </w:r>
+    </w:p>
+    <w:p>
+      <w:pPr>
+        <w:shd w:fill="f0eff5" w:val="clear"/>
+        <w:spacing w:after="40" w:before="40"/>
+        <w:ind w:left="240"/>
+      </w:pPr>
+      <w:r>
+        <w:rPr>
+          <w:rFonts w:ascii="Consolas" w:cs="Consolas" w:eastAsia="Consolas" w:hAnsi="Consolas"/>
+          <w:color w:val="333333"/>
+          <w:sz w:val="18"/>
+          <w:szCs w:val="18"/>
+        </w:rPr>
+        <w:t xml:space="preserve">  ↓ Calls: /api/cron/sync-shifts</w:t>
+      </w:r>
+    </w:p>
+    <w:p>
+      <w:pPr>
+        <w:shd w:fill="f0eff5" w:val="clear"/>
+        <w:spacing w:after="40" w:before="40"/>
+        <w:ind w:left="240"/>
+      </w:pPr>
+      <w:r>
+        <w:rPr>
+          <w:rFonts w:ascii="Consolas" w:cs="Consolas" w:eastAsia="Consolas" w:hAnsi="Consolas"/>
+          <w:color w:val="333333"/>
+          <w:sz w:val="18"/>
+          <w:szCs w:val="18"/>
+        </w:rPr>
+        <w:t xml:space="preserve">Next.js API Route</w:t>
+      </w:r>
+    </w:p>
+    <w:p>
+      <w:pPr>
+        <w:shd w:fill="f0eff5" w:val="clear"/>
+        <w:spacing w:after="40" w:before="40"/>
+        <w:ind w:left="240"/>
+      </w:pPr>
+      <w:r>
+        <w:rPr>
+          <w:rFonts w:ascii="Consolas" w:cs="Consolas" w:eastAsia="Consolas" w:hAnsi="Consolas"/>
+          <w:color w:val="333333"/>
+          <w:sz w:val="18"/>
+          <w:szCs w:val="18"/>
+        </w:rPr>
+        <w:t xml:space="preserve">  ↓ Reads both tabs, filters recruitment rows</w:t>
+      </w:r>
+    </w:p>
+    <w:p>
+      <w:pPr>
+        <w:shd w:fill="f0eff5" w:val="clear"/>
+        <w:spacing w:after="40" w:before="40"/>
+        <w:ind w:left="240"/>
+      </w:pPr>
+      <w:r>
+        <w:rPr>
+          <w:rFonts w:ascii="Consolas" w:cs="Consolas" w:eastAsia="Consolas" w:hAnsi="Consolas"/>
+          <w:color w:val="333333"/>
+          <w:sz w:val="18"/>
+          <w:szCs w:val="18"/>
+        </w:rPr>
+        <w:t xml:space="preserve">  ↓ Parses address → county + city</w:t>
+      </w:r>
+    </w:p>
+    <w:p>
+      <w:pPr>
+        <w:shd w:fill="f0eff5" w:val="clear"/>
+        <w:spacing w:after="40" w:before="40"/>
+        <w:ind w:left="240"/>
+      </w:pPr>
+      <w:r>
+        <w:rPr>
+          <w:rFonts w:ascii="Consolas" w:cs="Consolas" w:eastAsia="Consolas" w:hAnsi="Consolas"/>
+          <w:color w:val="333333"/>
+          <w:sz w:val="18"/>
+          <w:szCs w:val="18"/>
+        </w:rPr>
+        <w:t xml:space="preserve">  ↓ Generates shift_code, compares with DB</w:t>
+      </w:r>
+    </w:p>
+    <w:p>
+      <w:pPr>
+        <w:shd w:fill="f0eff5" w:val="clear"/>
+        <w:spacing w:after="40" w:before="40"/>
+        <w:ind w:left="240"/>
+      </w:pPr>
+      <w:r>
+        <w:rPr>
+          <w:rFonts w:ascii="Consolas" w:cs="Consolas" w:eastAsia="Consolas" w:hAnsi="Consolas"/>
+          <w:color w:val="333333"/>
+          <w:sz w:val="18"/>
+          <w:szCs w:val="18"/>
+        </w:rPr>
+        <w:t xml:space="preserve">Supabase shifts table</w:t>
+      </w:r>
+    </w:p>
+    <w:p>
+      <w:pPr>
+        <w:shd w:fill="f0eff5" w:val="clear"/>
+        <w:spacing w:after="40" w:before="40"/>
+        <w:ind w:left="240"/>
+      </w:pPr>
+      <w:r>
+        <w:rPr>
+          <w:rFonts w:ascii="Consolas" w:cs="Consolas" w:eastAsia="Consolas" w:hAnsi="Consolas"/>
+          <w:color w:val="333333"/>
+          <w:sz w:val="18"/>
+          <w:szCs w:val="18"/>
+        </w:rPr>
+        <w:t xml:space="preserve">  ↓ UPSERT: new/changed → update, Active → is_open=false</w:t>
+      </w:r>
+    </w:p>
+    <w:p>
+      <w:pPr>
+        <w:shd w:fill="f0eff5" w:val="clear"/>
+        <w:spacing w:after="40" w:before="40"/>
+        <w:ind w:left="240"/>
+      </w:pPr>
+      <w:r>
+        <w:rPr>
+          <w:rFonts w:ascii="Consolas" w:cs="Consolas" w:eastAsia="Consolas" w:hAnsi="Consolas"/>
+          <w:color w:val="333333"/>
+          <w:sz w:val="18"/>
+          <w:szCs w:val="18"/>
+        </w:rPr>
+        <w:t xml:space="preserve">Portal shows updated shifts (Supabase Realtime)</w:t>
+      </w:r>
+    </w:p>
+    <w:p>
+      <w:pPr>
+        <w:pStyle w:val="Heading2"/>
+        <w:spacing w:after="120" w:before="300"/>
+      </w:pPr>
+      <w:r>
+        <w:rPr>
+          <w:rFonts w:ascii="Georgia" w:cs="Georgia" w:eastAsia="Georgia" w:hAnsi="Georgia"/>
+          <w:b/>
+          <w:bCs/>
+          <w:color w:val="a76d83"/>
+          <w:sz w:val="26"/>
+          <w:szCs w:val="26"/>
+        </w:rPr>
+        <w:t xml:space="preserve">Sync Rules</w:t>
+      </w:r>
+    </w:p>
+    <w:p>
+      <w:pPr>
+        <w:spacing w:after="60"/>
+        <w:ind w:left="360"/>
+      </w:pPr>
+      <w:r>
+        <w:rPr>
+          <w:rFonts w:ascii="Calibri" w:cs="Calibri" w:eastAsia="Calibri" w:hAnsi="Calibri"/>
+          <w:b/>
+          <w:bCs/>
+          <w:color w:val="ac6b75"/>
+          <w:sz w:val="22"/>
+          <w:szCs w:val="22"/>
+        </w:rPr>
+        <w:t xml:space="preserve">1. </w:t>
+      </w:r>
+      <w:r>
+        <w:rPr>
+          <w:rFonts w:ascii="Calibri" w:cs="Calibri" w:eastAsia="Calibri" w:hAnsi="Calibri"/>
+          <w:color w:val="3d3d3d"/>
+          <w:sz w:val="22"/>
+          <w:szCs w:val="22"/>
+        </w:rPr>
+        <w:t xml:space="preserve">New shift: Row has recruitment status, no match in DB → INSERT is_open = true</w:t>
+      </w:r>
+    </w:p>
+    <w:p>
+      <w:pPr>
+        <w:spacing w:after="60"/>
+        <w:ind w:left="360"/>
+      </w:pPr>
+      <w:r>
+        <w:rPr>
+          <w:rFonts w:ascii="Calibri" w:cs="Calibri" w:eastAsia="Calibri" w:hAnsi="Calibri"/>
+          <w:b/>
+          <w:bCs/>
+          <w:color w:val="ac6b75"/>
+          <w:sz w:val="22"/>
+          <w:szCs w:val="22"/>
+        </w:rPr>
+        <w:t xml:space="preserve">2. </w:t>
+      </w:r>
+      <w:r>
+        <w:rPr>
+          <w:rFonts w:ascii="Calibri" w:cs="Calibri" w:eastAsia="Calibri" w:hAnsi="Calibri"/>
+          <w:color w:val="3d3d3d"/>
+          <w:sz w:val="22"/>
+          <w:szCs w:val="22"/>
+        </w:rPr>
+        <w:t xml:space="preserve">Shift updated: Schedule or address changed → UPDATE, keep is_open = true</w:t>
+      </w:r>
+    </w:p>
+    <w:p>
+      <w:pPr>
+        <w:spacing w:after="60"/>
+        <w:ind w:left="360"/>
+      </w:pPr>
+      <w:r>
+        <w:rPr>
+          <w:rFonts w:ascii="Calibri" w:cs="Calibri" w:eastAsia="Calibri" w:hAnsi="Calibri"/>
+          <w:b/>
+          <w:bCs/>
+          <w:color w:val="ac6b75"/>
+          <w:sz w:val="22"/>
+          <w:szCs w:val="22"/>
+        </w:rPr>
+        <w:t xml:space="preserve">3. </w:t>
+      </w:r>
+      <w:r>
+        <w:rPr>
+          <w:rFonts w:ascii="Calibri" w:cs="Calibri" w:eastAsia="Calibri" w:hAnsi="Calibri"/>
+          <w:color w:val="3d3d3d"/>
+          <w:sz w:val="22"/>
+          <w:szCs w:val="22"/>
+        </w:rPr>
+        <w:t xml:space="preserve">Shift filled: Status → "Active" → UPDATE is_open = false</w:t>
+      </w:r>
+    </w:p>
+    <w:p>
+      <w:pPr>
+        <w:spacing w:after="60"/>
+        <w:ind w:left="360"/>
+      </w:pPr>
+      <w:r>
+        <w:rPr>
+          <w:rFonts w:ascii="Calibri" w:cs="Calibri" w:eastAsia="Calibri" w:hAnsi="Calibri"/>
+          <w:b/>
+          <w:bCs/>
+          <w:color w:val="ac6b75"/>
+          <w:sz w:val="22"/>
+          <w:szCs w:val="22"/>
+        </w:rPr>
+        <w:t xml:space="preserve">4. </w:t>
+      </w:r>
+      <w:r>
+        <w:rPr>
+          <w:rFonts w:ascii="Calibri" w:cs="Calibri" w:eastAsia="Calibri" w:hAnsi="Calibri"/>
+          <w:color w:val="3d3d3d"/>
+          <w:sz w:val="22"/>
+          <w:szCs w:val="22"/>
+        </w:rPr>
+        <w:t xml:space="preserve">Shift removed: No longer in spreadsheet → UPDATE is_open = false (soft close)</w:t>
+      </w:r>
+    </w:p>
+    <w:p>
+      <w:pPr>
+        <w:spacing w:after="60"/>
+        <w:ind w:left="360"/>
+      </w:pPr>
+      <w:r>
+        <w:rPr>
+          <w:rFonts w:ascii="Calibri" w:cs="Calibri" w:eastAsia="Calibri" w:hAnsi="Calibri"/>
+          <w:b/>
+          <w:bCs/>
+          <w:color w:val="ac6b75"/>
+          <w:sz w:val="22"/>
+          <w:szCs w:val="22"/>
+        </w:rPr>
+        <w:t xml:space="preserve">5. </w:t>
+      </w:r>
+      <w:r>
+        <w:rPr>
+          <w:rFonts w:ascii="Calibri" w:cs="Calibri" w:eastAsia="Calibri" w:hAnsi="Calibri"/>
+          <w:color w:val="3d3d3d"/>
+          <w:sz w:val="22"/>
+          <w:szCs w:val="22"/>
+        </w:rPr>
+        <w:t xml:space="preserve">Conflict: shift_code collision → append number (FREMONT_EW2)</w:t>
+      </w:r>
+    </w:p>
+    <w:p>
+      <w:pPr>
+        <w:spacing w:after="60"/>
+        <w:ind w:left="360"/>
+      </w:pPr>
+      <w:r>
+        <w:rPr>
+          <w:rFonts w:ascii="Calibri" w:cs="Calibri" w:eastAsia="Calibri" w:hAnsi="Calibri"/>
+          <w:b/>
+          <w:bCs/>
+          <w:color w:val="ac6b75"/>
+          <w:sz w:val="22"/>
+          <w:szCs w:val="22"/>
+        </w:rPr>
+        <w:t xml:space="preserve">6. </w:t>
+      </w:r>
+      <w:r>
+        <w:rPr>
+          <w:rFonts w:ascii="Calibri" w:cs="Calibri" w:eastAsia="Calibri" w:hAnsi="Calibri"/>
+          <w:color w:val="3d3d3d"/>
+          <w:sz w:val="22"/>
+          <w:szCs w:val="22"/>
+        </w:rPr>
+        <w:t xml:space="preserve">Frequency: Every 30 min, weekdays Mon–Fri, 6 AM – 8 PM Pacific</w:t>
+      </w:r>
+    </w:p>
+    <w:p>
+      <w:pPr>
+        <w:spacing w:after="60"/>
+        <w:ind w:left="360"/>
+      </w:pPr>
+      <w:r>
+        <w:rPr>
+          <w:rFonts w:ascii="Calibri" w:cs="Calibri" w:eastAsia="Calibri" w:hAnsi="Calibri"/>
+          <w:b/>
+          <w:bCs/>
+          <w:color w:val="ac6b75"/>
+          <w:sz w:val="22"/>
+          <w:szCs w:val="22"/>
+        </w:rPr>
+        <w:t xml:space="preserve">7. </w:t>
+      </w:r>
+      <w:r>
+        <w:rPr>
+          <w:rFonts w:ascii="Calibri" w:cs="Calibri" w:eastAsia="Calibri" w:hAnsi="Calibri"/>
+          <w:color w:val="3d3d3d"/>
+          <w:sz w:val="22"/>
+          <w:szCs w:val="22"/>
+        </w:rPr>
+        <w:t xml:space="preserve">Manual sync: Admin triggers from portal</w:t>
+      </w:r>
+    </w:p>
+    <w:p>
+      <w:pPr>
+        <w:pStyle w:val="Heading2"/>
+        <w:spacing w:after="120" w:before="300"/>
+      </w:pPr>
+      <w:r>
+        <w:rPr>
+          <w:rFonts w:ascii="Georgia" w:cs="Georgia" w:eastAsia="Georgia" w:hAnsi="Georgia"/>
+          <w:b/>
+          <w:bCs/>
+          <w:color w:val="a76d83"/>
+          <w:sz w:val="26"/>
+          <w:szCs w:val="26"/>
+        </w:rPr>
+        <w:t xml:space="preserve">Google Service Account Setup</w:t>
+      </w:r>
+    </w:p>
+    <w:p>
+      <w:pPr>
+        <w:spacing w:after="60"/>
+        <w:ind w:left="360"/>
+      </w:pPr>
+      <w:r>
+        <w:rPr>
+          <w:rFonts w:ascii="Calibri" w:cs="Calibri" w:eastAsia="Calibri" w:hAnsi="Calibri"/>
+          <w:b/>
+          <w:bCs/>
+          <w:color w:val="ac6b75"/>
+          <w:sz w:val="22"/>
+          <w:szCs w:val="22"/>
+        </w:rPr>
+        <w:t xml:space="preserve">1. </w:t>
+      </w:r>
+      <w:r>
+        <w:rPr>
+          <w:rFonts w:ascii="Calibri" w:cs="Calibri" w:eastAsia="Calibri" w:hAnsi="Calibri"/>
+          <w:color w:val="3d3d3d"/>
+          <w:sz w:val="22"/>
+          <w:szCs w:val="22"/>
+        </w:rPr>
+        <w:t xml:space="preserve">Create a Google Cloud project (free)</w:t>
+      </w:r>
+    </w:p>
+    <w:p>
+      <w:pPr>
+        <w:spacing w:after="60"/>
+        <w:ind w:left="360"/>
+      </w:pPr>
+      <w:r>
+        <w:rPr>
+          <w:rFonts w:ascii="Calibri" w:cs="Calibri" w:eastAsia="Calibri" w:hAnsi="Calibri"/>
+          <w:b/>
+          <w:bCs/>
+          <w:color w:val="ac6b75"/>
+          <w:sz w:val="22"/>
+          <w:szCs w:val="22"/>
+        </w:rPr>
+        <w:t xml:space="preserve">2. </w:t>
+      </w:r>
+      <w:r>
+        <w:rPr>
+          <w:rFonts w:ascii="Calibri" w:cs="Calibri" w:eastAsia="Calibri" w:hAnsi="Calibri"/>
+          <w:color w:val="3d3d3d"/>
+          <w:sz w:val="22"/>
+          <w:szCs w:val="22"/>
+        </w:rPr>
+        <w:t xml:space="preserve">Enable Google Sheets API</w:t>
+      </w:r>
+    </w:p>
+    <w:p>
+      <w:pPr>
+        <w:spacing w:after="60"/>
+        <w:ind w:left="360"/>
+      </w:pPr>
+      <w:r>
+        <w:rPr>
+          <w:rFonts w:ascii="Calibri" w:cs="Calibri" w:eastAsia="Calibri" w:hAnsi="Calibri"/>
+          <w:b/>
+          <w:bCs/>
+          <w:color w:val="ac6b75"/>
+          <w:sz w:val="22"/>
+          <w:szCs w:val="22"/>
+        </w:rPr>
+        <w:t xml:space="preserve">3. </w:t>
+      </w:r>
+      <w:r>
+        <w:rPr>
+          <w:rFonts w:ascii="Calibri" w:cs="Calibri" w:eastAsia="Calibri" w:hAnsi="Calibri"/>
+          <w:color w:val="3d3d3d"/>
+          <w:sz w:val="22"/>
+          <w:szCs w:val="22"/>
+        </w:rPr>
+        <w:t xml:space="preserve">Create a Service Account → download JSON key</w:t>
+      </w:r>
+    </w:p>
+    <w:p>
+      <w:pPr>
+        <w:spacing w:after="60"/>
+        <w:ind w:left="360"/>
+      </w:pPr>
+      <w:r>
+        <w:rPr>
+          <w:rFonts w:ascii="Calibri" w:cs="Calibri" w:eastAsia="Calibri" w:hAnsi="Calibri"/>
+          <w:b/>
+          <w:bCs/>
+          <w:color w:val="ac6b75"/>
+          <w:sz w:val="22"/>
+          <w:szCs w:val="22"/>
+        </w:rPr>
+        <w:t xml:space="preserve">4. </w:t>
+      </w:r>
+      <w:r>
+        <w:rPr>
+          <w:rFonts w:ascii="Calibri" w:cs="Calibri" w:eastAsia="Calibri" w:hAnsi="Calibri"/>
+          <w:color w:val="3d3d3d"/>
+          <w:sz w:val="22"/>
+          <w:szCs w:val="22"/>
+        </w:rPr>
+        <w:t xml:space="preserve">Share the spreadsheet with service account email (read-only)</w:t>
+      </w:r>
+    </w:p>
+    <w:p>
+      <w:pPr>
+        <w:spacing w:after="60"/>
+        <w:ind w:left="360"/>
+      </w:pPr>
+      <w:r>
+        <w:rPr>
+          <w:rFonts w:ascii="Calibri" w:cs="Calibri" w:eastAsia="Calibri" w:hAnsi="Calibri"/>
+          <w:b/>
+          <w:bCs/>
+          <w:color w:val="ac6b75"/>
+          <w:sz w:val="22"/>
+          <w:szCs w:val="22"/>
+        </w:rPr>
+        <w:t xml:space="preserve">5. </w:t>
+      </w:r>
+      <w:r>
+        <w:rPr>
+          <w:rFonts w:ascii="Calibri" w:cs="Calibri" w:eastAsia="Calibri" w:hAnsi="Calibri"/>
+          <w:color w:val="3d3d3d"/>
+          <w:sz w:val="22"/>
+          <w:szCs w:val="22"/>
+        </w:rPr>
+        <w:t xml:space="preserve">Store credentials as Vercel env vars (GOOGLE_SERVICE_ACCOUNT_EMAIL, GOOGLE_PRIVATE_KEY, GOOGLE_SPREADSHEET_ID)</w:t>
+      </w:r>
+    </w:p>
+    <w:p>
+      <w:pPr>
+        <w:pStyle w:val="Heading2"/>
+        <w:spacing w:after="120" w:before="300"/>
+      </w:pPr>
+      <w:r>
+        <w:rPr>
+          <w:rFonts w:ascii="Georgia" w:cs="Georgia" w:eastAsia="Georgia" w:hAnsi="Georgia"/>
+          <w:b/>
+          <w:bCs/>
+          <w:color w:val="a76d83"/>
+          <w:sz w:val="26"/>
+          <w:szCs w:val="26"/>
+        </w:rPr>
+        <w:t xml:space="preserve">Admin Sync Dashboard</w:t>
+      </w:r>
+    </w:p>
+    <w:p>
+      <w:pPr>
+        <w:spacing w:after="60"/>
+        <w:ind w:left="360"/>
+      </w:pPr>
+      <w:r>
+        <w:rPr>
+          <w:rFonts w:ascii="Calibri" w:cs="Calibri" w:eastAsia="Calibri" w:hAnsi="Calibri"/>
+          <w:color w:val="ac6b75"/>
+          <w:sz w:val="22"/>
+          <w:szCs w:val="22"/>
+        </w:rPr>
+        <w:t xml:space="preserve">•  </w:t>
+      </w:r>
+      <w:r>
+        <w:rPr>
+          <w:rFonts w:ascii="Calibri" w:cs="Calibri" w:eastAsia="Calibri" w:hAnsi="Calibri"/>
+          <w:b/>
+          <w:bCs/>
+          <w:color w:val="1a1a1a"/>
+          <w:sz w:val="22"/>
+          <w:szCs w:val="22"/>
+        </w:rPr>
+        <w:t xml:space="preserve">Last Synced: </w:t>
+      </w:r>
+      <w:r>
+        <w:rPr>
+          <w:rFonts w:ascii="Calibri" w:cs="Calibri" w:eastAsia="Calibri" w:hAnsi="Calibri"/>
+          <w:color w:val="3d3d3d"/>
+          <w:sz w:val="22"/>
+          <w:szCs w:val="22"/>
+        </w:rPr>
+        <w:t xml:space="preserve">timestamp of most recent successful sync</w:t>
+      </w:r>
+    </w:p>
+    <w:p>
+      <w:pPr>
+        <w:spacing w:after="60"/>
+        <w:ind w:left="360"/>
+      </w:pPr>
+      <w:r>
+        <w:rPr>
+          <w:rFonts w:ascii="Calibri" w:cs="Calibri" w:eastAsia="Calibri" w:hAnsi="Calibri"/>
+          <w:color w:val="ac6b75"/>
+          <w:sz w:val="22"/>
+          <w:szCs w:val="22"/>
+        </w:rPr>
+        <w:t xml:space="preserve">•  </w:t>
+      </w:r>
+      <w:r>
+        <w:rPr>
+          <w:rFonts w:ascii="Calibri" w:cs="Calibri" w:eastAsia="Calibri" w:hAnsi="Calibri"/>
+          <w:b/>
+          <w:bCs/>
+          <w:color w:val="1a1a1a"/>
+          <w:sz w:val="22"/>
+          <w:szCs w:val="22"/>
+        </w:rPr>
+        <w:t xml:space="preserve">Sync Status: </w:t>
+      </w:r>
+      <w:r>
+        <w:rPr>
+          <w:rFonts w:ascii="Calibri" w:cs="Calibri" w:eastAsia="Calibri" w:hAnsi="Calibri"/>
+          <w:color w:val="3d3d3d"/>
+          <w:sz w:val="22"/>
+          <w:szCs w:val="22"/>
+        </w:rPr>
+        <w:t xml:space="preserve">badge (In Sync / Syncing / Error)</w:t>
+      </w:r>
+    </w:p>
+    <w:p>
+      <w:pPr>
+        <w:spacing w:after="60"/>
+        <w:ind w:left="360"/>
+      </w:pPr>
+      <w:r>
+        <w:rPr>
+          <w:rFonts w:ascii="Calibri" w:cs="Calibri" w:eastAsia="Calibri" w:hAnsi="Calibri"/>
+          <w:color w:val="ac6b75"/>
+          <w:sz w:val="22"/>
+          <w:szCs w:val="22"/>
+        </w:rPr>
+        <w:t xml:space="preserve">•  </w:t>
+      </w:r>
+      <w:r>
+        <w:rPr>
+          <w:rFonts w:ascii="Calibri" w:cs="Calibri" w:eastAsia="Calibri" w:hAnsi="Calibri"/>
+          <w:b/>
+          <w:bCs/>
+          <w:color w:val="1a1a1a"/>
+          <w:sz w:val="22"/>
+          <w:szCs w:val="22"/>
+        </w:rPr>
+        <w:t xml:space="preserve">Sync Now: </w:t>
+      </w:r>
+      <w:r>
+        <w:rPr>
+          <w:rFonts w:ascii="Calibri" w:cs="Calibri" w:eastAsia="Calibri" w:hAnsi="Calibri"/>
+          <w:color w:val="3d3d3d"/>
+          <w:sz w:val="22"/>
+          <w:szCs w:val="22"/>
+        </w:rPr>
+        <w:t xml:space="preserve">button for manual trigger</w:t>
+      </w:r>
+    </w:p>
+    <w:p>
+      <w:pPr>
+        <w:spacing w:after="60"/>
+        <w:ind w:left="360"/>
+      </w:pPr>
+      <w:r>
+        <w:rPr>
+          <w:rFonts w:ascii="Calibri" w:cs="Calibri" w:eastAsia="Calibri" w:hAnsi="Calibri"/>
+          <w:color w:val="ac6b75"/>
+          <w:sz w:val="22"/>
+          <w:szCs w:val="22"/>
+        </w:rPr>
+        <w:t xml:space="preserve">•  </w:t>
+      </w:r>
+      <w:r>
+        <w:rPr>
+          <w:rFonts w:ascii="Calibri" w:cs="Calibri" w:eastAsia="Calibri" w:hAnsi="Calibri"/>
+          <w:b/>
+          <w:bCs/>
+          <w:color w:val="1a1a1a"/>
+          <w:sz w:val="22"/>
+          <w:szCs w:val="22"/>
+        </w:rPr>
+        <w:t xml:space="preserve">Sync Log: </w:t>
+      </w:r>
+      <w:r>
+        <w:rPr>
+          <w:rFonts w:ascii="Calibri" w:cs="Calibri" w:eastAsia="Calibri" w:hAnsi="Calibri"/>
+          <w:color w:val="3d3d3d"/>
+          <w:sz w:val="22"/>
+          <w:szCs w:val="22"/>
+        </w:rPr>
+        <w:t xml:space="preserve">last 10 sync events (rows added, updated, closed) — collapsible</w:t>
       </w:r>
     </w:p>
     <w:p>
@@ -11132,8 +13006,10 @@
           <w:b/>
           <w:bCs/>
           <w:color w:val="ac6b75"/>
-        </w:rPr>
-        <w:t xml:space="preserve">8. PWA Configuration</w:t>
+          <w:sz w:val="32"/>
+          <w:szCs w:val="32"/>
+        </w:rPr>
+        <w:t xml:space="preserve">8. Privacy &amp; Security</w:t>
       </w:r>
     </w:p>
     <w:p>
@@ -11157,7 +13033,7 @@
           <w:sz w:val="22"/>
           <w:szCs w:val="22"/>
         </w:rPr>
-        <w:t xml:space="preserve">manifest.json: App name "Together Homecare", short name "Together", theme color #ac6b75</w:t>
+        <w:t xml:space="preserve">Caregiver names: First name + last initial only (e.g., "Maria C.")</w:t>
       </w:r>
     </w:p>
     <w:p>
@@ -11181,7 +13057,7 @@
           <w:sz w:val="22"/>
           <w:szCs w:val="22"/>
         </w:rPr>
-        <w:t xml:space="preserve">Icons: 192x192 and 512x512 from provided logo</w:t>
+        <w:t xml:space="preserve">Shift codes: CITY_[Initials] of client — hides full name from caregivers</w:t>
       </w:r>
     </w:p>
     <w:p>
@@ -11205,7 +13081,7 @@
           <w:sz w:val="22"/>
           <w:szCs w:val="22"/>
         </w:rPr>
-        <w:t xml:space="preserve">Service worker: Cache-first for static assets, network-first for API calls</w:t>
+        <w:t xml:space="preserve">PIN: Hashed (bcrypt), never stored in plaintext</w:t>
       </w:r>
     </w:p>
     <w:p>
@@ -11229,7 +13105,7 @@
           <w:sz w:val="22"/>
           <w:szCs w:val="22"/>
         </w:rPr>
-        <w:t xml:space="preserve">Install prompt: "Add to Home Screen" banner on mobile browsers</w:t>
+        <w:t xml:space="preserve">RLS: All tables protected by Row Level Security per role</w:t>
       </w:r>
     </w:p>
     <w:p>
@@ -11253,7 +13129,7 @@
           <w:sz w:val="22"/>
           <w:szCs w:val="22"/>
         </w:rPr>
-        <w:t xml:space="preserve">Display: standalone (no browser bar, feels like native app)</w:t>
+        <w:t xml:space="preserve">Password: Supabase Auth handles hashing, resets, sessions</w:t>
       </w:r>
     </w:p>
     <w:p>
@@ -11277,7 +13153,7 @@
           <w:sz w:val="22"/>
           <w:szCs w:val="22"/>
         </w:rPr>
-        <w:t xml:space="preserve">Orientation: portrait</w:t>
+        <w:t xml:space="preserve">Audit log: All significant actions logged with user, timestamp, entity</w:t>
       </w:r>
     </w:p>
     <w:p>
@@ -11299,8 +13175,179 @@
           <w:b/>
           <w:bCs/>
           <w:color w:val="ac6b75"/>
-        </w:rPr>
-        <w:t xml:space="preserve">9. Tech Stack Details</w:t>
+          <w:sz w:val="32"/>
+          <w:szCs w:val="32"/>
+        </w:rPr>
+        <w:t xml:space="preserve">9. PWA Configuration</w:t>
+      </w:r>
+    </w:p>
+    <w:p>
+      <w:pPr>
+        <w:spacing w:after="60"/>
+        <w:ind w:left="360"/>
+      </w:pPr>
+      <w:r>
+        <w:rPr>
+          <w:rFonts w:ascii="Calibri" w:cs="Calibri" w:eastAsia="Calibri" w:hAnsi="Calibri"/>
+          <w:color w:val="ac6b75"/>
+          <w:sz w:val="22"/>
+          <w:szCs w:val="22"/>
+        </w:rPr>
+        <w:t xml:space="preserve">•  </w:t>
+      </w:r>
+      <w:r>
+        <w:rPr>
+          <w:rFonts w:ascii="Calibri" w:cs="Calibri" w:eastAsia="Calibri" w:hAnsi="Calibri"/>
+          <w:color w:val="3d3d3d"/>
+          <w:sz w:val="22"/>
+          <w:szCs w:val="22"/>
+        </w:rPr>
+        <w:t xml:space="preserve">manifest.json: "Together Homecare", theme color #ac6b75</w:t>
+      </w:r>
+    </w:p>
+    <w:p>
+      <w:pPr>
+        <w:spacing w:after="60"/>
+        <w:ind w:left="360"/>
+      </w:pPr>
+      <w:r>
+        <w:rPr>
+          <w:rFonts w:ascii="Calibri" w:cs="Calibri" w:eastAsia="Calibri" w:hAnsi="Calibri"/>
+          <w:color w:val="ac6b75"/>
+          <w:sz w:val="22"/>
+          <w:szCs w:val="22"/>
+        </w:rPr>
+        <w:t xml:space="preserve">•  </w:t>
+      </w:r>
+      <w:r>
+        <w:rPr>
+          <w:rFonts w:ascii="Calibri" w:cs="Calibri" w:eastAsia="Calibri" w:hAnsi="Calibri"/>
+          <w:color w:val="3d3d3d"/>
+          <w:sz w:val="22"/>
+          <w:szCs w:val="22"/>
+        </w:rPr>
+        <w:t xml:space="preserve">Icons: 192x192 and 512x512 from provided logo</w:t>
+      </w:r>
+    </w:p>
+    <w:p>
+      <w:pPr>
+        <w:spacing w:after="60"/>
+        <w:ind w:left="360"/>
+      </w:pPr>
+      <w:r>
+        <w:rPr>
+          <w:rFonts w:ascii="Calibri" w:cs="Calibri" w:eastAsia="Calibri" w:hAnsi="Calibri"/>
+          <w:color w:val="ac6b75"/>
+          <w:sz w:val="22"/>
+          <w:szCs w:val="22"/>
+        </w:rPr>
+        <w:t xml:space="preserve">•  </w:t>
+      </w:r>
+      <w:r>
+        <w:rPr>
+          <w:rFonts w:ascii="Calibri" w:cs="Calibri" w:eastAsia="Calibri" w:hAnsi="Calibri"/>
+          <w:color w:val="3d3d3d"/>
+          <w:sz w:val="22"/>
+          <w:szCs w:val="22"/>
+        </w:rPr>
+        <w:t xml:space="preserve">Service worker: Cache-first for static, network-first for API</w:t>
+      </w:r>
+    </w:p>
+    <w:p>
+      <w:pPr>
+        <w:spacing w:after="60"/>
+        <w:ind w:left="360"/>
+      </w:pPr>
+      <w:r>
+        <w:rPr>
+          <w:rFonts w:ascii="Calibri" w:cs="Calibri" w:eastAsia="Calibri" w:hAnsi="Calibri"/>
+          <w:color w:val="ac6b75"/>
+          <w:sz w:val="22"/>
+          <w:szCs w:val="22"/>
+        </w:rPr>
+        <w:t xml:space="preserve">•  </w:t>
+      </w:r>
+      <w:r>
+        <w:rPr>
+          <w:rFonts w:ascii="Calibri" w:cs="Calibri" w:eastAsia="Calibri" w:hAnsi="Calibri"/>
+          <w:color w:val="3d3d3d"/>
+          <w:sz w:val="22"/>
+          <w:szCs w:val="22"/>
+        </w:rPr>
+        <w:t xml:space="preserve">Install prompt: "Add to Home Screen" on mobile</w:t>
+      </w:r>
+    </w:p>
+    <w:p>
+      <w:pPr>
+        <w:spacing w:after="60"/>
+        <w:ind w:left="360"/>
+      </w:pPr>
+      <w:r>
+        <w:rPr>
+          <w:rFonts w:ascii="Calibri" w:cs="Calibri" w:eastAsia="Calibri" w:hAnsi="Calibri"/>
+          <w:color w:val="ac6b75"/>
+          <w:sz w:val="22"/>
+          <w:szCs w:val="22"/>
+        </w:rPr>
+        <w:t xml:space="preserve">•  </w:t>
+      </w:r>
+      <w:r>
+        <w:rPr>
+          <w:rFonts w:ascii="Calibri" w:cs="Calibri" w:eastAsia="Calibri" w:hAnsi="Calibri"/>
+          <w:color w:val="3d3d3d"/>
+          <w:sz w:val="22"/>
+          <w:szCs w:val="22"/>
+        </w:rPr>
+        <w:t xml:space="preserve">Display: standalone (no browser bar)</w:t>
+      </w:r>
+    </w:p>
+    <w:p>
+      <w:pPr>
+        <w:spacing w:after="60"/>
+        <w:ind w:left="360"/>
+      </w:pPr>
+      <w:r>
+        <w:rPr>
+          <w:rFonts w:ascii="Calibri" w:cs="Calibri" w:eastAsia="Calibri" w:hAnsi="Calibri"/>
+          <w:color w:val="ac6b75"/>
+          <w:sz w:val="22"/>
+          <w:szCs w:val="22"/>
+        </w:rPr>
+        <w:t xml:space="preserve">•  </w:t>
+      </w:r>
+      <w:r>
+        <w:rPr>
+          <w:rFonts w:ascii="Calibri" w:cs="Calibri" w:eastAsia="Calibri" w:hAnsi="Calibri"/>
+          <w:color w:val="3d3d3d"/>
+          <w:sz w:val="22"/>
+          <w:szCs w:val="22"/>
+        </w:rPr>
+        <w:t xml:space="preserve">Orientation: portrait</w:t>
+      </w:r>
+    </w:p>
+    <w:p>
+      <w:pPr>
+        <w:pBdr>
+          <w:bottom w:val="single" w:color="ac6b75" w:sz="6" w:space="1"/>
+        </w:pBdr>
+        <w:spacing w:after="200" w:before="200"/>
+      </w:pPr>
+    </w:p>
+    <w:p>
+      <w:pPr>
+        <w:pStyle w:val="Heading1"/>
+        <w:spacing w:after="120" w:before="400"/>
+      </w:pPr>
+      <w:r>
+        <w:rPr>
+          <w:rFonts w:ascii="Georgia" w:cs="Georgia" w:eastAsia="Georgia" w:hAnsi="Georgia"/>
+          <w:b/>
+          <w:bCs/>
+          <w:color w:val="ac6b75"/>
+          <w:sz w:val="32"/>
+          <w:szCs w:val="32"/>
+        </w:rPr>
+        <w:t xml:space="preserve">10. Tech Stack Details</w:t>
       </w:r>
     </w:p>
     <w:tbl>
@@ -11657,7 +13704,7 @@
                 <w:sz w:val="20"/>
                 <w:szCs w:val="20"/>
               </w:rPr>
-              <w:t xml:space="preserve">Supabase Storage (profile photos, certifications)</w:t>
+              <w:t xml:space="preserve">Supabase Storage (photos, certifications)</w:t>
             </w:r>
           </w:p>
         </w:tc>
@@ -11700,6 +13747,90 @@
                 <w:szCs w:val="20"/>
               </w:rPr>
               <w:t xml:space="preserve">next-pwa or @serwist/next</w:t>
+            </w:r>
+          </w:p>
+        </w:tc>
+      </w:tr>
+      <w:tr>
+        <w:tc>
+          <w:tcPr>
+            <w:tcW w:type="dxa" w:w="4680"/>
+            <w:shd w:fill="f5f0f2" w:val="clear"/>
+          </w:tcPr>
+          <w:p>
+            <w:pPr>
+              <w:spacing w:after="30" w:before="30"/>
+            </w:pPr>
+            <w:r>
+              <w:rPr>
+                <w:rFonts w:ascii="Calibri" w:cs="Calibri" w:eastAsia="Calibri" w:hAnsi="Calibri"/>
+                <w:color w:val="3d3d3d"/>
+                <w:sz w:val="20"/>
+                <w:szCs w:val="20"/>
+              </w:rPr>
+              <w:t xml:space="preserve">Data Sync</w:t>
+            </w:r>
+          </w:p>
+        </w:tc>
+        <w:tc>
+          <w:tcPr>
+            <w:tcW w:type="dxa" w:w="4680"/>
+            <w:shd w:fill="f5f0f2" w:val="clear"/>
+          </w:tcPr>
+          <w:p>
+            <w:pPr>
+              <w:spacing w:after="30" w:before="30"/>
+            </w:pPr>
+            <w:r>
+              <w:rPr>
+                <w:rFonts w:ascii="Calibri" w:cs="Calibri" w:eastAsia="Calibri" w:hAnsi="Calibri"/>
+                <w:color w:val="3d3d3d"/>
+                <w:sz w:val="20"/>
+                <w:szCs w:val="20"/>
+              </w:rPr>
+              <w:t xml:space="preserve">Google Sheets API (free tier, Service Account)</w:t>
+            </w:r>
+          </w:p>
+        </w:tc>
+      </w:tr>
+      <w:tr>
+        <w:tc>
+          <w:tcPr>
+            <w:tcW w:type="dxa" w:w="4680"/>
+            <w:shd w:fill="ffffff" w:val="clear"/>
+          </w:tcPr>
+          <w:p>
+            <w:pPr>
+              <w:spacing w:after="30" w:before="30"/>
+            </w:pPr>
+            <w:r>
+              <w:rPr>
+                <w:rFonts w:ascii="Calibri" w:cs="Calibri" w:eastAsia="Calibri" w:hAnsi="Calibri"/>
+                <w:color w:val="3d3d3d"/>
+                <w:sz w:val="20"/>
+                <w:szCs w:val="20"/>
+              </w:rPr>
+              <w:t xml:space="preserve">Cron</w:t>
+            </w:r>
+          </w:p>
+        </w:tc>
+        <w:tc>
+          <w:tcPr>
+            <w:tcW w:type="dxa" w:w="4680"/>
+            <w:shd w:fill="ffffff" w:val="clear"/>
+          </w:tcPr>
+          <w:p>
+            <w:pPr>
+              <w:spacing w:after="30" w:before="30"/>
+            </w:pPr>
+            <w:r>
+              <w:rPr>
+                <w:rFonts w:ascii="Calibri" w:cs="Calibri" w:eastAsia="Calibri" w:hAnsi="Calibri"/>
+                <w:color w:val="3d3d3d"/>
+                <w:sz w:val="20"/>
+                <w:szCs w:val="20"/>
+              </w:rPr>
+              <w:t xml:space="preserve">Vercel Cron Jobs (free on Hobby plan)</w:t>
             </w:r>
           </w:p>
         </w:tc>
@@ -11771,8 +13902,10 @@
           <w:b/>
           <w:bCs/>
           <w:color w:val="ac6b75"/>
-        </w:rPr>
-        <w:t xml:space="preserve">10. Deployment Plan</w:t>
+          <w:sz w:val="32"/>
+          <w:szCs w:val="32"/>
+        </w:rPr>
+        <w:t xml:space="preserve">11. Deployment Plan</w:t>
       </w:r>
     </w:p>
     <w:p>
@@ -11786,6 +13919,8 @@
           <w:b/>
           <w:bCs/>
           <w:color w:val="a76d83"/>
+          <w:sz w:val="26"/>
+          <w:szCs w:val="26"/>
         </w:rPr>
         <w:t xml:space="preserve">Phase 1: Foundation</w:t>
       </w:r>
@@ -11798,116 +13933,126 @@
       <w:r>
         <w:rPr>
           <w:rFonts w:ascii="Calibri" w:cs="Calibri" w:eastAsia="Calibri" w:hAnsi="Calibri"/>
-          <w:color w:val="ac6b75"/>
-          <w:sz w:val="22"/>
-          <w:szCs w:val="22"/>
-        </w:rPr>
-        <w:t xml:space="preserve">•  </w:t>
-      </w:r>
-      <w:r>
-        <w:rPr>
-          <w:rFonts w:ascii="Calibri" w:cs="Calibri" w:eastAsia="Calibri" w:hAnsi="Calibri"/>
-          <w:color w:val="3d3d3d"/>
-          <w:sz w:val="22"/>
-          <w:szCs w:val="22"/>
-        </w:rPr>
-        <w:t xml:space="preserve">1. Create Supabase project</w:t>
-      </w:r>
-    </w:p>
-    <w:p>
-      <w:pPr>
-        <w:spacing w:after="60"/>
-        <w:ind w:left="360"/>
-      </w:pPr>
-      <w:r>
-        <w:rPr>
-          <w:rFonts w:ascii="Calibri" w:cs="Calibri" w:eastAsia="Calibri" w:hAnsi="Calibri"/>
-          <w:color w:val="ac6b75"/>
-          <w:sz w:val="22"/>
-          <w:szCs w:val="22"/>
-        </w:rPr>
-        <w:t xml:space="preserve">•  </w:t>
-      </w:r>
-      <w:r>
-        <w:rPr>
-          <w:rFonts w:ascii="Calibri" w:cs="Calibri" w:eastAsia="Calibri" w:hAnsi="Calibri"/>
-          <w:color w:val="3d3d3d"/>
-          <w:sz w:val="22"/>
-          <w:szCs w:val="22"/>
-        </w:rPr>
-        <w:t xml:space="preserve">2. Run database migrations (all tables)</w:t>
-      </w:r>
-    </w:p>
-    <w:p>
-      <w:pPr>
-        <w:spacing w:after="60"/>
-        <w:ind w:left="360"/>
-      </w:pPr>
-      <w:r>
-        <w:rPr>
-          <w:rFonts w:ascii="Calibri" w:cs="Calibri" w:eastAsia="Calibri" w:hAnsi="Calibri"/>
-          <w:color w:val="ac6b75"/>
-          <w:sz w:val="22"/>
-          <w:szCs w:val="22"/>
-        </w:rPr>
-        <w:t xml:space="preserve">•  </w:t>
-      </w:r>
-      <w:r>
-        <w:rPr>
-          <w:rFonts w:ascii="Calibri" w:cs="Calibri" w:eastAsia="Calibri" w:hAnsi="Calibri"/>
-          <w:color w:val="3d3d3d"/>
-          <w:sz w:val="22"/>
-          <w:szCs w:val="22"/>
-        </w:rPr>
-        <w:t xml:space="preserve">3. Configure RLS policies</w:t>
-      </w:r>
-    </w:p>
-    <w:p>
-      <w:pPr>
-        <w:spacing w:after="60"/>
-        <w:ind w:left="360"/>
-      </w:pPr>
-      <w:r>
-        <w:rPr>
-          <w:rFonts w:ascii="Calibri" w:cs="Calibri" w:eastAsia="Calibri" w:hAnsi="Calibri"/>
-          <w:color w:val="ac6b75"/>
-          <w:sz w:val="22"/>
-          <w:szCs w:val="22"/>
-        </w:rPr>
-        <w:t xml:space="preserve">•  </w:t>
-      </w:r>
-      <w:r>
-        <w:rPr>
-          <w:rFonts w:ascii="Calibri" w:cs="Calibri" w:eastAsia="Calibri" w:hAnsi="Calibri"/>
-          <w:color w:val="3d3d3d"/>
-          <w:sz w:val="22"/>
-          <w:szCs w:val="22"/>
-        </w:rPr>
-        <w:t xml:space="preserve">4. Seed super admin account</w:t>
-      </w:r>
-    </w:p>
-    <w:p>
-      <w:pPr>
-        <w:spacing w:after="60"/>
-        <w:ind w:left="360"/>
-      </w:pPr>
-      <w:r>
-        <w:rPr>
-          <w:rFonts w:ascii="Calibri" w:cs="Calibri" w:eastAsia="Calibri" w:hAnsi="Calibri"/>
-          <w:color w:val="ac6b75"/>
-          <w:sz w:val="22"/>
-          <w:szCs w:val="22"/>
-        </w:rPr>
-        <w:t xml:space="preserve">•  </w:t>
-      </w:r>
-      <w:r>
-        <w:rPr>
-          <w:rFonts w:ascii="Calibri" w:cs="Calibri" w:eastAsia="Calibri" w:hAnsi="Calibri"/>
-          <w:color w:val="3d3d3d"/>
-          <w:sz w:val="22"/>
-          <w:szCs w:val="22"/>
-        </w:rPr>
-        <w:t xml:space="preserve">5. Create Supabase Storage buckets (avatars, documents)</w:t>
+          <w:b/>
+          <w:bCs/>
+          <w:color w:val="ac6b75"/>
+          <w:sz w:val="22"/>
+          <w:szCs w:val="22"/>
+        </w:rPr>
+        <w:t xml:space="preserve">1. </w:t>
+      </w:r>
+      <w:r>
+        <w:rPr>
+          <w:rFonts w:ascii="Calibri" w:cs="Calibri" w:eastAsia="Calibri" w:hAnsi="Calibri"/>
+          <w:color w:val="3d3d3d"/>
+          <w:sz w:val="22"/>
+          <w:szCs w:val="22"/>
+        </w:rPr>
+        <w:t xml:space="preserve">Create Supabase project</w:t>
+      </w:r>
+    </w:p>
+    <w:p>
+      <w:pPr>
+        <w:spacing w:after="60"/>
+        <w:ind w:left="360"/>
+      </w:pPr>
+      <w:r>
+        <w:rPr>
+          <w:rFonts w:ascii="Calibri" w:cs="Calibri" w:eastAsia="Calibri" w:hAnsi="Calibri"/>
+          <w:b/>
+          <w:bCs/>
+          <w:color w:val="ac6b75"/>
+          <w:sz w:val="22"/>
+          <w:szCs w:val="22"/>
+        </w:rPr>
+        <w:t xml:space="preserve">2. </w:t>
+      </w:r>
+      <w:r>
+        <w:rPr>
+          <w:rFonts w:ascii="Calibri" w:cs="Calibri" w:eastAsia="Calibri" w:hAnsi="Calibri"/>
+          <w:color w:val="3d3d3d"/>
+          <w:sz w:val="22"/>
+          <w:szCs w:val="22"/>
+        </w:rPr>
+        <w:t xml:space="preserve">Run database migrations (all tables)</w:t>
+      </w:r>
+    </w:p>
+    <w:p>
+      <w:pPr>
+        <w:spacing w:after="60"/>
+        <w:ind w:left="360"/>
+      </w:pPr>
+      <w:r>
+        <w:rPr>
+          <w:rFonts w:ascii="Calibri" w:cs="Calibri" w:eastAsia="Calibri" w:hAnsi="Calibri"/>
+          <w:b/>
+          <w:bCs/>
+          <w:color w:val="ac6b75"/>
+          <w:sz w:val="22"/>
+          <w:szCs w:val="22"/>
+        </w:rPr>
+        <w:t xml:space="preserve">3. </w:t>
+      </w:r>
+      <w:r>
+        <w:rPr>
+          <w:rFonts w:ascii="Calibri" w:cs="Calibri" w:eastAsia="Calibri" w:hAnsi="Calibri"/>
+          <w:color w:val="3d3d3d"/>
+          <w:sz w:val="22"/>
+          <w:szCs w:val="22"/>
+        </w:rPr>
+        <w:t xml:space="preserve">Configure RLS policies</w:t>
+      </w:r>
+    </w:p>
+    <w:p>
+      <w:pPr>
+        <w:spacing w:after="60"/>
+        <w:ind w:left="360"/>
+      </w:pPr>
+      <w:r>
+        <w:rPr>
+          <w:rFonts w:ascii="Calibri" w:cs="Calibri" w:eastAsia="Calibri" w:hAnsi="Calibri"/>
+          <w:b/>
+          <w:bCs/>
+          <w:color w:val="ac6b75"/>
+          <w:sz w:val="22"/>
+          <w:szCs w:val="22"/>
+        </w:rPr>
+        <w:t xml:space="preserve">4. </w:t>
+      </w:r>
+      <w:r>
+        <w:rPr>
+          <w:rFonts w:ascii="Calibri" w:cs="Calibri" w:eastAsia="Calibri" w:hAnsi="Calibri"/>
+          <w:color w:val="3d3d3d"/>
+          <w:sz w:val="22"/>
+          <w:szCs w:val="22"/>
+        </w:rPr>
+        <w:t xml:space="preserve">Seed super admin account</w:t>
+      </w:r>
+    </w:p>
+    <w:p>
+      <w:pPr>
+        <w:spacing w:after="60"/>
+        <w:ind w:left="360"/>
+      </w:pPr>
+      <w:r>
+        <w:rPr>
+          <w:rFonts w:ascii="Calibri" w:cs="Calibri" w:eastAsia="Calibri" w:hAnsi="Calibri"/>
+          <w:b/>
+          <w:bCs/>
+          <w:color w:val="ac6b75"/>
+          <w:sz w:val="22"/>
+          <w:szCs w:val="22"/>
+        </w:rPr>
+        <w:t xml:space="preserve">5. </w:t>
+      </w:r>
+      <w:r>
+        <w:rPr>
+          <w:rFonts w:ascii="Calibri" w:cs="Calibri" w:eastAsia="Calibri" w:hAnsi="Calibri"/>
+          <w:color w:val="3d3d3d"/>
+          <w:sz w:val="22"/>
+          <w:szCs w:val="22"/>
+        </w:rPr>
+        <w:t xml:space="preserve">Create Supabase Storage buckets (avatars, documents)</w:t>
       </w:r>
     </w:p>
     <w:p>
@@ -11921,6 +14066,8 @@
           <w:b/>
           <w:bCs/>
           <w:color w:val="a76d83"/>
+          <w:sz w:val="26"/>
+          <w:szCs w:val="26"/>
         </w:rPr>
         <w:t xml:space="preserve">Phase 2: Frontend</w:t>
       </w:r>
@@ -11933,164 +14080,178 @@
       <w:r>
         <w:rPr>
           <w:rFonts w:ascii="Calibri" w:cs="Calibri" w:eastAsia="Calibri" w:hAnsi="Calibri"/>
-          <w:color w:val="ac6b75"/>
-          <w:sz w:val="22"/>
-          <w:szCs w:val="22"/>
-        </w:rPr>
-        <w:t xml:space="preserve">•  </w:t>
-      </w:r>
-      <w:r>
-        <w:rPr>
-          <w:rFonts w:ascii="Calibri" w:cs="Calibri" w:eastAsia="Calibri" w:hAnsi="Calibri"/>
-          <w:color w:val="3d3d3d"/>
-          <w:sz w:val="22"/>
-          <w:szCs w:val="22"/>
-        </w:rPr>
-        <w:t xml:space="preserve">6. Scaffold Next.js project with Tailwind</w:t>
-      </w:r>
-    </w:p>
-    <w:p>
-      <w:pPr>
-        <w:spacing w:after="60"/>
-        <w:ind w:left="360"/>
-      </w:pPr>
-      <w:r>
-        <w:rPr>
-          <w:rFonts w:ascii="Calibri" w:cs="Calibri" w:eastAsia="Calibri" w:hAnsi="Calibri"/>
-          <w:color w:val="ac6b75"/>
-          <w:sz w:val="22"/>
-          <w:szCs w:val="22"/>
-        </w:rPr>
-        <w:t xml:space="preserve">•  </w:t>
-      </w:r>
-      <w:r>
-        <w:rPr>
-          <w:rFonts w:ascii="Calibri" w:cs="Calibri" w:eastAsia="Calibri" w:hAnsi="Calibri"/>
-          <w:color w:val="3d3d3d"/>
-          <w:sz w:val="22"/>
-          <w:szCs w:val="22"/>
-        </w:rPr>
-        <w:t xml:space="preserve">7. Set up Supabase client + auth context</w:t>
-      </w:r>
-    </w:p>
-    <w:p>
-      <w:pPr>
-        <w:spacing w:after="60"/>
-        <w:ind w:left="360"/>
-      </w:pPr>
-      <w:r>
-        <w:rPr>
-          <w:rFonts w:ascii="Calibri" w:cs="Calibri" w:eastAsia="Calibri" w:hAnsi="Calibri"/>
-          <w:color w:val="ac6b75"/>
-          <w:sz w:val="22"/>
-          <w:szCs w:val="22"/>
-        </w:rPr>
-        <w:t xml:space="preserve">•  </w:t>
-      </w:r>
-      <w:r>
-        <w:rPr>
-          <w:rFonts w:ascii="Calibri" w:cs="Calibri" w:eastAsia="Calibri" w:hAnsi="Calibri"/>
-          <w:color w:val="3d3d3d"/>
-          <w:sz w:val="22"/>
-          <w:szCs w:val="22"/>
-        </w:rPr>
-        <w:t xml:space="preserve">8. Build login page with role-based redirect</w:t>
-      </w:r>
-    </w:p>
-    <w:p>
-      <w:pPr>
-        <w:spacing w:after="60"/>
-        <w:ind w:left="360"/>
-      </w:pPr>
-      <w:r>
-        <w:rPr>
-          <w:rFonts w:ascii="Calibri" w:cs="Calibri" w:eastAsia="Calibri" w:hAnsi="Calibri"/>
-          <w:color w:val="ac6b75"/>
-          <w:sz w:val="22"/>
-          <w:szCs w:val="22"/>
-        </w:rPr>
-        <w:t xml:space="preserve">•  </w:t>
-      </w:r>
-      <w:r>
-        <w:rPr>
-          <w:rFonts w:ascii="Calibri" w:cs="Calibri" w:eastAsia="Calibri" w:hAnsi="Calibri"/>
-          <w:color w:val="3d3d3d"/>
-          <w:sz w:val="22"/>
-          <w:szCs w:val="22"/>
-        </w:rPr>
-        <w:t xml:space="preserve">9. Build shared layout (sidebar, mobile header, role switching)</w:t>
-      </w:r>
-    </w:p>
-    <w:p>
-      <w:pPr>
-        <w:spacing w:after="60"/>
-        <w:ind w:left="360"/>
-      </w:pPr>
-      <w:r>
-        <w:rPr>
-          <w:rFonts w:ascii="Calibri" w:cs="Calibri" w:eastAsia="Calibri" w:hAnsi="Calibri"/>
-          <w:color w:val="ac6b75"/>
-          <w:sz w:val="22"/>
-          <w:szCs w:val="22"/>
-        </w:rPr>
-        <w:t xml:space="preserve">•  </w:t>
-      </w:r>
-      <w:r>
-        <w:rPr>
-          <w:rFonts w:ascii="Calibri" w:cs="Calibri" w:eastAsia="Calibri" w:hAnsi="Calibri"/>
-          <w:color w:val="3d3d3d"/>
-          <w:sz w:val="22"/>
-          <w:szCs w:val="22"/>
-        </w:rPr>
-        <w:t xml:space="preserve">10. Build admin pages (dashboard, caregivers, families, shifts, matches, announcements, pop-ups, messages, audit log)</w:t>
-      </w:r>
-    </w:p>
-    <w:p>
-      <w:pPr>
-        <w:spacing w:after="60"/>
-        <w:ind w:left="360"/>
-      </w:pPr>
-      <w:r>
-        <w:rPr>
-          <w:rFonts w:ascii="Calibri" w:cs="Calibri" w:eastAsia="Calibri" w:hAnsi="Calibri"/>
-          <w:color w:val="ac6b75"/>
-          <w:sz w:val="22"/>
-          <w:szCs w:val="22"/>
-        </w:rPr>
-        <w:t xml:space="preserve">•  </w:t>
-      </w:r>
-      <w:r>
-        <w:rPr>
-          <w:rFonts w:ascii="Calibri" w:cs="Calibri" w:eastAsia="Calibri" w:hAnsi="Calibri"/>
-          <w:color w:val="3d3d3d"/>
-          <w:sz w:val="22"/>
-          <w:szCs w:val="22"/>
-        </w:rPr>
-        <w:t xml:space="preserve">11. Build caregiver pages (shifts, announcements, messages, profile)</w:t>
-      </w:r>
-    </w:p>
-    <w:p>
-      <w:pPr>
-        <w:spacing w:after="60"/>
-        <w:ind w:left="360"/>
-      </w:pPr>
-      <w:r>
-        <w:rPr>
-          <w:rFonts w:ascii="Calibri" w:cs="Calibri" w:eastAsia="Calibri" w:hAnsi="Calibri"/>
-          <w:color w:val="ac6b75"/>
-          <w:sz w:val="22"/>
-          <w:szCs w:val="22"/>
-        </w:rPr>
-        <w:t xml:space="preserve">•  </w:t>
-      </w:r>
-      <w:r>
-        <w:rPr>
-          <w:rFonts w:ascii="Calibri" w:cs="Calibri" w:eastAsia="Calibri" w:hAnsi="Calibri"/>
-          <w:color w:val="3d3d3d"/>
-          <w:sz w:val="22"/>
-          <w:szCs w:val="22"/>
-        </w:rPr>
-        <w:t xml:space="preserve">12. Build family pages (browse, request, messages, profile)</w:t>
+          <w:b/>
+          <w:bCs/>
+          <w:color w:val="ac6b75"/>
+          <w:sz w:val="22"/>
+          <w:szCs w:val="22"/>
+        </w:rPr>
+        <w:t xml:space="preserve">6. </w:t>
+      </w:r>
+      <w:r>
+        <w:rPr>
+          <w:rFonts w:ascii="Calibri" w:cs="Calibri" w:eastAsia="Calibri" w:hAnsi="Calibri"/>
+          <w:color w:val="3d3d3d"/>
+          <w:sz w:val="22"/>
+          <w:szCs w:val="22"/>
+        </w:rPr>
+        <w:t xml:space="preserve">Scaffold Next.js project with Tailwind</w:t>
+      </w:r>
+    </w:p>
+    <w:p>
+      <w:pPr>
+        <w:spacing w:after="60"/>
+        <w:ind w:left="360"/>
+      </w:pPr>
+      <w:r>
+        <w:rPr>
+          <w:rFonts w:ascii="Calibri" w:cs="Calibri" w:eastAsia="Calibri" w:hAnsi="Calibri"/>
+          <w:b/>
+          <w:bCs/>
+          <w:color w:val="ac6b75"/>
+          <w:sz w:val="22"/>
+          <w:szCs w:val="22"/>
+        </w:rPr>
+        <w:t xml:space="preserve">7. </w:t>
+      </w:r>
+      <w:r>
+        <w:rPr>
+          <w:rFonts w:ascii="Calibri" w:cs="Calibri" w:eastAsia="Calibri" w:hAnsi="Calibri"/>
+          <w:color w:val="3d3d3d"/>
+          <w:sz w:val="22"/>
+          <w:szCs w:val="22"/>
+        </w:rPr>
+        <w:t xml:space="preserve">Set up Supabase client + auth context</w:t>
+      </w:r>
+    </w:p>
+    <w:p>
+      <w:pPr>
+        <w:spacing w:after="60"/>
+        <w:ind w:left="360"/>
+      </w:pPr>
+      <w:r>
+        <w:rPr>
+          <w:rFonts w:ascii="Calibri" w:cs="Calibri" w:eastAsia="Calibri" w:hAnsi="Calibri"/>
+          <w:b/>
+          <w:bCs/>
+          <w:color w:val="ac6b75"/>
+          <w:sz w:val="22"/>
+          <w:szCs w:val="22"/>
+        </w:rPr>
+        <w:t xml:space="preserve">8. </w:t>
+      </w:r>
+      <w:r>
+        <w:rPr>
+          <w:rFonts w:ascii="Calibri" w:cs="Calibri" w:eastAsia="Calibri" w:hAnsi="Calibri"/>
+          <w:color w:val="3d3d3d"/>
+          <w:sz w:val="22"/>
+          <w:szCs w:val="22"/>
+        </w:rPr>
+        <w:t xml:space="preserve">Build login page with role-based redirect</w:t>
+      </w:r>
+    </w:p>
+    <w:p>
+      <w:pPr>
+        <w:spacing w:after="60"/>
+        <w:ind w:left="360"/>
+      </w:pPr>
+      <w:r>
+        <w:rPr>
+          <w:rFonts w:ascii="Calibri" w:cs="Calibri" w:eastAsia="Calibri" w:hAnsi="Calibri"/>
+          <w:b/>
+          <w:bCs/>
+          <w:color w:val="ac6b75"/>
+          <w:sz w:val="22"/>
+          <w:szCs w:val="22"/>
+        </w:rPr>
+        <w:t xml:space="preserve">9. </w:t>
+      </w:r>
+      <w:r>
+        <w:rPr>
+          <w:rFonts w:ascii="Calibri" w:cs="Calibri" w:eastAsia="Calibri" w:hAnsi="Calibri"/>
+          <w:color w:val="3d3d3d"/>
+          <w:sz w:val="22"/>
+          <w:szCs w:val="22"/>
+        </w:rPr>
+        <w:t xml:space="preserve">Build shared layout (sidebar, mobile header, role switching)</w:t>
+      </w:r>
+    </w:p>
+    <w:p>
+      <w:pPr>
+        <w:spacing w:after="60"/>
+        <w:ind w:left="360"/>
+      </w:pPr>
+      <w:r>
+        <w:rPr>
+          <w:rFonts w:ascii="Calibri" w:cs="Calibri" w:eastAsia="Calibri" w:hAnsi="Calibri"/>
+          <w:b/>
+          <w:bCs/>
+          <w:color w:val="ac6b75"/>
+          <w:sz w:val="22"/>
+          <w:szCs w:val="22"/>
+        </w:rPr>
+        <w:t xml:space="preserve">10. </w:t>
+      </w:r>
+      <w:r>
+        <w:rPr>
+          <w:rFonts w:ascii="Calibri" w:cs="Calibri" w:eastAsia="Calibri" w:hAnsi="Calibri"/>
+          <w:color w:val="3d3d3d"/>
+          <w:sz w:val="22"/>
+          <w:szCs w:val="22"/>
+        </w:rPr>
+        <w:t xml:space="preserve">Build admin pages (dashboard, caregivers, families, shifts, matches, announcements, pop-ups, messages, audit)</w:t>
+      </w:r>
+    </w:p>
+    <w:p>
+      <w:pPr>
+        <w:spacing w:after="60"/>
+        <w:ind w:left="360"/>
+      </w:pPr>
+      <w:r>
+        <w:rPr>
+          <w:rFonts w:ascii="Calibri" w:cs="Calibri" w:eastAsia="Calibri" w:hAnsi="Calibri"/>
+          <w:b/>
+          <w:bCs/>
+          <w:color w:val="ac6b75"/>
+          <w:sz w:val="22"/>
+          <w:szCs w:val="22"/>
+        </w:rPr>
+        <w:t xml:space="preserve">11. </w:t>
+      </w:r>
+      <w:r>
+        <w:rPr>
+          <w:rFonts w:ascii="Calibri" w:cs="Calibri" w:eastAsia="Calibri" w:hAnsi="Calibri"/>
+          <w:color w:val="3d3d3d"/>
+          <w:sz w:val="22"/>
+          <w:szCs w:val="22"/>
+        </w:rPr>
+        <w:t xml:space="preserve">Build caregiver pages (shifts, announcements, messages, profile)</w:t>
+      </w:r>
+    </w:p>
+    <w:p>
+      <w:pPr>
+        <w:spacing w:after="60"/>
+        <w:ind w:left="360"/>
+      </w:pPr>
+      <w:r>
+        <w:rPr>
+          <w:rFonts w:ascii="Calibri" w:cs="Calibri" w:eastAsia="Calibri" w:hAnsi="Calibri"/>
+          <w:b/>
+          <w:bCs/>
+          <w:color w:val="ac6b75"/>
+          <w:sz w:val="22"/>
+          <w:szCs w:val="22"/>
+        </w:rPr>
+        <w:t xml:space="preserve">12. </w:t>
+      </w:r>
+      <w:r>
+        <w:rPr>
+          <w:rFonts w:ascii="Calibri" w:cs="Calibri" w:eastAsia="Calibri" w:hAnsi="Calibri"/>
+          <w:color w:val="3d3d3d"/>
+          <w:sz w:val="22"/>
+          <w:szCs w:val="22"/>
+        </w:rPr>
+        <w:t xml:space="preserve">Build family pages (browse, request, messages, profile)</w:t>
       </w:r>
     </w:p>
     <w:p>
@@ -12104,6 +14265,8 @@
           <w:b/>
           <w:bCs/>
           <w:color w:val="a76d83"/>
+          <w:sz w:val="26"/>
+          <w:szCs w:val="26"/>
         </w:rPr>
         <w:t xml:space="preserve">Phase 3: Features</w:t>
       </w:r>
@@ -12116,116 +14279,126 @@
       <w:r>
         <w:rPr>
           <w:rFonts w:ascii="Calibri" w:cs="Calibri" w:eastAsia="Calibri" w:hAnsi="Calibri"/>
-          <w:color w:val="ac6b75"/>
-          <w:sz w:val="22"/>
-          <w:szCs w:val="22"/>
-        </w:rPr>
-        <w:t xml:space="preserve">•  </w:t>
-      </w:r>
-      <w:r>
-        <w:rPr>
-          <w:rFonts w:ascii="Calibri" w:cs="Calibri" w:eastAsia="Calibri" w:hAnsi="Calibri"/>
-          <w:color w:val="3d3d3d"/>
-          <w:sz w:val="22"/>
-          <w:szCs w:val="22"/>
-        </w:rPr>
-        <w:t xml:space="preserve">13. Implement chat with Supabase Realtime</w:t>
-      </w:r>
-    </w:p>
-    <w:p>
-      <w:pPr>
-        <w:spacing w:after="60"/>
-        <w:ind w:left="360"/>
-      </w:pPr>
-      <w:r>
-        <w:rPr>
-          <w:rFonts w:ascii="Calibri" w:cs="Calibri" w:eastAsia="Calibri" w:hAnsi="Calibri"/>
-          <w:color w:val="ac6b75"/>
-          <w:sz w:val="22"/>
-          <w:szCs w:val="22"/>
-        </w:rPr>
-        <w:t xml:space="preserve">•  </w:t>
-      </w:r>
-      <w:r>
-        <w:rPr>
-          <w:rFonts w:ascii="Calibri" w:cs="Calibri" w:eastAsia="Calibri" w:hAnsi="Calibri"/>
-          <w:color w:val="3d3d3d"/>
-          <w:sz w:val="22"/>
-          <w:szCs w:val="22"/>
-        </w:rPr>
-        <w:t xml:space="preserve">14. Implement pop-up notice system with PIN</w:t>
-      </w:r>
-    </w:p>
-    <w:p>
-      <w:pPr>
-        <w:spacing w:after="60"/>
-        <w:ind w:left="360"/>
-      </w:pPr>
-      <w:r>
-        <w:rPr>
-          <w:rFonts w:ascii="Calibri" w:cs="Calibri" w:eastAsia="Calibri" w:hAnsi="Calibri"/>
-          <w:color w:val="ac6b75"/>
-          <w:sz w:val="22"/>
-          <w:szCs w:val="22"/>
-        </w:rPr>
-        <w:t xml:space="preserve">•  </w:t>
-      </w:r>
-      <w:r>
-        <w:rPr>
-          <w:rFonts w:ascii="Calibri" w:cs="Calibri" w:eastAsia="Calibri" w:hAnsi="Calibri"/>
-          <w:color w:val="3d3d3d"/>
-          <w:sz w:val="22"/>
-          <w:szCs w:val="22"/>
-        </w:rPr>
-        <w:t xml:space="preserve">15. Implement star selection (max 3) + match request flow</w:t>
-      </w:r>
-    </w:p>
-    <w:p>
-      <w:pPr>
-        <w:spacing w:after="60"/>
-        <w:ind w:left="360"/>
-      </w:pPr>
-      <w:r>
-        <w:rPr>
-          <w:rFonts w:ascii="Calibri" w:cs="Calibri" w:eastAsia="Calibri" w:hAnsi="Calibri"/>
-          <w:color w:val="ac6b75"/>
-          <w:sz w:val="22"/>
-          <w:szCs w:val="22"/>
-        </w:rPr>
-        <w:t xml:space="preserve">•  </w:t>
-      </w:r>
-      <w:r>
-        <w:rPr>
-          <w:rFonts w:ascii="Calibri" w:cs="Calibri" w:eastAsia="Calibri" w:hAnsi="Calibri"/>
-          <w:color w:val="3d3d3d"/>
-          <w:sz w:val="22"/>
-          <w:szCs w:val="22"/>
-        </w:rPr>
-        <w:t xml:space="preserve">16. Implement shift interest + admin notification</w:t>
-      </w:r>
-    </w:p>
-    <w:p>
-      <w:pPr>
-        <w:spacing w:after="60"/>
-        <w:ind w:left="360"/>
-      </w:pPr>
-      <w:r>
-        <w:rPr>
-          <w:rFonts w:ascii="Calibri" w:cs="Calibri" w:eastAsia="Calibri" w:hAnsi="Calibri"/>
-          <w:color w:val="ac6b75"/>
-          <w:sz w:val="22"/>
-          <w:szCs w:val="22"/>
-        </w:rPr>
-        <w:t xml:space="preserve">•  </w:t>
-      </w:r>
-      <w:r>
-        <w:rPr>
-          <w:rFonts w:ascii="Calibri" w:cs="Calibri" w:eastAsia="Calibri" w:hAnsi="Calibri"/>
-          <w:color w:val="3d3d3d"/>
-          <w:sz w:val="22"/>
-          <w:szCs w:val="22"/>
-        </w:rPr>
-        <w:t xml:space="preserve">17. Implement announcement read receipts</w:t>
+          <w:b/>
+          <w:bCs/>
+          <w:color w:val="ac6b75"/>
+          <w:sz w:val="22"/>
+          <w:szCs w:val="22"/>
+        </w:rPr>
+        <w:t xml:space="preserve">13. </w:t>
+      </w:r>
+      <w:r>
+        <w:rPr>
+          <w:rFonts w:ascii="Calibri" w:cs="Calibri" w:eastAsia="Calibri" w:hAnsi="Calibri"/>
+          <w:color w:val="3d3d3d"/>
+          <w:sz w:val="22"/>
+          <w:szCs w:val="22"/>
+        </w:rPr>
+        <w:t xml:space="preserve">Implement chat with Supabase Realtime</w:t>
+      </w:r>
+    </w:p>
+    <w:p>
+      <w:pPr>
+        <w:spacing w:after="60"/>
+        <w:ind w:left="360"/>
+      </w:pPr>
+      <w:r>
+        <w:rPr>
+          <w:rFonts w:ascii="Calibri" w:cs="Calibri" w:eastAsia="Calibri" w:hAnsi="Calibri"/>
+          <w:b/>
+          <w:bCs/>
+          <w:color w:val="ac6b75"/>
+          <w:sz w:val="22"/>
+          <w:szCs w:val="22"/>
+        </w:rPr>
+        <w:t xml:space="preserve">14. </w:t>
+      </w:r>
+      <w:r>
+        <w:rPr>
+          <w:rFonts w:ascii="Calibri" w:cs="Calibri" w:eastAsia="Calibri" w:hAnsi="Calibri"/>
+          <w:color w:val="3d3d3d"/>
+          <w:sz w:val="22"/>
+          <w:szCs w:val="22"/>
+        </w:rPr>
+        <w:t xml:space="preserve">Implement pop-up notice system with PIN</w:t>
+      </w:r>
+    </w:p>
+    <w:p>
+      <w:pPr>
+        <w:spacing w:after="60"/>
+        <w:ind w:left="360"/>
+      </w:pPr>
+      <w:r>
+        <w:rPr>
+          <w:rFonts w:ascii="Calibri" w:cs="Calibri" w:eastAsia="Calibri" w:hAnsi="Calibri"/>
+          <w:b/>
+          <w:bCs/>
+          <w:color w:val="ac6b75"/>
+          <w:sz w:val="22"/>
+          <w:szCs w:val="22"/>
+        </w:rPr>
+        <w:t xml:space="preserve">15. </w:t>
+      </w:r>
+      <w:r>
+        <w:rPr>
+          <w:rFonts w:ascii="Calibri" w:cs="Calibri" w:eastAsia="Calibri" w:hAnsi="Calibri"/>
+          <w:color w:val="3d3d3d"/>
+          <w:sz w:val="22"/>
+          <w:szCs w:val="22"/>
+        </w:rPr>
+        <w:t xml:space="preserve">Implement star selection (max 3) + match request flow</w:t>
+      </w:r>
+    </w:p>
+    <w:p>
+      <w:pPr>
+        <w:spacing w:after="60"/>
+        <w:ind w:left="360"/>
+      </w:pPr>
+      <w:r>
+        <w:rPr>
+          <w:rFonts w:ascii="Calibri" w:cs="Calibri" w:eastAsia="Calibri" w:hAnsi="Calibri"/>
+          <w:b/>
+          <w:bCs/>
+          <w:color w:val="ac6b75"/>
+          <w:sz w:val="22"/>
+          <w:szCs w:val="22"/>
+        </w:rPr>
+        <w:t xml:space="preserve">16. </w:t>
+      </w:r>
+      <w:r>
+        <w:rPr>
+          <w:rFonts w:ascii="Calibri" w:cs="Calibri" w:eastAsia="Calibri" w:hAnsi="Calibri"/>
+          <w:color w:val="3d3d3d"/>
+          <w:sz w:val="22"/>
+          <w:szCs w:val="22"/>
+        </w:rPr>
+        <w:t xml:space="preserve">Implement shift interest + admin notification</w:t>
+      </w:r>
+    </w:p>
+    <w:p>
+      <w:pPr>
+        <w:spacing w:after="60"/>
+        <w:ind w:left="360"/>
+      </w:pPr>
+      <w:r>
+        <w:rPr>
+          <w:rFonts w:ascii="Calibri" w:cs="Calibri" w:eastAsia="Calibri" w:hAnsi="Calibri"/>
+          <w:b/>
+          <w:bCs/>
+          <w:color w:val="ac6b75"/>
+          <w:sz w:val="22"/>
+          <w:szCs w:val="22"/>
+        </w:rPr>
+        <w:t xml:space="preserve">17. </w:t>
+      </w:r>
+      <w:r>
+        <w:rPr>
+          <w:rFonts w:ascii="Calibri" w:cs="Calibri" w:eastAsia="Calibri" w:hAnsi="Calibri"/>
+          <w:color w:val="3d3d3d"/>
+          <w:sz w:val="22"/>
+          <w:szCs w:val="22"/>
+        </w:rPr>
+        <w:t xml:space="preserve">Implement announcement read receipts (with specific people selector)</w:t>
       </w:r>
     </w:p>
     <w:p>
@@ -12239,128 +14412,339 @@
           <w:b/>
           <w:bCs/>
           <w:color w:val="a76d83"/>
-        </w:rPr>
-        <w:t xml:space="preserve">Phase 4: PWA &amp; Launch</w:t>
-      </w:r>
-    </w:p>
-    <w:p>
-      <w:pPr>
-        <w:spacing w:after="60"/>
-        <w:ind w:left="360"/>
-      </w:pPr>
-      <w:r>
-        <w:rPr>
-          <w:rFonts w:ascii="Calibri" w:cs="Calibri" w:eastAsia="Calibri" w:hAnsi="Calibri"/>
-          <w:color w:val="ac6b75"/>
-          <w:sz w:val="22"/>
-          <w:szCs w:val="22"/>
-        </w:rPr>
-        <w:t xml:space="preserve">•  </w:t>
-      </w:r>
-      <w:r>
-        <w:rPr>
-          <w:rFonts w:ascii="Calibri" w:cs="Calibri" w:eastAsia="Calibri" w:hAnsi="Calibri"/>
-          <w:color w:val="3d3d3d"/>
-          <w:sz w:val="22"/>
-          <w:szCs w:val="22"/>
-        </w:rPr>
-        <w:t xml:space="preserve">18. Configure PWA (manifest, service worker, icons)</w:t>
-      </w:r>
-    </w:p>
-    <w:p>
-      <w:pPr>
-        <w:spacing w:after="60"/>
-        <w:ind w:left="360"/>
-      </w:pPr>
-      <w:r>
-        <w:rPr>
-          <w:rFonts w:ascii="Calibri" w:cs="Calibri" w:eastAsia="Calibri" w:hAnsi="Calibri"/>
-          <w:color w:val="ac6b75"/>
-          <w:sz w:val="22"/>
-          <w:szCs w:val="22"/>
-        </w:rPr>
-        <w:t xml:space="preserve">•  </w:t>
-      </w:r>
-      <w:r>
-        <w:rPr>
-          <w:rFonts w:ascii="Calibri" w:cs="Calibri" w:eastAsia="Calibri" w:hAnsi="Calibri"/>
-          <w:color w:val="3d3d3d"/>
-          <w:sz w:val="22"/>
-          <w:szCs w:val="22"/>
-        </w:rPr>
-        <w:t xml:space="preserve">19. Deploy to Vercel</w:t>
-      </w:r>
-    </w:p>
-    <w:p>
-      <w:pPr>
-        <w:spacing w:after="60"/>
-        <w:ind w:left="360"/>
-      </w:pPr>
-      <w:r>
-        <w:rPr>
-          <w:rFonts w:ascii="Calibri" w:cs="Calibri" w:eastAsia="Calibri" w:hAnsi="Calibri"/>
-          <w:color w:val="ac6b75"/>
-          <w:sz w:val="22"/>
-          <w:szCs w:val="22"/>
-        </w:rPr>
-        <w:t xml:space="preserve">•  </w:t>
-      </w:r>
-      <w:r>
-        <w:rPr>
-          <w:rFonts w:ascii="Calibri" w:cs="Calibri" w:eastAsia="Calibri" w:hAnsi="Calibri"/>
-          <w:color w:val="3d3d3d"/>
-          <w:sz w:val="22"/>
-          <w:szCs w:val="22"/>
-        </w:rPr>
-        <w:t xml:space="preserve">20. Test on mobile devices (iOS Safari, Android Chrome)</w:t>
-      </w:r>
-    </w:p>
-    <w:p>
-      <w:pPr>
-        <w:spacing w:after="60"/>
-        <w:ind w:left="360"/>
-      </w:pPr>
-      <w:r>
-        <w:rPr>
-          <w:rFonts w:ascii="Calibri" w:cs="Calibri" w:eastAsia="Calibri" w:hAnsi="Calibri"/>
-          <w:color w:val="ac6b75"/>
-          <w:sz w:val="22"/>
-          <w:szCs w:val="22"/>
-        </w:rPr>
-        <w:t xml:space="preserve">•  </w:t>
-      </w:r>
-      <w:r>
-        <w:rPr>
-          <w:rFonts w:ascii="Calibri" w:cs="Calibri" w:eastAsia="Calibri" w:hAnsi="Calibri"/>
-          <w:color w:val="3d3d3d"/>
-          <w:sz w:val="22"/>
-          <w:szCs w:val="22"/>
-        </w:rPr>
-        <w:t xml:space="preserve">21. Super admin seeds initial data (caregivers, families, shifts)</w:t>
-      </w:r>
-    </w:p>
-    <w:p>
-      <w:pPr>
-        <w:spacing w:after="60"/>
-        <w:ind w:left="360"/>
-      </w:pPr>
-      <w:r>
-        <w:rPr>
-          <w:rFonts w:ascii="Calibri" w:cs="Calibri" w:eastAsia="Calibri" w:hAnsi="Calibri"/>
-          <w:color w:val="ac6b75"/>
-          <w:sz w:val="22"/>
-          <w:szCs w:val="22"/>
-        </w:rPr>
-        <w:t xml:space="preserve">•  </w:t>
-      </w:r>
-      <w:r>
-        <w:rPr>
-          <w:rFonts w:ascii="Calibri" w:cs="Calibri" w:eastAsia="Calibri" w:hAnsi="Calibri"/>
-          <w:color w:val="3d3d3d"/>
-          <w:sz w:val="22"/>
-          <w:szCs w:val="22"/>
-        </w:rPr>
-        <w:t xml:space="preserve">22. Go live</w:t>
+          <w:sz w:val="26"/>
+          <w:szCs w:val="26"/>
+        </w:rPr>
+        <w:t xml:space="preserve">Phase 4: Google Sheets Integration</w:t>
+      </w:r>
+    </w:p>
+    <w:p>
+      <w:pPr>
+        <w:spacing w:after="60"/>
+        <w:ind w:left="360"/>
+      </w:pPr>
+      <w:r>
+        <w:rPr>
+          <w:rFonts w:ascii="Calibri" w:cs="Calibri" w:eastAsia="Calibri" w:hAnsi="Calibri"/>
+          <w:b/>
+          <w:bCs/>
+          <w:color w:val="ac6b75"/>
+          <w:sz w:val="22"/>
+          <w:szCs w:val="22"/>
+        </w:rPr>
+        <w:t xml:space="preserve">18. </w:t>
+      </w:r>
+      <w:r>
+        <w:rPr>
+          <w:rFonts w:ascii="Calibri" w:cs="Calibri" w:eastAsia="Calibri" w:hAnsi="Calibri"/>
+          <w:color w:val="3d3d3d"/>
+          <w:sz w:val="22"/>
+          <w:szCs w:val="22"/>
+        </w:rPr>
+        <w:t xml:space="preserve">Create Google Cloud project + enable Sheets API (free)</w:t>
+      </w:r>
+    </w:p>
+    <w:p>
+      <w:pPr>
+        <w:spacing w:after="60"/>
+        <w:ind w:left="360"/>
+      </w:pPr>
+      <w:r>
+        <w:rPr>
+          <w:rFonts w:ascii="Calibri" w:cs="Calibri" w:eastAsia="Calibri" w:hAnsi="Calibri"/>
+          <w:b/>
+          <w:bCs/>
+          <w:color w:val="ac6b75"/>
+          <w:sz w:val="22"/>
+          <w:szCs w:val="22"/>
+        </w:rPr>
+        <w:t xml:space="preserve">19. </w:t>
+      </w:r>
+      <w:r>
+        <w:rPr>
+          <w:rFonts w:ascii="Calibri" w:cs="Calibri" w:eastAsia="Calibri" w:hAnsi="Calibri"/>
+          <w:color w:val="3d3d3d"/>
+          <w:sz w:val="22"/>
+          <w:szCs w:val="22"/>
+        </w:rPr>
+        <w:t xml:space="preserve">Create Service Account + share spreadsheet (read-only)</w:t>
+      </w:r>
+    </w:p>
+    <w:p>
+      <w:pPr>
+        <w:spacing w:after="60"/>
+        <w:ind w:left="360"/>
+      </w:pPr>
+      <w:r>
+        <w:rPr>
+          <w:rFonts w:ascii="Calibri" w:cs="Calibri" w:eastAsia="Calibri" w:hAnsi="Calibri"/>
+          <w:b/>
+          <w:bCs/>
+          <w:color w:val="ac6b75"/>
+          <w:sz w:val="22"/>
+          <w:szCs w:val="22"/>
+        </w:rPr>
+        <w:t xml:space="preserve">20. </w:t>
+      </w:r>
+      <w:r>
+        <w:rPr>
+          <w:rFonts w:ascii="Calibri" w:cs="Calibri" w:eastAsia="Calibri" w:hAnsi="Calibri"/>
+          <w:color w:val="3d3d3d"/>
+          <w:sz w:val="22"/>
+          <w:szCs w:val="22"/>
+        </w:rPr>
+        <w:t xml:space="preserve">Store credentials in Vercel environment variables</w:t>
+      </w:r>
+    </w:p>
+    <w:p>
+      <w:pPr>
+        <w:spacing w:after="60"/>
+        <w:ind w:left="360"/>
+      </w:pPr>
+      <w:r>
+        <w:rPr>
+          <w:rFonts w:ascii="Calibri" w:cs="Calibri" w:eastAsia="Calibri" w:hAnsi="Calibri"/>
+          <w:b/>
+          <w:bCs/>
+          <w:color w:val="ac6b75"/>
+          <w:sz w:val="22"/>
+          <w:szCs w:val="22"/>
+        </w:rPr>
+        <w:t xml:space="preserve">21. </w:t>
+      </w:r>
+      <w:r>
+        <w:rPr>
+          <w:rFonts w:ascii="Calibri" w:cs="Calibri" w:eastAsia="Calibri" w:hAnsi="Calibri"/>
+          <w:color w:val="3d3d3d"/>
+          <w:sz w:val="22"/>
+          <w:szCs w:val="22"/>
+        </w:rPr>
+        <w:t xml:space="preserve">Build /api/cron/sync-shifts API route</w:t>
+      </w:r>
+    </w:p>
+    <w:p>
+      <w:pPr>
+        <w:spacing w:after="60"/>
+        <w:ind w:left="360"/>
+      </w:pPr>
+      <w:r>
+        <w:rPr>
+          <w:rFonts w:ascii="Calibri" w:cs="Calibri" w:eastAsia="Calibri" w:hAnsi="Calibri"/>
+          <w:b/>
+          <w:bCs/>
+          <w:color w:val="ac6b75"/>
+          <w:sz w:val="22"/>
+          <w:szCs w:val="22"/>
+        </w:rPr>
+        <w:t xml:space="preserve">22. </w:t>
+      </w:r>
+      <w:r>
+        <w:rPr>
+          <w:rFonts w:ascii="Calibri" w:cs="Calibri" w:eastAsia="Calibri" w:hAnsi="Calibri"/>
+          <w:color w:val="3d3d3d"/>
+          <w:sz w:val="22"/>
+          <w:szCs w:val="22"/>
+        </w:rPr>
+        <w:t xml:space="preserve">Configure Vercel Cron Job (every 30 min, weekdays)</w:t>
+      </w:r>
+    </w:p>
+    <w:p>
+      <w:pPr>
+        <w:spacing w:after="60"/>
+        <w:ind w:left="360"/>
+      </w:pPr>
+      <w:r>
+        <w:rPr>
+          <w:rFonts w:ascii="Calibri" w:cs="Calibri" w:eastAsia="Calibri" w:hAnsi="Calibri"/>
+          <w:b/>
+          <w:bCs/>
+          <w:color w:val="ac6b75"/>
+          <w:sz w:val="22"/>
+          <w:szCs w:val="22"/>
+        </w:rPr>
+        <w:t xml:space="preserve">23. </w:t>
+      </w:r>
+      <w:r>
+        <w:rPr>
+          <w:rFonts w:ascii="Calibri" w:cs="Calibri" w:eastAsia="Calibri" w:hAnsi="Calibri"/>
+          <w:color w:val="3d3d3d"/>
+          <w:sz w:val="22"/>
+          <w:szCs w:val="22"/>
+        </w:rPr>
+        <w:t xml:space="preserve">Build admin sync dashboard (last synced, status, manual trigger, log)</w:t>
+      </w:r>
+    </w:p>
+    <w:p>
+      <w:pPr>
+        <w:pStyle w:val="Heading2"/>
+        <w:spacing w:after="120" w:before="300"/>
+      </w:pPr>
+      <w:r>
+        <w:rPr>
+          <w:rFonts w:ascii="Georgia" w:cs="Georgia" w:eastAsia="Georgia" w:hAnsi="Georgia"/>
+          <w:b/>
+          <w:bCs/>
+          <w:color w:val="a76d83"/>
+          <w:sz w:val="26"/>
+          <w:szCs w:val="26"/>
+        </w:rPr>
+        <w:t xml:space="preserve">Phase 5: PWA &amp; Launch</w:t>
+      </w:r>
+    </w:p>
+    <w:p>
+      <w:pPr>
+        <w:spacing w:after="60"/>
+        <w:ind w:left="360"/>
+      </w:pPr>
+      <w:r>
+        <w:rPr>
+          <w:rFonts w:ascii="Calibri" w:cs="Calibri" w:eastAsia="Calibri" w:hAnsi="Calibri"/>
+          <w:b/>
+          <w:bCs/>
+          <w:color w:val="ac6b75"/>
+          <w:sz w:val="22"/>
+          <w:szCs w:val="22"/>
+        </w:rPr>
+        <w:t xml:space="preserve">24. </w:t>
+      </w:r>
+      <w:r>
+        <w:rPr>
+          <w:rFonts w:ascii="Calibri" w:cs="Calibri" w:eastAsia="Calibri" w:hAnsi="Calibri"/>
+          <w:color w:val="3d3d3d"/>
+          <w:sz w:val="22"/>
+          <w:szCs w:val="22"/>
+        </w:rPr>
+        <w:t xml:space="preserve">Configure PWA (manifest, service worker, icons)</w:t>
+      </w:r>
+    </w:p>
+    <w:p>
+      <w:pPr>
+        <w:spacing w:after="60"/>
+        <w:ind w:left="360"/>
+      </w:pPr>
+      <w:r>
+        <w:rPr>
+          <w:rFonts w:ascii="Calibri" w:cs="Calibri" w:eastAsia="Calibri" w:hAnsi="Calibri"/>
+          <w:b/>
+          <w:bCs/>
+          <w:color w:val="ac6b75"/>
+          <w:sz w:val="22"/>
+          <w:szCs w:val="22"/>
+        </w:rPr>
+        <w:t xml:space="preserve">25. </w:t>
+      </w:r>
+      <w:r>
+        <w:rPr>
+          <w:rFonts w:ascii="Calibri" w:cs="Calibri" w:eastAsia="Calibri" w:hAnsi="Calibri"/>
+          <w:color w:val="3d3d3d"/>
+          <w:sz w:val="22"/>
+          <w:szCs w:val="22"/>
+        </w:rPr>
+        <w:t xml:space="preserve">Deploy to Vercel</w:t>
+      </w:r>
+    </w:p>
+    <w:p>
+      <w:pPr>
+        <w:spacing w:after="60"/>
+        <w:ind w:left="360"/>
+      </w:pPr>
+      <w:r>
+        <w:rPr>
+          <w:rFonts w:ascii="Calibri" w:cs="Calibri" w:eastAsia="Calibri" w:hAnsi="Calibri"/>
+          <w:b/>
+          <w:bCs/>
+          <w:color w:val="ac6b75"/>
+          <w:sz w:val="22"/>
+          <w:szCs w:val="22"/>
+        </w:rPr>
+        <w:t xml:space="preserve">26. </w:t>
+      </w:r>
+      <w:r>
+        <w:rPr>
+          <w:rFonts w:ascii="Calibri" w:cs="Calibri" w:eastAsia="Calibri" w:hAnsi="Calibri"/>
+          <w:color w:val="3d3d3d"/>
+          <w:sz w:val="22"/>
+          <w:szCs w:val="22"/>
+        </w:rPr>
+        <w:t xml:space="preserve">Test on mobile (iOS Safari, Android Chrome)</w:t>
+      </w:r>
+    </w:p>
+    <w:p>
+      <w:pPr>
+        <w:spacing w:after="60"/>
+        <w:ind w:left="360"/>
+      </w:pPr>
+      <w:r>
+        <w:rPr>
+          <w:rFonts w:ascii="Calibri" w:cs="Calibri" w:eastAsia="Calibri" w:hAnsi="Calibri"/>
+          <w:b/>
+          <w:bCs/>
+          <w:color w:val="ac6b75"/>
+          <w:sz w:val="22"/>
+          <w:szCs w:val="22"/>
+        </w:rPr>
+        <w:t xml:space="preserve">27. </w:t>
+      </w:r>
+      <w:r>
+        <w:rPr>
+          <w:rFonts w:ascii="Calibri" w:cs="Calibri" w:eastAsia="Calibri" w:hAnsi="Calibri"/>
+          <w:color w:val="3d3d3d"/>
+          <w:sz w:val="22"/>
+          <w:szCs w:val="22"/>
+        </w:rPr>
+        <w:t xml:space="preserve">Super admin seeds initial data</w:t>
+      </w:r>
+    </w:p>
+    <w:p>
+      <w:pPr>
+        <w:spacing w:after="60"/>
+        <w:ind w:left="360"/>
+      </w:pPr>
+      <w:r>
+        <w:rPr>
+          <w:rFonts w:ascii="Calibri" w:cs="Calibri" w:eastAsia="Calibri" w:hAnsi="Calibri"/>
+          <w:b/>
+          <w:bCs/>
+          <w:color w:val="ac6b75"/>
+          <w:sz w:val="22"/>
+          <w:szCs w:val="22"/>
+        </w:rPr>
+        <w:t xml:space="preserve">28. </w:t>
+      </w:r>
+      <w:r>
+        <w:rPr>
+          <w:rFonts w:ascii="Calibri" w:cs="Calibri" w:eastAsia="Calibri" w:hAnsi="Calibri"/>
+          <w:color w:val="3d3d3d"/>
+          <w:sz w:val="22"/>
+          <w:szCs w:val="22"/>
+        </w:rPr>
+        <w:t xml:space="preserve">Verify Google Sheets sync (shifts auto-populate)</w:t>
+      </w:r>
+    </w:p>
+    <w:p>
+      <w:pPr>
+        <w:spacing w:after="60"/>
+        <w:ind w:left="360"/>
+      </w:pPr>
+      <w:r>
+        <w:rPr>
+          <w:rFonts w:ascii="Calibri" w:cs="Calibri" w:eastAsia="Calibri" w:hAnsi="Calibri"/>
+          <w:b/>
+          <w:bCs/>
+          <w:color w:val="ac6b75"/>
+          <w:sz w:val="22"/>
+          <w:szCs w:val="22"/>
+        </w:rPr>
+        <w:t xml:space="preserve">29. </w:t>
+      </w:r>
+      <w:r>
+        <w:rPr>
+          <w:rFonts w:ascii="Calibri" w:cs="Calibri" w:eastAsia="Calibri" w:hAnsi="Calibri"/>
+          <w:color w:val="3d3d3d"/>
+          <w:sz w:val="22"/>
+          <w:szCs w:val="22"/>
+        </w:rPr>
+        <w:t xml:space="preserve">Go live</w:t>
       </w:r>
     </w:p>
     <w:p>
@@ -12382,14 +14766,16 @@
           <w:b/>
           <w:bCs/>
           <w:color w:val="ac6b75"/>
-        </w:rPr>
-        <w:t xml:space="preserve">11. File Structure</w:t>
+          <w:sz w:val="32"/>
+          <w:szCs w:val="32"/>
+        </w:rPr>
+        <w:t xml:space="preserve">12. File Structure</w:t>
       </w:r>
     </w:p>
     <w:p>
       <w:pPr>
         <w:shd w:fill="f0eff5" w:val="clear"/>
-        <w:spacing w:after="80" w:before="80"/>
+        <w:spacing w:after="40" w:before="40"/>
         <w:ind w:left="240"/>
       </w:pPr>
       <w:r>
@@ -12405,7 +14791,7 @@
     <w:p>
       <w:pPr>
         <w:shd w:fill="f0eff5" w:val="clear"/>
-        <w:spacing w:after="80" w:before="80"/>
+        <w:spacing w:after="40" w:before="40"/>
         <w:ind w:left="240"/>
       </w:pPr>
       <w:r>
@@ -12421,7 +14807,7 @@
     <w:p>
       <w:pPr>
         <w:shd w:fill="f0eff5" w:val="clear"/>
-        <w:spacing w:after="80" w:before="80"/>
+        <w:spacing w:after="40" w:before="40"/>
         <w:ind w:left="240"/>
       </w:pPr>
       <w:r>
@@ -12431,13 +14817,13 @@
           <w:sz w:val="18"/>
           <w:szCs w:val="18"/>
         </w:rPr>
-        <w:t xml:space="preserve">│   ├── icons/</w:t>
+        <w:t xml:space="preserve">│   ├── icons/ (icon-192.png, icon-512.png)</w:t>
       </w:r>
     </w:p>
     <w:p>
       <w:pPr>
         <w:shd w:fill="f0eff5" w:val="clear"/>
-        <w:spacing w:after="80" w:before="80"/>
+        <w:spacing w:after="40" w:before="40"/>
         <w:ind w:left="240"/>
       </w:pPr>
       <w:r>
@@ -12447,13 +14833,13 @@
           <w:sz w:val="18"/>
           <w:szCs w:val="18"/>
         </w:rPr>
-        <w:t xml:space="preserve">│   │   ├── icon-192.png</w:t>
+        <w:t xml:space="preserve">│   └── manifest.json</w:t>
       </w:r>
     </w:p>
     <w:p>
       <w:pPr>
         <w:shd w:fill="f0eff5" w:val="clear"/>
-        <w:spacing w:after="80" w:before="80"/>
+        <w:spacing w:after="40" w:before="40"/>
         <w:ind w:left="240"/>
       </w:pPr>
       <w:r>
@@ -12463,13 +14849,13 @@
           <w:sz w:val="18"/>
           <w:szCs w:val="18"/>
         </w:rPr>
-        <w:t xml:space="preserve">│   │   └── icon-512.png</w:t>
+        <w:t xml:space="preserve">├── src/</w:t>
       </w:r>
     </w:p>
     <w:p>
       <w:pPr>
         <w:shd w:fill="f0eff5" w:val="clear"/>
-        <w:spacing w:after="80" w:before="80"/>
+        <w:spacing w:after="40" w:before="40"/>
         <w:ind w:left="240"/>
       </w:pPr>
       <w:r>
@@ -12479,13 +14865,13 @@
           <w:sz w:val="18"/>
           <w:szCs w:val="18"/>
         </w:rPr>
-        <w:t xml:space="preserve">│   └── manifest.json</w:t>
+        <w:t xml:space="preserve">│   ├── app/</w:t>
       </w:r>
     </w:p>
     <w:p>
       <w:pPr>
         <w:shd w:fill="f0eff5" w:val="clear"/>
-        <w:spacing w:after="80" w:before="80"/>
+        <w:spacing w:after="40" w:before="40"/>
         <w:ind w:left="240"/>
       </w:pPr>
       <w:r>
@@ -12495,13 +14881,13 @@
           <w:sz w:val="18"/>
           <w:szCs w:val="18"/>
         </w:rPr>
-        <w:t xml:space="preserve">├── src/</w:t>
+        <w:t xml:space="preserve">│   │   ├── layout.tsx (root layout, auth provider)</w:t>
       </w:r>
     </w:p>
     <w:p>
       <w:pPr>
         <w:shd w:fill="f0eff5" w:val="clear"/>
-        <w:spacing w:after="80" w:before="80"/>
+        <w:spacing w:after="40" w:before="40"/>
         <w:ind w:left="240"/>
       </w:pPr>
       <w:r>
@@ -12511,13 +14897,13 @@
           <w:sz w:val="18"/>
           <w:szCs w:val="18"/>
         </w:rPr>
-        <w:t xml:space="preserve">│   ├── app/</w:t>
+        <w:t xml:space="preserve">│   │   ├── page.tsx (login)</w:t>
       </w:r>
     </w:p>
     <w:p>
       <w:pPr>
         <w:shd w:fill="f0eff5" w:val="clear"/>
-        <w:spacing w:after="80" w:before="80"/>
+        <w:spacing w:after="40" w:before="40"/>
         <w:ind w:left="240"/>
       </w:pPr>
       <w:r>
@@ -12527,13 +14913,13 @@
           <w:sz w:val="18"/>
           <w:szCs w:val="18"/>
         </w:rPr>
-        <w:t xml:space="preserve">│   │   ├── layout.tsx</w:t>
+        <w:t xml:space="preserve">│   │   ├── admin/ (dashboard, caregivers, families, shifts, matches, announcements, popups, messages, audit)</w:t>
       </w:r>
     </w:p>
     <w:p>
       <w:pPr>
         <w:shd w:fill="f0eff5" w:val="clear"/>
-        <w:spacing w:after="80" w:before="80"/>
+        <w:spacing w:after="40" w:before="40"/>
         <w:ind w:left="240"/>
       </w:pPr>
       <w:r>
@@ -12543,13 +14929,13 @@
           <w:sz w:val="18"/>
           <w:szCs w:val="18"/>
         </w:rPr>
-        <w:t xml:space="preserve">│   │   ├── page.tsx</w:t>
+        <w:t xml:space="preserve">│   │   ├── caregiver/ (shifts, announcements, messages, profile)</w:t>
       </w:r>
     </w:p>
     <w:p>
       <w:pPr>
         <w:shd w:fill="f0eff5" w:val="clear"/>
-        <w:spacing w:after="80" w:before="80"/>
+        <w:spacing w:after="40" w:before="40"/>
         <w:ind w:left="240"/>
       </w:pPr>
       <w:r>
@@ -12559,13 +14945,13 @@
           <w:sz w:val="18"/>
           <w:szCs w:val="18"/>
         </w:rPr>
-        <w:t xml:space="preserve">│   │   ├── admin/ (dashboard, caregivers, families, shifts, matches, announcements, popups, messages, audit)</w:t>
+        <w:t xml:space="preserve">│   │   ├── family/ (browse, request, messages, profile)</w:t>
       </w:r>
     </w:p>
     <w:p>
       <w:pPr>
         <w:shd w:fill="f0eff5" w:val="clear"/>
-        <w:spacing w:after="80" w:before="80"/>
+        <w:spacing w:after="40" w:before="40"/>
         <w:ind w:left="240"/>
       </w:pPr>
       <w:r>
@@ -12575,13 +14961,13 @@
           <w:sz w:val="18"/>
           <w:szCs w:val="18"/>
         </w:rPr>
-        <w:t xml:space="preserve">│   │   ├── caregiver/ (shifts, announcements, messages, profile)</w:t>
+        <w:t xml:space="preserve">│   │   └── api/cron/sync-shifts/route.ts (Google Sheets sync)</w:t>
       </w:r>
     </w:p>
     <w:p>
       <w:pPr>
         <w:shd w:fill="f0eff5" w:val="clear"/>
-        <w:spacing w:after="80" w:before="80"/>
+        <w:spacing w:after="40" w:before="40"/>
         <w:ind w:left="240"/>
       </w:pPr>
       <w:r>
@@ -12591,13 +14977,13 @@
           <w:sz w:val="18"/>
           <w:szCs w:val="18"/>
         </w:rPr>
-        <w:t xml:space="preserve">│   │   └── family/ (browse, request, messages, profile)</w:t>
+        <w:t xml:space="preserve">│   ├── components/ (ui, layout, chat, popup, caregiver)</w:t>
       </w:r>
     </w:p>
     <w:p>
       <w:pPr>
         <w:shd w:fill="f0eff5" w:val="clear"/>
-        <w:spacing w:after="80" w:before="80"/>
+        <w:spacing w:after="40" w:before="40"/>
         <w:ind w:left="240"/>
       </w:pPr>
       <w:r>
@@ -12607,13 +14993,13 @@
           <w:sz w:val="18"/>
           <w:szCs w:val="18"/>
         </w:rPr>
-        <w:t xml:space="preserve">│   ├── components/ (ui, layout, chat, popup, caregiver)</w:t>
+        <w:t xml:space="preserve">│   ├── lib/ (supabase client/server/middleware, google-sheets.ts, auth.ts, utils.ts)</w:t>
       </w:r>
     </w:p>
     <w:p>
       <w:pPr>
         <w:shd w:fill="f0eff5" w:val="clear"/>
-        <w:spacing w:after="80" w:before="80"/>
+        <w:spacing w:after="40" w:before="40"/>
         <w:ind w:left="240"/>
       </w:pPr>
       <w:r>
@@ -12623,13 +15009,13 @@
           <w:sz w:val="18"/>
           <w:szCs w:val="18"/>
         </w:rPr>
-        <w:t xml:space="preserve">│   ├── lib/ (supabase client/server/middleware, auth, utils)</w:t>
+        <w:t xml:space="preserve">│   └── types/ (database.ts)</w:t>
       </w:r>
     </w:p>
     <w:p>
       <w:pPr>
         <w:shd w:fill="f0eff5" w:val="clear"/>
-        <w:spacing w:after="80" w:before="80"/>
+        <w:spacing w:after="40" w:before="40"/>
         <w:ind w:left="240"/>
       </w:pPr>
       <w:r>
@@ -12639,13 +15025,13 @@
           <w:sz w:val="18"/>
           <w:szCs w:val="18"/>
         </w:rPr>
-        <w:t xml:space="preserve">│   └── types/ (database.ts)</w:t>
+        <w:t xml:space="preserve">├── supabase/ (migrations 001–009, seed.sql)</w:t>
       </w:r>
     </w:p>
     <w:p>
       <w:pPr>
         <w:shd w:fill="f0eff5" w:val="clear"/>
-        <w:spacing w:after="80" w:before="80"/>
+        <w:spacing w:after="40" w:before="40"/>
         <w:ind w:left="240"/>
       </w:pPr>
       <w:r>
@@ -12655,13 +15041,13 @@
           <w:sz w:val="18"/>
           <w:szCs w:val="18"/>
         </w:rPr>
-        <w:t xml:space="preserve">├── supabase/ (migrations, seed.sql)</w:t>
+        <w:t xml:space="preserve">├── tailwind.config.ts</w:t>
       </w:r>
     </w:p>
     <w:p>
       <w:pPr>
         <w:shd w:fill="f0eff5" w:val="clear"/>
-        <w:spacing w:after="80" w:before="80"/>
+        <w:spacing w:after="40" w:before="40"/>
         <w:ind w:left="240"/>
       </w:pPr>
       <w:r>
@@ -12671,13 +15057,13 @@
           <w:sz w:val="18"/>
           <w:szCs w:val="18"/>
         </w:rPr>
-        <w:t xml:space="preserve">├── tailwind.config.ts</w:t>
+        <w:t xml:space="preserve">├── next.config.js</w:t>
       </w:r>
     </w:p>
     <w:p>
       <w:pPr>
         <w:shd w:fill="f0eff5" w:val="clear"/>
-        <w:spacing w:after="80" w:before="80"/>
+        <w:spacing w:after="40" w:before="40"/>
         <w:ind w:left="240"/>
       </w:pPr>
       <w:r>
@@ -12687,22 +15073,6 @@
           <w:sz w:val="18"/>
           <w:szCs w:val="18"/>
         </w:rPr>
-        <w:t xml:space="preserve">├── next.config.js</w:t>
-      </w:r>
-    </w:p>
-    <w:p>
-      <w:pPr>
-        <w:shd w:fill="f0eff5" w:val="clear"/>
-        <w:spacing w:after="80" w:before="80"/>
-        <w:ind w:left="240"/>
-      </w:pPr>
-      <w:r>
-        <w:rPr>
-          <w:rFonts w:ascii="Consolas" w:cs="Consolas" w:eastAsia="Consolas" w:hAnsi="Consolas"/>
-          <w:color w:val="333333"/>
-          <w:sz w:val="18"/>
-          <w:szCs w:val="18"/>
-        </w:rPr>
         <w:t xml:space="preserve">└── package.json</w:t>
       </w:r>
     </w:p>
@@ -12715,6 +15085,11 @@
       </w:pPr>
     </w:p>
     <w:p>
+      <w:r>
+        <w:br w:type="page"/>
+      </w:r>
+    </w:p>
+    <w:p>
       <w:pPr>
         <w:pStyle w:val="Heading1"/>
         <w:spacing w:after="120" w:before="400"/>
@@ -12725,8 +15100,984 @@
           <w:b/>
           <w:bCs/>
           <w:color w:val="ac6b75"/>
-        </w:rPr>
-        <w:t xml:space="preserve">12. Mockup Reference</w:t>
+          <w:sz w:val="32"/>
+          <w:szCs w:val="32"/>
+        </w:rPr>
+        <w:t xml:space="preserve">13. UI/UX Layout Guide</w:t>
+      </w:r>
+    </w:p>
+    <w:p>
+      <w:pPr>
+        <w:pStyle w:val="Heading2"/>
+        <w:spacing w:after="120" w:before="300"/>
+      </w:pPr>
+      <w:r>
+        <w:rPr>
+          <w:rFonts w:ascii="Georgia" w:cs="Georgia" w:eastAsia="Georgia" w:hAnsi="Georgia"/>
+          <w:b/>
+          <w:bCs/>
+          <w:color w:val="a76d83"/>
+          <w:sz w:val="26"/>
+          <w:szCs w:val="26"/>
+        </w:rPr>
+        <w:t xml:space="preserve">Global Layout</w:t>
+      </w:r>
+    </w:p>
+    <w:p>
+      <w:pPr>
+        <w:pStyle w:val="Heading3"/>
+        <w:spacing w:after="120" w:before="240"/>
+      </w:pPr>
+      <w:r>
+        <w:rPr>
+          <w:rFonts w:ascii="Georgia" w:cs="Georgia" w:eastAsia="Georgia" w:hAnsi="Georgia"/>
+          <w:b/>
+          <w:bCs/>
+          <w:color w:val="a76d83"/>
+          <w:sz w:val="22"/>
+          <w:szCs w:val="22"/>
+        </w:rPr>
+        <w:t xml:space="preserve">Desktop (≥ 768px)</w:t>
+      </w:r>
+    </w:p>
+    <w:p>
+      <w:pPr>
+        <w:spacing w:after="60"/>
+        <w:ind w:left="360"/>
+      </w:pPr>
+      <w:r>
+        <w:rPr>
+          <w:rFonts w:ascii="Calibri" w:cs="Calibri" w:eastAsia="Calibri" w:hAnsi="Calibri"/>
+          <w:color w:val="ac6b75"/>
+          <w:sz w:val="22"/>
+          <w:szCs w:val="22"/>
+        </w:rPr>
+        <w:t xml:space="preserve">•  </w:t>
+      </w:r>
+      <w:r>
+        <w:rPr>
+          <w:rFonts w:ascii="Calibri" w:cs="Calibri" w:eastAsia="Calibri" w:hAnsi="Calibri"/>
+          <w:b/>
+          <w:bCs/>
+          <w:color w:val="1a1a1a"/>
+          <w:sz w:val="22"/>
+          <w:szCs w:val="22"/>
+        </w:rPr>
+        <w:t xml:space="preserve">Sidebar: </w:t>
+      </w:r>
+      <w:r>
+        <w:rPr>
+          <w:rFonts w:ascii="Calibri" w:cs="Calibri" w:eastAsia="Calibri" w:hAnsi="Calibri"/>
+          <w:color w:val="3d3d3d"/>
+          <w:sz w:val="22"/>
+          <w:szCs w:val="22"/>
+        </w:rPr>
+        <w:t xml:space="preserve">260px fixed left, rose gradient (#ac6b75 → #a76d83), white text</w:t>
+      </w:r>
+    </w:p>
+    <w:p>
+      <w:pPr>
+        <w:spacing w:after="60"/>
+        <w:ind w:left="360"/>
+      </w:pPr>
+      <w:r>
+        <w:rPr>
+          <w:rFonts w:ascii="Calibri" w:cs="Calibri" w:eastAsia="Calibri" w:hAnsi="Calibri"/>
+          <w:color w:val="ac6b75"/>
+          <w:sz w:val="22"/>
+          <w:szCs w:val="22"/>
+        </w:rPr>
+        <w:t xml:space="preserve">•  </w:t>
+      </w:r>
+      <w:r>
+        <w:rPr>
+          <w:rFonts w:ascii="Calibri" w:cs="Calibri" w:eastAsia="Calibri" w:hAnsi="Calibri"/>
+          <w:b/>
+          <w:bCs/>
+          <w:color w:val="1a1a1a"/>
+          <w:sz w:val="22"/>
+          <w:szCs w:val="22"/>
+        </w:rPr>
+        <w:t xml:space="preserve">Nav items: </w:t>
+      </w:r>
+      <w:r>
+        <w:rPr>
+          <w:rFonts w:ascii="Calibri" w:cs="Calibri" w:eastAsia="Calibri" w:hAnsi="Calibri"/>
+          <w:color w:val="3d3d3d"/>
+          <w:sz w:val="22"/>
+          <w:szCs w:val="22"/>
+        </w:rPr>
+        <w:t xml:space="preserve">Icon + label, 48px height, hover highlight, active = white left border</w:t>
+      </w:r>
+    </w:p>
+    <w:p>
+      <w:pPr>
+        <w:spacing w:after="60"/>
+        <w:ind w:left="360"/>
+      </w:pPr>
+      <w:r>
+        <w:rPr>
+          <w:rFonts w:ascii="Calibri" w:cs="Calibri" w:eastAsia="Calibri" w:hAnsi="Calibri"/>
+          <w:color w:val="ac6b75"/>
+          <w:sz w:val="22"/>
+          <w:szCs w:val="22"/>
+        </w:rPr>
+        <w:t xml:space="preserve">•  </w:t>
+      </w:r>
+      <w:r>
+        <w:rPr>
+          <w:rFonts w:ascii="Calibri" w:cs="Calibri" w:eastAsia="Calibri" w:hAnsi="Calibri"/>
+          <w:b/>
+          <w:bCs/>
+          <w:color w:val="1a1a1a"/>
+          <w:sz w:val="22"/>
+          <w:szCs w:val="22"/>
+        </w:rPr>
+        <w:t xml:space="preserve">Main content: </w:t>
+      </w:r>
+      <w:r>
+        <w:rPr>
+          <w:rFonts w:ascii="Calibri" w:cs="Calibri" w:eastAsia="Calibri" w:hAnsi="Calibri"/>
+          <w:color w:val="3d3d3d"/>
+          <w:sz w:val="22"/>
+          <w:szCs w:val="22"/>
+        </w:rPr>
+        <w:t xml:space="preserve">Fills remaining width, 32px padding, max-width 1200px</w:t>
+      </w:r>
+    </w:p>
+    <w:p>
+      <w:pPr>
+        <w:spacing w:after="60"/>
+        <w:ind w:left="360"/>
+      </w:pPr>
+      <w:r>
+        <w:rPr>
+          <w:rFonts w:ascii="Calibri" w:cs="Calibri" w:eastAsia="Calibri" w:hAnsi="Calibri"/>
+          <w:color w:val="ac6b75"/>
+          <w:sz w:val="22"/>
+          <w:szCs w:val="22"/>
+        </w:rPr>
+        <w:t xml:space="preserve">•  </w:t>
+      </w:r>
+      <w:r>
+        <w:rPr>
+          <w:rFonts w:ascii="Calibri" w:cs="Calibri" w:eastAsia="Calibri" w:hAnsi="Calibri"/>
+          <w:b/>
+          <w:bCs/>
+          <w:color w:val="1a1a1a"/>
+          <w:sz w:val="22"/>
+          <w:szCs w:val="22"/>
+        </w:rPr>
+        <w:t xml:space="preserve">Page header: </w:t>
+      </w:r>
+      <w:r>
+        <w:rPr>
+          <w:rFonts w:ascii="Calibri" w:cs="Calibri" w:eastAsia="Calibri" w:hAnsi="Calibri"/>
+          <w:color w:val="3d3d3d"/>
+          <w:sz w:val="22"/>
+          <w:szCs w:val="22"/>
+        </w:rPr>
+        <w:t xml:space="preserve">Playfair Display, 28px, rose color</w:t>
+      </w:r>
+    </w:p>
+    <w:p>
+      <w:pPr>
+        <w:pStyle w:val="Heading3"/>
+        <w:spacing w:after="120" w:before="240"/>
+      </w:pPr>
+      <w:r>
+        <w:rPr>
+          <w:rFonts w:ascii="Georgia" w:cs="Georgia" w:eastAsia="Georgia" w:hAnsi="Georgia"/>
+          <w:b/>
+          <w:bCs/>
+          <w:color w:val="a76d83"/>
+          <w:sz w:val="22"/>
+          <w:szCs w:val="22"/>
+        </w:rPr>
+        <w:t xml:space="preserve">Mobile (&lt; 768px)</w:t>
+      </w:r>
+    </w:p>
+    <w:p>
+      <w:pPr>
+        <w:spacing w:after="60"/>
+        <w:ind w:left="360"/>
+      </w:pPr>
+      <w:r>
+        <w:rPr>
+          <w:rFonts w:ascii="Calibri" w:cs="Calibri" w:eastAsia="Calibri" w:hAnsi="Calibri"/>
+          <w:color w:val="ac6b75"/>
+          <w:sz w:val="22"/>
+          <w:szCs w:val="22"/>
+        </w:rPr>
+        <w:t xml:space="preserve">•  </w:t>
+      </w:r>
+      <w:r>
+        <w:rPr>
+          <w:rFonts w:ascii="Calibri" w:cs="Calibri" w:eastAsia="Calibri" w:hAnsi="Calibri"/>
+          <w:color w:val="3d3d3d"/>
+          <w:sz w:val="22"/>
+          <w:szCs w:val="22"/>
+        </w:rPr>
+        <w:t xml:space="preserve">Sidebar collapses to hamburger menu</w:t>
+      </w:r>
+    </w:p>
+    <w:p>
+      <w:pPr>
+        <w:spacing w:after="60"/>
+        <w:ind w:left="360"/>
+      </w:pPr>
+      <w:r>
+        <w:rPr>
+          <w:rFonts w:ascii="Calibri" w:cs="Calibri" w:eastAsia="Calibri" w:hAnsi="Calibri"/>
+          <w:color w:val="ac6b75"/>
+          <w:sz w:val="22"/>
+          <w:szCs w:val="22"/>
+        </w:rPr>
+        <w:t xml:space="preserve">•  </w:t>
+      </w:r>
+      <w:r>
+        <w:rPr>
+          <w:rFonts w:ascii="Calibri" w:cs="Calibri" w:eastAsia="Calibri" w:hAnsi="Calibri"/>
+          <w:color w:val="3d3d3d"/>
+          <w:sz w:val="22"/>
+          <w:szCs w:val="22"/>
+        </w:rPr>
+        <w:t xml:space="preserve">56px sticky header: rose background, hamburger + title + avatar</w:t>
+      </w:r>
+    </w:p>
+    <w:p>
+      <w:pPr>
+        <w:spacing w:after="60"/>
+        <w:ind w:left="360"/>
+      </w:pPr>
+      <w:r>
+        <w:rPr>
+          <w:rFonts w:ascii="Calibri" w:cs="Calibri" w:eastAsia="Calibri" w:hAnsi="Calibri"/>
+          <w:color w:val="ac6b75"/>
+          <w:sz w:val="22"/>
+          <w:szCs w:val="22"/>
+        </w:rPr>
+        <w:t xml:space="preserve">•  </w:t>
+      </w:r>
+      <w:r>
+        <w:rPr>
+          <w:rFonts w:ascii="Calibri" w:cs="Calibri" w:eastAsia="Calibri" w:hAnsi="Calibri"/>
+          <w:color w:val="3d3d3d"/>
+          <w:sz w:val="22"/>
+          <w:szCs w:val="22"/>
+        </w:rPr>
+        <w:t xml:space="preserve">16px side gutters, cards stack vertically</w:t>
+      </w:r>
+    </w:p>
+    <w:p>
+      <w:pPr>
+        <w:pStyle w:val="Heading3"/>
+        <w:spacing w:after="120" w:before="240"/>
+      </w:pPr>
+      <w:r>
+        <w:rPr>
+          <w:rFonts w:ascii="Georgia" w:cs="Georgia" w:eastAsia="Georgia" w:hAnsi="Georgia"/>
+          <w:b/>
+          <w:bCs/>
+          <w:color w:val="a76d83"/>
+          <w:sz w:val="22"/>
+          <w:szCs w:val="22"/>
+        </w:rPr>
+        <w:t xml:space="preserve">Dark Mode</w:t>
+      </w:r>
+    </w:p>
+    <w:p>
+      <w:pPr>
+        <w:spacing w:after="60"/>
+        <w:ind w:left="360"/>
+      </w:pPr>
+      <w:r>
+        <w:rPr>
+          <w:rFonts w:ascii="Calibri" w:cs="Calibri" w:eastAsia="Calibri" w:hAnsi="Calibri"/>
+          <w:color w:val="ac6b75"/>
+          <w:sz w:val="22"/>
+          <w:szCs w:val="22"/>
+        </w:rPr>
+        <w:t xml:space="preserve">•  </w:t>
+      </w:r>
+      <w:r>
+        <w:rPr>
+          <w:rFonts w:ascii="Calibri" w:cs="Calibri" w:eastAsia="Calibri" w:hAnsi="Calibri"/>
+          <w:b/>
+          <w:bCs/>
+          <w:color w:val="1a1a1a"/>
+          <w:sz w:val="22"/>
+          <w:szCs w:val="22"/>
+        </w:rPr>
+        <w:t xml:space="preserve">Background: </w:t>
+      </w:r>
+      <w:r>
+        <w:rPr>
+          <w:rFonts w:ascii="Calibri" w:cs="Calibri" w:eastAsia="Calibri" w:hAnsi="Calibri"/>
+          <w:color w:val="3d3d3d"/>
+          <w:sz w:val="22"/>
+          <w:szCs w:val="22"/>
+        </w:rPr>
+        <w:t xml:space="preserve">#1a1a2e (body), #16213e (cards)</w:t>
+      </w:r>
+    </w:p>
+    <w:p>
+      <w:pPr>
+        <w:spacing w:after="60"/>
+        <w:ind w:left="360"/>
+      </w:pPr>
+      <w:r>
+        <w:rPr>
+          <w:rFonts w:ascii="Calibri" w:cs="Calibri" w:eastAsia="Calibri" w:hAnsi="Calibri"/>
+          <w:color w:val="ac6b75"/>
+          <w:sz w:val="22"/>
+          <w:szCs w:val="22"/>
+        </w:rPr>
+        <w:t xml:space="preserve">•  </w:t>
+      </w:r>
+      <w:r>
+        <w:rPr>
+          <w:rFonts w:ascii="Calibri" w:cs="Calibri" w:eastAsia="Calibri" w:hAnsi="Calibri"/>
+          <w:b/>
+          <w:bCs/>
+          <w:color w:val="1a1a1a"/>
+          <w:sz w:val="22"/>
+          <w:szCs w:val="22"/>
+        </w:rPr>
+        <w:t xml:space="preserve">Text: </w:t>
+      </w:r>
+      <w:r>
+        <w:rPr>
+          <w:rFonts w:ascii="Calibri" w:cs="Calibri" w:eastAsia="Calibri" w:hAnsi="Calibri"/>
+          <w:color w:val="3d3d3d"/>
+          <w:sz w:val="22"/>
+          <w:szCs w:val="22"/>
+        </w:rPr>
+        <w:t xml:space="preserve">#e0e0e0 (body), #ffffff (headings)</w:t>
+      </w:r>
+    </w:p>
+    <w:p>
+      <w:pPr>
+        <w:spacing w:after="60"/>
+        <w:ind w:left="360"/>
+      </w:pPr>
+      <w:r>
+        <w:rPr>
+          <w:rFonts w:ascii="Calibri" w:cs="Calibri" w:eastAsia="Calibri" w:hAnsi="Calibri"/>
+          <w:color w:val="ac6b75"/>
+          <w:sz w:val="22"/>
+          <w:szCs w:val="22"/>
+        </w:rPr>
+        <w:t xml:space="preserve">•  </w:t>
+      </w:r>
+      <w:r>
+        <w:rPr>
+          <w:rFonts w:ascii="Calibri" w:cs="Calibri" w:eastAsia="Calibri" w:hAnsi="Calibri"/>
+          <w:b/>
+          <w:bCs/>
+          <w:color w:val="1a1a1a"/>
+          <w:sz w:val="22"/>
+          <w:szCs w:val="22"/>
+        </w:rPr>
+        <w:t xml:space="preserve">Inputs: </w:t>
+      </w:r>
+      <w:r>
+        <w:rPr>
+          <w:rFonts w:ascii="Calibri" w:cs="Calibri" w:eastAsia="Calibri" w:hAnsi="Calibri"/>
+          <w:color w:val="3d3d3d"/>
+          <w:sz w:val="22"/>
+          <w:szCs w:val="22"/>
+        </w:rPr>
+        <w:t xml:space="preserve">#1e2a3a background, light text</w:t>
+      </w:r>
+    </w:p>
+    <w:p>
+      <w:pPr>
+        <w:spacing w:after="60"/>
+        <w:ind w:left="360"/>
+      </w:pPr>
+      <w:r>
+        <w:rPr>
+          <w:rFonts w:ascii="Calibri" w:cs="Calibri" w:eastAsia="Calibri" w:hAnsi="Calibri"/>
+          <w:color w:val="ac6b75"/>
+          <w:sz w:val="22"/>
+          <w:szCs w:val="22"/>
+        </w:rPr>
+        <w:t xml:space="preserve">•  </w:t>
+      </w:r>
+      <w:r>
+        <w:rPr>
+          <w:rFonts w:ascii="Calibri" w:cs="Calibri" w:eastAsia="Calibri" w:hAnsi="Calibri"/>
+          <w:b/>
+          <w:bCs/>
+          <w:color w:val="1a1a1a"/>
+          <w:sz w:val="22"/>
+          <w:szCs w:val="22"/>
+        </w:rPr>
+        <w:t xml:space="preserve">Tables: </w:t>
+      </w:r>
+      <w:r>
+        <w:rPr>
+          <w:rFonts w:ascii="Calibri" w:cs="Calibri" w:eastAsia="Calibri" w:hAnsi="Calibri"/>
+          <w:color w:val="3d3d3d"/>
+          <w:sz w:val="22"/>
+          <w:szCs w:val="22"/>
+        </w:rPr>
+        <w:t xml:space="preserve">Alternating #1e2a3a / #16213e</w:t>
+      </w:r>
+    </w:p>
+    <w:p>
+      <w:pPr>
+        <w:pStyle w:val="Heading2"/>
+        <w:spacing w:after="120" w:before="300"/>
+      </w:pPr>
+      <w:r>
+        <w:rPr>
+          <w:rFonts w:ascii="Georgia" w:cs="Georgia" w:eastAsia="Georgia" w:hAnsi="Georgia"/>
+          <w:b/>
+          <w:bCs/>
+          <w:color w:val="a76d83"/>
+          <w:sz w:val="26"/>
+          <w:szCs w:val="26"/>
+        </w:rPr>
+        <w:t xml:space="preserve">Component Patterns</w:t>
+      </w:r>
+    </w:p>
+    <w:p>
+      <w:pPr>
+        <w:spacing w:after="60"/>
+        <w:ind w:left="360"/>
+      </w:pPr>
+      <w:r>
+        <w:rPr>
+          <w:rFonts w:ascii="Calibri" w:cs="Calibri" w:eastAsia="Calibri" w:hAnsi="Calibri"/>
+          <w:color w:val="ac6b75"/>
+          <w:sz w:val="22"/>
+          <w:szCs w:val="22"/>
+        </w:rPr>
+        <w:t xml:space="preserve">•  </w:t>
+      </w:r>
+      <w:r>
+        <w:rPr>
+          <w:rFonts w:ascii="Calibri" w:cs="Calibri" w:eastAsia="Calibri" w:hAnsi="Calibri"/>
+          <w:b/>
+          <w:bCs/>
+          <w:color w:val="1a1a1a"/>
+          <w:sz w:val="22"/>
+          <w:szCs w:val="22"/>
+        </w:rPr>
+        <w:t xml:space="preserve">Cards: </w:t>
+      </w:r>
+      <w:r>
+        <w:rPr>
+          <w:rFonts w:ascii="Calibri" w:cs="Calibri" w:eastAsia="Calibri" w:hAnsi="Calibri"/>
+          <w:color w:val="3d3d3d"/>
+          <w:sz w:val="22"/>
+          <w:szCs w:val="22"/>
+        </w:rPr>
+        <w:t xml:space="preserve">12px radius, 20px padding, subtle shadow</w:t>
+      </w:r>
+    </w:p>
+    <w:p>
+      <w:pPr>
+        <w:spacing w:after="60"/>
+        <w:ind w:left="360"/>
+      </w:pPr>
+      <w:r>
+        <w:rPr>
+          <w:rFonts w:ascii="Calibri" w:cs="Calibri" w:eastAsia="Calibri" w:hAnsi="Calibri"/>
+          <w:color w:val="ac6b75"/>
+          <w:sz w:val="22"/>
+          <w:szCs w:val="22"/>
+        </w:rPr>
+        <w:t xml:space="preserve">•  </w:t>
+      </w:r>
+      <w:r>
+        <w:rPr>
+          <w:rFonts w:ascii="Calibri" w:cs="Calibri" w:eastAsia="Calibri" w:hAnsi="Calibri"/>
+          <w:b/>
+          <w:bCs/>
+          <w:color w:val="1a1a1a"/>
+          <w:sz w:val="22"/>
+          <w:szCs w:val="22"/>
+        </w:rPr>
+        <w:t xml:space="preserve">Stat Cards: </w:t>
+      </w:r>
+      <w:r>
+        <w:rPr>
+          <w:rFonts w:ascii="Calibri" w:cs="Calibri" w:eastAsia="Calibri" w:hAnsi="Calibri"/>
+          <w:color w:val="3d3d3d"/>
+          <w:sz w:val="22"/>
+          <w:szCs w:val="22"/>
+        </w:rPr>
+        <w:t xml:space="preserve">4-col grid (desktop), icon + value + label, colored left border</w:t>
+      </w:r>
+    </w:p>
+    <w:p>
+      <w:pPr>
+        <w:spacing w:after="60"/>
+        <w:ind w:left="360"/>
+      </w:pPr>
+      <w:r>
+        <w:rPr>
+          <w:rFonts w:ascii="Calibri" w:cs="Calibri" w:eastAsia="Calibri" w:hAnsi="Calibri"/>
+          <w:color w:val="ac6b75"/>
+          <w:sz w:val="22"/>
+          <w:szCs w:val="22"/>
+        </w:rPr>
+        <w:t xml:space="preserve">•  </w:t>
+      </w:r>
+      <w:r>
+        <w:rPr>
+          <w:rFonts w:ascii="Calibri" w:cs="Calibri" w:eastAsia="Calibri" w:hAnsi="Calibri"/>
+          <w:b/>
+          <w:bCs/>
+          <w:color w:val="1a1a1a"/>
+          <w:sz w:val="22"/>
+          <w:szCs w:val="22"/>
+        </w:rPr>
+        <w:t xml:space="preserve">Primary Button: </w:t>
+      </w:r>
+      <w:r>
+        <w:rPr>
+          <w:rFonts w:ascii="Calibri" w:cs="Calibri" w:eastAsia="Calibri" w:hAnsi="Calibri"/>
+          <w:color w:val="3d3d3d"/>
+          <w:sz w:val="22"/>
+          <w:szCs w:val="22"/>
+        </w:rPr>
+        <w:t xml:space="preserve">Rose bg (#ac6b75), white text, 8px radius</w:t>
+      </w:r>
+    </w:p>
+    <w:p>
+      <w:pPr>
+        <w:spacing w:after="60"/>
+        <w:ind w:left="360"/>
+      </w:pPr>
+      <w:r>
+        <w:rPr>
+          <w:rFonts w:ascii="Calibri" w:cs="Calibri" w:eastAsia="Calibri" w:hAnsi="Calibri"/>
+          <w:color w:val="ac6b75"/>
+          <w:sz w:val="22"/>
+          <w:szCs w:val="22"/>
+        </w:rPr>
+        <w:t xml:space="preserve">•  </w:t>
+      </w:r>
+      <w:r>
+        <w:rPr>
+          <w:rFonts w:ascii="Calibri" w:cs="Calibri" w:eastAsia="Calibri" w:hAnsi="Calibri"/>
+          <w:b/>
+          <w:bCs/>
+          <w:color w:val="1a1a1a"/>
+          <w:sz w:val="22"/>
+          <w:szCs w:val="22"/>
+        </w:rPr>
+        <w:t xml:space="preserve">Tables: </w:t>
+      </w:r>
+      <w:r>
+        <w:rPr>
+          <w:rFonts w:ascii="Calibri" w:cs="Calibri" w:eastAsia="Calibri" w:hAnsi="Calibri"/>
+          <w:color w:val="3d3d3d"/>
+          <w:sz w:val="22"/>
+          <w:szCs w:val="22"/>
+        </w:rPr>
+        <w:t xml:space="preserve">Rose header, alternating row colors, mobile scroll</w:t>
+      </w:r>
+    </w:p>
+    <w:p>
+      <w:pPr>
+        <w:spacing w:after="60"/>
+        <w:ind w:left="360"/>
+      </w:pPr>
+      <w:r>
+        <w:rPr>
+          <w:rFonts w:ascii="Calibri" w:cs="Calibri" w:eastAsia="Calibri" w:hAnsi="Calibri"/>
+          <w:color w:val="ac6b75"/>
+          <w:sz w:val="22"/>
+          <w:szCs w:val="22"/>
+        </w:rPr>
+        <w:t xml:space="preserve">•  </w:t>
+      </w:r>
+      <w:r>
+        <w:rPr>
+          <w:rFonts w:ascii="Calibri" w:cs="Calibri" w:eastAsia="Calibri" w:hAnsi="Calibri"/>
+          <w:b/>
+          <w:bCs/>
+          <w:color w:val="1a1a1a"/>
+          <w:sz w:val="22"/>
+          <w:szCs w:val="22"/>
+        </w:rPr>
+        <w:t xml:space="preserve">Form Inputs: </w:t>
+      </w:r>
+      <w:r>
+        <w:rPr>
+          <w:rFonts w:ascii="Calibri" w:cs="Calibri" w:eastAsia="Calibri" w:hAnsi="Calibri"/>
+          <w:color w:val="3d3d3d"/>
+          <w:sz w:val="22"/>
+          <w:szCs w:val="22"/>
+        </w:rPr>
+        <w:t xml:space="preserve">Full-width, 12px padding, rose focus border</w:t>
+      </w:r>
+    </w:p>
+    <w:p>
+      <w:pPr>
+        <w:spacing w:after="60"/>
+        <w:ind w:left="360"/>
+      </w:pPr>
+      <w:r>
+        <w:rPr>
+          <w:rFonts w:ascii="Calibri" w:cs="Calibri" w:eastAsia="Calibri" w:hAnsi="Calibri"/>
+          <w:color w:val="ac6b75"/>
+          <w:sz w:val="22"/>
+          <w:szCs w:val="22"/>
+        </w:rPr>
+        <w:t xml:space="preserve">•  </w:t>
+      </w:r>
+      <w:r>
+        <w:rPr>
+          <w:rFonts w:ascii="Calibri" w:cs="Calibri" w:eastAsia="Calibri" w:hAnsi="Calibri"/>
+          <w:b/>
+          <w:bCs/>
+          <w:color w:val="1a1a1a"/>
+          <w:sz w:val="22"/>
+          <w:szCs w:val="22"/>
+        </w:rPr>
+        <w:t xml:space="preserve">Tag Chips: </w:t>
+      </w:r>
+      <w:r>
+        <w:rPr>
+          <w:rFonts w:ascii="Calibri" w:cs="Calibri" w:eastAsia="Calibri" w:hAnsi="Calibri"/>
+          <w:color w:val="3d3d3d"/>
+          <w:sz w:val="22"/>
+          <w:szCs w:val="22"/>
+        </w:rPr>
+        <w:t xml:space="preserve">Rose-light bg, rose-deep text, × remove, + add</w:t>
+      </w:r>
+    </w:p>
+    <w:p>
+      <w:pPr>
+        <w:spacing w:after="60"/>
+        <w:ind w:left="360"/>
+      </w:pPr>
+      <w:r>
+        <w:rPr>
+          <w:rFonts w:ascii="Calibri" w:cs="Calibri" w:eastAsia="Calibri" w:hAnsi="Calibri"/>
+          <w:color w:val="ac6b75"/>
+          <w:sz w:val="22"/>
+          <w:szCs w:val="22"/>
+        </w:rPr>
+        <w:t xml:space="preserve">•  </w:t>
+      </w:r>
+      <w:r>
+        <w:rPr>
+          <w:rFonts w:ascii="Calibri" w:cs="Calibri" w:eastAsia="Calibri" w:hAnsi="Calibri"/>
+          <w:b/>
+          <w:bCs/>
+          <w:color w:val="1a1a1a"/>
+          <w:sz w:val="22"/>
+          <w:szCs w:val="22"/>
+        </w:rPr>
+        <w:t xml:space="preserve">Badges: </w:t>
+      </w:r>
+      <w:r>
+        <w:rPr>
+          <w:rFonts w:ascii="Calibri" w:cs="Calibri" w:eastAsia="Calibri" w:hAnsi="Calibri"/>
+          <w:color w:val="3d3d3d"/>
+          <w:sz w:val="22"/>
+          <w:szCs w:val="22"/>
+        </w:rPr>
+        <w:t xml:space="preserve">Urgent = red, Normal = blue, Low = gray, Active = green</w:t>
+      </w:r>
+    </w:p>
+    <w:p>
+      <w:pPr>
+        <w:pStyle w:val="Heading2"/>
+        <w:spacing w:after="120" w:before="300"/>
+      </w:pPr>
+      <w:r>
+        <w:rPr>
+          <w:rFonts w:ascii="Georgia" w:cs="Georgia" w:eastAsia="Georgia" w:hAnsi="Georgia"/>
+          <w:b/>
+          <w:bCs/>
+          <w:color w:val="a76d83"/>
+          <w:sz w:val="26"/>
+          <w:szCs w:val="26"/>
+        </w:rPr>
+        <w:t xml:space="preserve">13.1 Admin Portal Layouts</w:t>
+      </w:r>
+    </w:p>
+    <w:p>
+      <w:pPr>
+        <w:spacing w:after="120"/>
+      </w:pPr>
+      <w:r>
+        <w:rPr>
+          <w:rFonts w:ascii="Calibri" w:cs="Calibri" w:eastAsia="Calibri" w:hAnsi="Calibri"/>
+          <w:color w:val="3d3d3d"/>
+          <w:sz w:val="22"/>
+          <w:szCs w:val="22"/>
+        </w:rPr>
+        <w:t xml:space="preserve">Dashboard: 4 stat cards (caregivers, families, shifts, matches) + recent activity feed (10 entries).</w:t>
+      </w:r>
+    </w:p>
+    <w:p>
+      <w:pPr>
+        <w:spacing w:after="120"/>
+      </w:pPr>
+      <w:r>
+        <w:rPr>
+          <w:rFonts w:ascii="Calibri" w:cs="Calibri" w:eastAsia="Calibri" w:hAnsi="Calibri"/>
+          <w:color w:val="3d3d3d"/>
+          <w:sz w:val="22"/>
+          <w:szCs w:val="22"/>
+        </w:rPr>
+        <w:t xml:space="preserve">Caregivers: Search + filter bar, data table (name, status, skills, location, visibility toggle). Click row to expand.</w:t>
+      </w:r>
+    </w:p>
+    <w:p>
+      <w:pPr>
+        <w:spacing w:after="120"/>
+      </w:pPr>
+      <w:r>
+        <w:rPr>
+          <w:rFonts w:ascii="Calibri" w:cs="Calibri" w:eastAsia="Calibri" w:hAnsi="Calibri"/>
+          <w:color w:val="3d3d3d"/>
+          <w:sz w:val="22"/>
+          <w:szCs w:val="22"/>
+        </w:rPr>
+        <w:t xml:space="preserve">Open Shifts: Table with sync controls (Sync Now button, last synced timestamp, status badge). Collapsible sync log.</w:t>
+      </w:r>
+    </w:p>
+    <w:p>
+      <w:pPr>
+        <w:spacing w:after="120"/>
+      </w:pPr>
+      <w:r>
+        <w:rPr>
+          <w:rFonts w:ascii="Calibri" w:cs="Calibri" w:eastAsia="Calibri" w:hAnsi="Calibri"/>
+          <w:color w:val="3d3d3d"/>
+          <w:sz w:val="22"/>
+          <w:szCs w:val="22"/>
+        </w:rPr>
+        <w:t xml:space="preserve">Match Requests: Card per request showing 3 picks with availability dropdown + admin notes. Family message textarea. Approve button.</w:t>
+      </w:r>
+    </w:p>
+    <w:p>
+      <w:pPr>
+        <w:spacing w:after="120"/>
+      </w:pPr>
+      <w:r>
+        <w:rPr>
+          <w:rFonts w:ascii="Calibri" w:cs="Calibri" w:eastAsia="Calibri" w:hAnsi="Calibri"/>
+          <w:color w:val="3d3d3d"/>
+          <w:sz w:val="22"/>
+          <w:szCs w:val="22"/>
+        </w:rPr>
+        <w:t xml:space="preserve">Pop-Up Notices: Create form (title, message, recipients/specific people picker, expiry dropdown, priority buttons). Active notices with progress bars.</w:t>
+      </w:r>
+    </w:p>
+    <w:p>
+      <w:pPr>
+        <w:spacing w:after="120"/>
+      </w:pPr>
+      <w:r>
+        <w:rPr>
+          <w:rFonts w:ascii="Calibri" w:cs="Calibri" w:eastAsia="Calibri" w:hAnsi="Calibri"/>
+          <w:color w:val="3d3d3d"/>
+          <w:sz w:val="22"/>
+          <w:szCs w:val="22"/>
+        </w:rPr>
+        <w:t xml:space="preserve">Messages: Split view — thread list (left) + chat bubbles (right). Google Voice call button. Mobile = full-screen chat.</w:t>
+      </w:r>
+    </w:p>
+    <w:p>
+      <w:pPr>
+        <w:pStyle w:val="Heading2"/>
+        <w:spacing w:after="120" w:before="300"/>
+      </w:pPr>
+      <w:r>
+        <w:rPr>
+          <w:rFonts w:ascii="Georgia" w:cs="Georgia" w:eastAsia="Georgia" w:hAnsi="Georgia"/>
+          <w:b/>
+          <w:bCs/>
+          <w:color w:val="a76d83"/>
+          <w:sz w:val="26"/>
+          <w:szCs w:val="26"/>
+        </w:rPr>
+        <w:t xml:space="preserve">13.2 Caregiver Portal Layouts</w:t>
+      </w:r>
+    </w:p>
+    <w:p>
+      <w:pPr>
+        <w:spacing w:after="120"/>
+      </w:pPr>
+      <w:r>
+        <w:rPr>
+          <w:rFonts w:ascii="Calibri" w:cs="Calibri" w:eastAsia="Calibri" w:hAnsi="Calibri"/>
+          <w:color w:val="3d3d3d"/>
+          <w:sz w:val="22"/>
+          <w:szCs w:val="22"/>
+        </w:rPr>
+        <w:t xml:space="preserve">Open Shifts: Grouped by county with city filter tabs. Expandable shift cards. "I'm Interested" expands notes + submit.</w:t>
+      </w:r>
+    </w:p>
+    <w:p>
+      <w:pPr>
+        <w:spacing w:after="120"/>
+      </w:pPr>
+      <w:r>
+        <w:rPr>
+          <w:rFonts w:ascii="Calibri" w:cs="Calibri" w:eastAsia="Calibri" w:hAnsi="Calibri"/>
+          <w:color w:val="3d3d3d"/>
+          <w:sz w:val="22"/>
+          <w:szCs w:val="22"/>
+        </w:rPr>
+        <w:t xml:space="preserve">My Profile: Photo upload, name fields, location dropdown, About Me textarea, tag chips (skills, certs, hobbies, languages), availability text input per day Mon–Sun.</w:t>
+      </w:r>
+    </w:p>
+    <w:p>
+      <w:pPr>
+        <w:spacing w:after="120"/>
+      </w:pPr>
+      <w:r>
+        <w:rPr>
+          <w:rFonts w:ascii="Calibri" w:cs="Calibri" w:eastAsia="Calibri" w:hAnsi="Calibri"/>
+          <w:color w:val="3d3d3d"/>
+          <w:sz w:val="22"/>
+          <w:szCs w:val="22"/>
+        </w:rPr>
+        <w:t xml:space="preserve">Messages: Single thread with admin. Chat bubbles. Native phone dialer call button.</w:t>
+      </w:r>
+    </w:p>
+    <w:p>
+      <w:pPr>
+        <w:pStyle w:val="Heading2"/>
+        <w:spacing w:after="120" w:before="300"/>
+      </w:pPr>
+      <w:r>
+        <w:rPr>
+          <w:rFonts w:ascii="Georgia" w:cs="Georgia" w:eastAsia="Georgia" w:hAnsi="Georgia"/>
+          <w:b/>
+          <w:bCs/>
+          <w:color w:val="a76d83"/>
+          <w:sz w:val="26"/>
+          <w:szCs w:val="26"/>
+        </w:rPr>
+        <w:t xml:space="preserve">13.3 Family Portal Layouts</w:t>
+      </w:r>
+    </w:p>
+    <w:p>
+      <w:pPr>
+        <w:spacing w:after="120"/>
+      </w:pPr>
+      <w:r>
+        <w:rPr>
+          <w:rFonts w:ascii="Calibri" w:cs="Calibri" w:eastAsia="Calibri" w:hAnsi="Calibri"/>
+          <w:color w:val="3d3d3d"/>
+          <w:sz w:val="22"/>
+          <w:szCs w:val="22"/>
+        </w:rPr>
+        <w:t xml:space="preserve">Browse Caregivers: 3-column grid (desktop). Photo + name + bio + skills. Star button (max 3). Bottom bar with selected names + Submit.</w:t>
+      </w:r>
+    </w:p>
+    <w:p>
+      <w:pPr>
+        <w:spacing w:after="120"/>
+      </w:pPr>
+      <w:r>
+        <w:rPr>
+          <w:rFonts w:ascii="Calibri" w:cs="Calibri" w:eastAsia="Calibri" w:hAnsi="Calibri"/>
+          <w:color w:val="3d3d3d"/>
+          <w:sz w:val="22"/>
+          <w:szCs w:val="22"/>
+        </w:rPr>
+        <w:t xml:space="preserve">My Request: Horizontal stepper (Submitted → Under Review → Matched). Picks list with availability badges. Match result card.</w:t>
+      </w:r>
+    </w:p>
+    <w:p>
+      <w:pPr>
+        <w:pStyle w:val="Heading2"/>
+        <w:spacing w:after="120" w:before="300"/>
+      </w:pPr>
+      <w:r>
+        <w:rPr>
+          <w:rFonts w:ascii="Georgia" w:cs="Georgia" w:eastAsia="Georgia" w:hAnsi="Georgia"/>
+          <w:b/>
+          <w:bCs/>
+          <w:color w:val="a76d83"/>
+          <w:sz w:val="26"/>
+          <w:szCs w:val="26"/>
+        </w:rPr>
+        <w:t xml:space="preserve">13.4 Pop-Up Notice Modal</w:t>
+      </w:r>
+    </w:p>
+    <w:p>
+      <w:pPr>
+        <w:spacing w:after="120"/>
+      </w:pPr>
+      <w:r>
+        <w:rPr>
+          <w:rFonts w:ascii="Calibri" w:cs="Calibri" w:eastAsia="Calibri" w:hAnsi="Calibri"/>
+          <w:color w:val="3d3d3d"/>
+          <w:sz w:val="22"/>
+          <w:szCs w:val="22"/>
+        </w:rPr>
+        <w:t xml:space="preserve">Full-screen blurred backdrop. Cannot dismiss without PIN. Queue counter "1 of 3". Title + priority badge + date/expiry. Highlighted message card (warm yellow bg, orange left border). PIN keypad with 4 dots. Green flash on correct, red shake on wrong. Dark mode: dark brown bg, light text.</w:t>
+      </w:r>
+    </w:p>
+    <w:p>
+      <w:pPr>
+        <w:pStyle w:val="Heading2"/>
+        <w:spacing w:after="120" w:before="300"/>
+      </w:pPr>
+      <w:r>
+        <w:rPr>
+          <w:rFonts w:ascii="Georgia" w:cs="Georgia" w:eastAsia="Georgia" w:hAnsi="Georgia"/>
+          <w:b/>
+          <w:bCs/>
+          <w:color w:val="a76d83"/>
+          <w:sz w:val="26"/>
+          <w:szCs w:val="26"/>
+        </w:rPr>
+        <w:t xml:space="preserve">13.5 Login Page</w:t>
+      </w:r>
+    </w:p>
+    <w:p>
+      <w:pPr>
+        <w:spacing w:after="120"/>
+      </w:pPr>
+      <w:r>
+        <w:rPr>
+          <w:rFonts w:ascii="Calibri" w:cs="Calibri" w:eastAsia="Calibri" w:hAnsi="Calibri"/>
+          <w:color w:val="3d3d3d"/>
+          <w:sz w:val="22"/>
+          <w:szCs w:val="22"/>
+        </w:rPr>
+        <w:t xml:space="preserve">Centered card (max 400px). Rose logo + "Together Homecare Care Portal". Email + password fields. Sign In button. Forgot password link. Role-based redirect after login. First login = password reset + PIN setup.</w:t>
+      </w:r>
+    </w:p>
+    <w:p>
+      <w:pPr>
+        <w:pBdr>
+          <w:bottom w:val="single" w:color="ac6b75" w:sz="6" w:space="1"/>
+        </w:pBdr>
+        <w:spacing w:after="200" w:before="200"/>
+      </w:pPr>
+    </w:p>
+    <w:p>
+      <w:pPr>
+        <w:pStyle w:val="Heading1"/>
+        <w:spacing w:after="120" w:before="400"/>
+      </w:pPr>
+      <w:r>
+        <w:rPr>
+          <w:rFonts w:ascii="Georgia" w:cs="Georgia" w:eastAsia="Georgia" w:hAnsi="Georgia"/>
+          <w:b/>
+          <w:bCs/>
+          <w:color w:val="ac6b75"/>
+          <w:sz w:val="32"/>
+          <w:szCs w:val="32"/>
+        </w:rPr>
+        <w:t xml:space="preserve">14. Mockup Reference</w:t>
       </w:r>
     </w:p>
     <w:p>
